--- a/Auditoria_y_Rendimiento_Web.docx
+++ b/Auditoria_y_Rendimiento_Web.docx
@@ -1,76 +1,87 @@
 
 <file path=word/document.xml><?xml version="1.0" encoding="utf-8"?>
-<w:document xmlns:mc="http://schemas.openxmlformats.org/markup-compatibility/2006" xmlns:o="urn:schemas-microsoft-com:office:office" xmlns:r="http://schemas.openxmlformats.org/officeDocument/2006/relationships" xmlns:m="http://schemas.openxmlformats.org/officeDocument/2006/math" xmlns:v="urn:schemas-microsoft-com:vml" xmlns:wp="http://schemas.openxmlformats.org/drawingml/2006/wordprocessingDrawing" xmlns:w10="urn:schemas-microsoft-com:office:word" xmlns:w="http://schemas.openxmlformats.org/wordprocessingml/2006/main" xmlns:wne="http://schemas.microsoft.com/office/word/2006/wordml" xmlns:sl="http://schemas.openxmlformats.org/schemaLibrary/2006/main" xmlns:a="http://schemas.openxmlformats.org/drawingml/2006/main" xmlns:pic="http://schemas.openxmlformats.org/drawingml/2006/picture" xmlns:c="http://schemas.openxmlformats.org/drawingml/2006/chart" xmlns:lc="http://schemas.openxmlformats.org/drawingml/2006/lockedCanvas" xmlns:dgm="http://schemas.openxmlformats.org/drawingml/2006/diagram" xmlns:wps="http://schemas.microsoft.com/office/word/2010/wordprocessingShape" xmlns:wpg="http://schemas.microsoft.com/office/word/2010/wordprocessingGroup" xmlns:w14="http://schemas.microsoft.com/office/word/2010/wordml" xmlns:w15="http://schemas.microsoft.com/office/word/2012/wordml" xmlns:w16="http://schemas.microsoft.com/office/word/2018/wordml" xmlns:w16cex="http://schemas.microsoft.com/office/word/2018/wordml/cex" xmlns:w16cid="http://schemas.microsoft.com/office/word/2016/wordml/cid" xmlns="http://schemas.microsoft.com/office/tasks/2019/documenttasks" xmlns:cr="http://schemas.microsoft.com/office/comments/2020/reactions">
+<w:document xmlns:mc="http://schemas.openxmlformats.org/markup-compatibility/2006" xmlns:o="urn:schemas-microsoft-com:office:office" xmlns:r="http://schemas.openxmlformats.org/officeDocument/2006/relationships" xmlns:m="http://schemas.openxmlformats.org/officeDocument/2006/math" xmlns:v="urn:schemas-microsoft-com:vml" xmlns:wp="http://schemas.openxmlformats.org/drawingml/2006/wordprocessingDrawing" xmlns:w10="urn:schemas-microsoft-com:office:word" xmlns:w="http://schemas.openxmlformats.org/wordprocessingml/2006/main" xmlns:wne="http://schemas.microsoft.com/office/word/2006/wordml" xmlns:sl="http://schemas.openxmlformats.org/schemaLibrary/2006/main" xmlns:a="http://schemas.openxmlformats.org/drawingml/2006/main" xmlns:pic="http://schemas.openxmlformats.org/drawingml/2006/picture" xmlns:c="http://schemas.openxmlformats.org/drawingml/2006/chart" xmlns:lc="http://schemas.openxmlformats.org/drawingml/2006/lockedCanvas" xmlns:dgm="http://schemas.openxmlformats.org/drawingml/2006/diagram" xmlns:wps="http://schemas.microsoft.com/office/word/2010/wordprocessingShape" xmlns:wpg="http://schemas.microsoft.com/office/word/2010/wordprocessingGroup" xmlns:w14="http://schemas.microsoft.com/office/word/2010/wordml" xmlns:w15="http://schemas.microsoft.com/office/word/2012/wordml" xmlns:w16="http://schemas.microsoft.com/office/word/2018/wordml" xmlns:w16cex="http://schemas.microsoft.com/office/word/2018/wordml/cex" xmlns:w16cid="http://schemas.microsoft.com/office/word/2016/wordml/cid" xmlns:cr="http://schemas.microsoft.com/office/comments/2020/reactions" xmlns:wp14="http://schemas.microsoft.com/office/word/2010/wordprocessingDrawing" xmlns:wpi="http://schemas.microsoft.com/office/word/2010/wordprocessingInk" xmlns:aink="http://schemas.microsoft.com/office/drawing/2016/ink">
   <w:body>
     <w:p>
       <w:pPr>
         <w:pStyle w:val="Heading3"/>
-        <w:keepNext w:val="0"/>
-        <w:keepLines w:val="0"/>
+        <w:keepNext w:val="off"/>
+        <w:keepLines w:val="off"/>
         <w:pBdr>
-          <w:top w:color="auto" w:space="0" w:sz="0" w:val="none"/>
-          <w:left w:color="auto" w:space="0" w:sz="0" w:val="none"/>
-          <w:bottom w:color="auto" w:space="0" w:sz="0" w:val="none"/>
-          <w:right w:color="auto" w:space="0" w:sz="0" w:val="none"/>
-          <w:between w:color="auto" w:space="0" w:sz="0" w:val="none"/>
+          <w:top w:val="none" w:sz="4" w:space="0"/>
+          <w:left w:val="none" w:sz="4" w:space="0"/>
+          <w:bottom w:val="none" w:sz="4" w:space="0"/>
+          <w:right w:val="none" w:sz="4" w:space="0"/>
+          <w:between w:val="none" w:sz="4" w:space="0"/>
         </w:pBdr>
-        <w:shd w:fill="181a1b" w:val="clear"/>
-        <w:spacing w:after="0" w:before="0" w:lineRule="auto"/>
-        <w:rPr>
-          <w:b w:val="1"/>
-          <w:bCs w:val="1"/>
+        <w:shd w:val="clear" w:fill="181a1b"/>
+        <w:spacing w:before="0" w:after="0"/>
+        <w:rPr>
+          <w:b/>
+          <w:bCs/>
           <w:color w:val="d0ccc6"/>
           <w:sz w:val="52"/>
           <w:szCs w:val="52"/>
         </w:rPr>
       </w:pPr>
-      <w:bookmarkStart w:colFirst="0" w:colLast="0" w:name="_s37jd94bbu0z" w:id="0"/>
+      <w:bookmarkStart w:id="0" w:name="_s37jd94bbu0z"/>
       <w:bookmarkEnd w:id="0"/>
       <w:r>
         <w:rPr>
-          <w:b w:val="1"/>
-          <w:bCs w:val="1"/>
+          <w:b/>
+          <w:bCs/>
           <w:color w:val="d0ccc6"/>
           <w:sz w:val="52"/>
           <w:szCs w:val="52"/>
-          <w:rtl w:val="0"/>
-        </w:rPr>
-        <w:t xml:space="preserve">Actividad 1: Laboratorio de Auditoría y Rendimiento Web</w:t>
+          <w:rtl w:val="off"/>
+        </w:rPr>
+        <w:t>A</w:t>
+      </w:r>
+      <w:r>
+        <w:rPr>
+          <w:b/>
+          <w:bCs/>
+          <w:color w:val="d0ccc6"/>
+          <w:sz w:val="52"/>
+          <w:szCs w:val="52"/>
+          <w:rtl w:val="off"/>
+        </w:rPr>
+        <w:t>ctividad 1: Laboratorio de Auditoría y Rendimiento Web</w:t>
       </w:r>
     </w:p>
     <w:p>
       <w:pPr>
         <w:pBdr>
-          <w:top w:color="auto" w:space="0" w:sz="0" w:val="none"/>
-          <w:left w:color="auto" w:space="0" w:sz="0" w:val="none"/>
-          <w:bottom w:color="auto" w:space="0" w:sz="0" w:val="none"/>
-          <w:right w:color="auto" w:space="0" w:sz="0" w:val="none"/>
-          <w:between w:color="auto" w:space="0" w:sz="0" w:val="none"/>
+          <w:top w:val="none" w:sz="4" w:space="0"/>
+          <w:left w:val="none" w:sz="4" w:space="0"/>
+          <w:bottom w:val="none" w:sz="4" w:space="0"/>
+          <w:right w:val="none" w:sz="4" w:space="0"/>
+          <w:between w:val="none" w:sz="4" w:space="0"/>
         </w:pBdr>
-        <w:shd w:fill="181a1b" w:val="clear"/>
-        <w:rPr>
-          <w:color w:val="d0ccc6"/>
-          <w:sz w:val="21"/>
-          <w:szCs w:val="21"/>
-        </w:rPr>
-      </w:pPr>
-      <w:r>
-        <w:rPr>
-          <w:b w:val="1"/>
-          <w:bCs w:val="1"/>
-          <w:color w:val="d0ccc6"/>
-          <w:sz w:val="21"/>
-          <w:szCs w:val="21"/>
-          <w:rtl w:val="0"/>
-        </w:rPr>
-        <w:t xml:space="preserve">Formato:</w:t>
-      </w:r>
-      <w:r>
-        <w:rPr>
-          <w:color w:val="d0ccc6"/>
-          <w:sz w:val="21"/>
-          <w:szCs w:val="21"/>
-          <w:rtl w:val="0"/>
+        <w:shd w:val="clear" w:fill="181a1b"/>
+        <w:rPr>
+          <w:color w:val="d0ccc6"/>
+          <w:sz w:val="21"/>
+          <w:szCs w:val="21"/>
+        </w:rPr>
+      </w:pPr>
+      <w:r>
+        <w:rPr>
+          <w:b/>
+          <w:bCs/>
+          <w:color w:val="d0ccc6"/>
+          <w:sz w:val="21"/>
+          <w:szCs w:val="21"/>
+          <w:rtl w:val="off"/>
+        </w:rPr>
+        <w:t>Formato:</w:t>
+      </w:r>
+      <w:r>
+        <w:rPr>
+          <w:color w:val="d0ccc6"/>
+          <w:sz w:val="21"/>
+          <w:szCs w:val="21"/>
+          <w:rtl w:val="off"/>
         </w:rPr>
         <w:t xml:space="preserve"> Individual o Parejas (Informe Técnico + Capturas de pantalla). El informe puede ser una presentación de cualquier tipo, o un archivo markdown. Tanto las capturas como el el informe tienen que estar en su repo.</w:t>
       </w:r>
@@ -78,116 +89,116 @@
     <w:p>
       <w:pPr>
         <w:pBdr>
-          <w:top w:color="auto" w:space="0" w:sz="0" w:val="none"/>
-          <w:left w:color="auto" w:space="0" w:sz="0" w:val="none"/>
-          <w:bottom w:color="auto" w:space="0" w:sz="0" w:val="none"/>
-          <w:right w:color="auto" w:space="0" w:sz="0" w:val="none"/>
-          <w:between w:color="auto" w:space="0" w:sz="0" w:val="none"/>
+          <w:top w:val="none" w:sz="4" w:space="0"/>
+          <w:left w:val="none" w:sz="4" w:space="0"/>
+          <w:bottom w:val="none" w:sz="4" w:space="0"/>
+          <w:right w:val="none" w:sz="4" w:space="0"/>
+          <w:between w:val="none" w:sz="4" w:space="0"/>
         </w:pBdr>
-        <w:shd w:fill="181a1b" w:val="clear"/>
-        <w:rPr>
-          <w:color w:val="d0ccc6"/>
-          <w:sz w:val="21"/>
-          <w:szCs w:val="21"/>
-        </w:rPr>
-      </w:pPr>
-      <w:r>
-        <w:rPr>
-          <w:b w:val="1"/>
-          <w:bCs w:val="1"/>
-          <w:color w:val="d0ccc6"/>
-          <w:sz w:val="21"/>
-          <w:szCs w:val="21"/>
-          <w:rtl w:val="0"/>
-        </w:rPr>
-        <w:t xml:space="preserve">Criterios que evalúa:</w:t>
-      </w:r>
-      <w:r>
-        <w:rPr>
-          <w:color w:val="d0ccc6"/>
-          <w:sz w:val="21"/>
-          <w:szCs w:val="21"/>
-          <w:rtl w:val="0"/>
+        <w:shd w:val="clear" w:fill="181a1b"/>
+        <w:rPr>
+          <w:color w:val="d0ccc6"/>
+          <w:sz w:val="21"/>
+          <w:szCs w:val="21"/>
+        </w:rPr>
+      </w:pPr>
+      <w:r>
+        <w:rPr>
+          <w:b/>
+          <w:bCs/>
+          <w:color w:val="d0ccc6"/>
+          <w:sz w:val="21"/>
+          <w:szCs w:val="21"/>
+          <w:rtl w:val="off"/>
+        </w:rPr>
+        <w:t>Criterios que evalúa:</w:t>
+      </w:r>
+      <w:r>
+        <w:rPr>
+          <w:color w:val="d0ccc6"/>
+          <w:sz w:val="21"/>
+          <w:szCs w:val="21"/>
+          <w:rtl w:val="off"/>
         </w:rPr>
         <w:t xml:space="preserve"> </w:t>
       </w:r>
       <w:r>
         <w:rPr>
-          <w:b w:val="1"/>
-          <w:bCs w:val="1"/>
-          <w:color w:val="d0ccc6"/>
-          <w:sz w:val="21"/>
-          <w:szCs w:val="21"/>
-          <w:rtl w:val="0"/>
-        </w:rPr>
-        <w:t xml:space="preserve">CE a</w:t>
-      </w:r>
-      <w:r>
-        <w:rPr>
-          <w:color w:val="d0ccc6"/>
-          <w:sz w:val="21"/>
-          <w:szCs w:val="21"/>
-          <w:rtl w:val="0"/>
+          <w:b/>
+          <w:bCs/>
+          <w:color w:val="d0ccc6"/>
+          <w:sz w:val="21"/>
+          <w:szCs w:val="21"/>
+          <w:rtl w:val="off"/>
+        </w:rPr>
+        <w:t>CE a</w:t>
+      </w:r>
+      <w:r>
+        <w:rPr>
+          <w:color w:val="d0ccc6"/>
+          <w:sz w:val="21"/>
+          <w:szCs w:val="21"/>
+          <w:rtl w:val="off"/>
         </w:rPr>
         <w:t xml:space="preserve"> (Modelos cliente/servidor), </w:t>
       </w:r>
       <w:r>
         <w:rPr>
-          <w:b w:val="1"/>
-          <w:bCs w:val="1"/>
-          <w:color w:val="d0ccc6"/>
-          <w:sz w:val="21"/>
-          <w:szCs w:val="21"/>
-          <w:rtl w:val="0"/>
-        </w:rPr>
-        <w:t xml:space="preserve">CE b</w:t>
-      </w:r>
-      <w:r>
-        <w:rPr>
-          <w:color w:val="d0ccc6"/>
-          <w:sz w:val="21"/>
-          <w:szCs w:val="21"/>
-          <w:rtl w:val="0"/>
+          <w:b/>
+          <w:bCs/>
+          <w:color w:val="d0ccc6"/>
+          <w:sz w:val="21"/>
+          <w:szCs w:val="21"/>
+          <w:rtl w:val="off"/>
+        </w:rPr>
+        <w:t>CE b</w:t>
+      </w:r>
+      <w:r>
+        <w:rPr>
+          <w:color w:val="d0ccc6"/>
+          <w:sz w:val="21"/>
+          <w:szCs w:val="21"/>
+          <w:rtl w:val="off"/>
         </w:rPr>
         <w:t xml:space="preserve"> (Capacidades y mecanismos del navegador), </w:t>
       </w:r>
       <w:r>
         <w:rPr>
-          <w:b w:val="1"/>
-          <w:bCs w:val="1"/>
-          <w:color w:val="d0ccc6"/>
-          <w:sz w:val="21"/>
-          <w:szCs w:val="21"/>
-          <w:rtl w:val="0"/>
-        </w:rPr>
-        <w:t xml:space="preserve">CE d</w:t>
-      </w:r>
-      <w:r>
-        <w:rPr>
-          <w:color w:val="d0ccc6"/>
-          <w:sz w:val="21"/>
-          <w:szCs w:val="21"/>
-          <w:rtl w:val="0"/>
+          <w:b/>
+          <w:bCs/>
+          <w:color w:val="d0ccc6"/>
+          <w:sz w:val="21"/>
+          <w:szCs w:val="21"/>
+          <w:rtl w:val="off"/>
+        </w:rPr>
+        <w:t>CE d</w:t>
+      </w:r>
+      <w:r>
+        <w:rPr>
+          <w:color w:val="d0ccc6"/>
+          <w:sz w:val="21"/>
+          <w:szCs w:val="21"/>
+          <w:rtl w:val="off"/>
         </w:rPr>
         <w:t xml:space="preserve"> (Particularidades de scripts vs tradicional) y </w:t>
       </w:r>
       <w:r>
         <w:rPr>
-          <w:b w:val="1"/>
-          <w:bCs w:val="1"/>
-          <w:color w:val="d0ccc6"/>
-          <w:sz w:val="21"/>
-          <w:szCs w:val="21"/>
-          <w:rtl w:val="0"/>
-        </w:rPr>
-        <w:t xml:space="preserve">CE f</w:t>
-      </w:r>
-      <w:r>
-        <w:rPr>
-          <w:color w:val="d0ccc6"/>
-          <w:sz w:val="21"/>
-          <w:szCs w:val="21"/>
-          <w:rtl w:val="0"/>
+          <w:b/>
+          <w:bCs/>
+          <w:color w:val="d0ccc6"/>
+          <w:sz w:val="21"/>
+          <w:szCs w:val="21"/>
+          <w:rtl w:val="off"/>
+        </w:rPr>
+        <w:t>CE f</w:t>
+      </w:r>
+      <w:r>
+        <w:rPr>
+          <w:color w:val="d0ccc6"/>
+          <w:sz w:val="21"/>
+          <w:szCs w:val="21"/>
+          <w:rtl w:val="off"/>
         </w:rPr>
         <w:t xml:space="preserve"> (Herramientas de programación).</w:t>
       </w:r>
@@ -195,81 +206,92 @@
     <w:p>
       <w:pPr>
         <w:pStyle w:val="Heading3"/>
-        <w:keepNext w:val="0"/>
-        <w:keepLines w:val="0"/>
+        <w:keepNext w:val="off"/>
+        <w:keepLines w:val="off"/>
         <w:pBdr>
-          <w:top w:color="auto" w:space="0" w:sz="0" w:val="none"/>
-          <w:left w:color="auto" w:space="0" w:sz="0" w:val="none"/>
-          <w:bottom w:color="auto" w:space="0" w:sz="0" w:val="none"/>
-          <w:right w:color="auto" w:space="0" w:sz="0" w:val="none"/>
-          <w:between w:color="auto" w:space="0" w:sz="0" w:val="none"/>
+          <w:top w:val="none" w:sz="4" w:space="0"/>
+          <w:left w:val="none" w:sz="4" w:space="0"/>
+          <w:bottom w:val="none" w:sz="4" w:space="0"/>
+          <w:right w:val="none" w:sz="4" w:space="0"/>
+          <w:between w:val="none" w:sz="4" w:space="0"/>
         </w:pBdr>
-        <w:shd w:fill="181a1b" w:val="clear"/>
-        <w:spacing w:after="0" w:before="0" w:lineRule="auto"/>
-        <w:rPr>
-          <w:b w:val="1"/>
-          <w:bCs w:val="1"/>
+        <w:shd w:val="clear" w:fill="181a1b"/>
+        <w:spacing w:before="0" w:after="0"/>
+        <w:rPr>
+          <w:b/>
+          <w:bCs/>
           <w:color w:val="d0ccc6"/>
           <w:sz w:val="52"/>
           <w:szCs w:val="52"/>
         </w:rPr>
       </w:pPr>
-      <w:bookmarkStart w:colFirst="0" w:colLast="0" w:name="_xscvsdgcd2bi" w:id="1"/>
+      <w:bookmarkStart w:id="1" w:name="_xscvsdgcd2bi"/>
       <w:bookmarkEnd w:id="1"/>
       <w:r>
         <w:rPr>
-          <w:b w:val="1"/>
-          <w:bCs w:val="1"/>
+          <w:b/>
+          <w:bCs/>
           <w:color w:val="d0ccc6"/>
           <w:sz w:val="52"/>
           <w:szCs w:val="52"/>
-          <w:rtl w:val="0"/>
-        </w:rPr>
-        <w:t xml:space="preserve">Enunciado:</w:t>
+          <w:rtl w:val="off"/>
+        </w:rPr>
+        <w:t>E</w:t>
+      </w:r>
+      <w:r>
+        <w:rPr>
+          <w:b/>
+          <w:bCs/>
+          <w:color w:val="d0ccc6"/>
+          <w:sz w:val="52"/>
+          <w:szCs w:val="52"/>
+          <w:rtl w:val="off"/>
+        </w:rPr>
+        <w:t>nunciado:</w:t>
       </w:r>
     </w:p>
     <w:p>
       <w:pPr>
         <w:pBdr>
-          <w:top w:color="auto" w:space="0" w:sz="0" w:val="none"/>
-          <w:left w:color="auto" w:space="0" w:sz="0" w:val="none"/>
-          <w:bottom w:color="auto" w:space="0" w:sz="0" w:val="none"/>
-          <w:right w:color="auto" w:space="0" w:sz="0" w:val="none"/>
-          <w:between w:color="auto" w:space="0" w:sz="0" w:val="none"/>
+          <w:top w:val="none" w:sz="4" w:space="0"/>
+          <w:left w:val="none" w:sz="4" w:space="0"/>
+          <w:bottom w:val="none" w:sz="4" w:space="0"/>
+          <w:right w:val="none" w:sz="4" w:space="0"/>
+          <w:between w:val="none" w:sz="4" w:space="0"/>
         </w:pBdr>
-        <w:shd w:fill="181a1b" w:val="clear"/>
-        <w:rPr>
-          <w:color w:val="d0ccc6"/>
-          <w:sz w:val="21"/>
-          <w:szCs w:val="21"/>
-        </w:rPr>
-      </w:pPr>
-      <w:r>
-        <w:rPr>
-          <w:color w:val="d0ccc6"/>
-          <w:sz w:val="21"/>
-          <w:szCs w:val="21"/>
-          <w:rtl w:val="0"/>
+        <w:shd w:val="clear" w:fill="181a1b"/>
+        <w:rPr>
+          <w:color w:val="d0ccc6"/>
+          <w:sz w:val="21"/>
+          <w:szCs w:val="21"/>
+        </w:rPr>
+      </w:pPr>
+      <w:r>
+        <w:rPr>
+          <w:color w:val="d0ccc6"/>
+          <w:sz w:val="21"/>
+          <w:szCs w:val="21"/>
+          <w:rtl w:val="off"/>
         </w:rPr>
         <w:t xml:space="preserve">Elige una web SPA (Single-Page Application) moderna altamente dinámica (ej. YouTube, Spotify Web, o Twitter/X) y realiza una auditoría técnica utilizando exclusivamente las </w:t>
       </w:r>
       <w:r>
         <w:rPr>
-          <w:b w:val="1"/>
-          <w:bCs w:val="1"/>
-          <w:color w:val="d0ccc6"/>
-          <w:sz w:val="21"/>
-          <w:szCs w:val="21"/>
-          <w:rtl w:val="0"/>
-        </w:rPr>
-        <w:t xml:space="preserve">DevTools</w:t>
-      </w:r>
-      <w:r>
-        <w:rPr>
-          <w:color w:val="d0ccc6"/>
-          <w:sz w:val="21"/>
-          <w:szCs w:val="21"/>
-          <w:rtl w:val="0"/>
+          <w:b/>
+          <w:bCs/>
+          <w:color w:val="d0ccc6"/>
+          <w:sz w:val="21"/>
+          <w:szCs w:val="21"/>
+          <w:rtl w:val="off"/>
+        </w:rPr>
+        <w:t>DevTools</w:t>
+      </w:r>
+      <w:r>
+        <w:rPr>
+          <w:color w:val="d0ccc6"/>
+          <w:sz w:val="21"/>
+          <w:szCs w:val="21"/>
+          <w:rtl w:val="off"/>
         </w:rPr>
         <w:t xml:space="preserve"> de tu navegador de cabecera.</w:t>
       </w:r>
@@ -277,37 +299,48 @@
     <w:p>
       <w:pPr>
         <w:pStyle w:val="Heading3"/>
-        <w:keepNext w:val="0"/>
-        <w:keepLines w:val="0"/>
+        <w:keepNext w:val="off"/>
+        <w:keepLines w:val="off"/>
         <w:pBdr>
-          <w:top w:color="auto" w:space="0" w:sz="0" w:val="none"/>
-          <w:left w:color="auto" w:space="0" w:sz="0" w:val="none"/>
-          <w:bottom w:color="auto" w:space="0" w:sz="0" w:val="none"/>
-          <w:right w:color="auto" w:space="0" w:sz="0" w:val="none"/>
-          <w:between w:color="auto" w:space="0" w:sz="0" w:val="none"/>
+          <w:top w:val="none" w:sz="4" w:space="0"/>
+          <w:left w:val="none" w:sz="4" w:space="0"/>
+          <w:bottom w:val="none" w:sz="4" w:space="0"/>
+          <w:right w:val="none" w:sz="4" w:space="0"/>
+          <w:between w:val="none" w:sz="4" w:space="0"/>
         </w:pBdr>
-        <w:shd w:fill="181a1b" w:val="clear"/>
-        <w:spacing w:after="0" w:before="0" w:lineRule="auto"/>
-        <w:rPr>
-          <w:b w:val="1"/>
-          <w:bCs w:val="1"/>
+        <w:shd w:val="clear" w:fill="181a1b"/>
+        <w:spacing w:before="0" w:after="0"/>
+        <w:rPr>
+          <w:b/>
+          <w:bCs/>
           <w:color w:val="d0ccc6"/>
           <w:sz w:val="52"/>
           <w:szCs w:val="52"/>
         </w:rPr>
       </w:pPr>
-      <w:bookmarkStart w:colFirst="0" w:colLast="0" w:name="_263rh8p4zp" w:id="2"/>
+      <w:bookmarkStart w:id="2" w:name="_263rh8p4zp"/>
       <w:bookmarkEnd w:id="2"/>
       <w:r>
         <w:rPr>
-          <w:b w:val="1"/>
-          <w:bCs w:val="1"/>
+          <w:b/>
+          <w:bCs/>
           <w:color w:val="d0ccc6"/>
           <w:sz w:val="52"/>
           <w:szCs w:val="52"/>
-          <w:rtl w:val="0"/>
-        </w:rPr>
-        <w:t xml:space="preserve">Tareas a realizar:</w:t>
+          <w:rtl w:val="off"/>
+        </w:rPr>
+        <w:t>T</w:t>
+      </w:r>
+      <w:r>
+        <w:rPr>
+          <w:b/>
+          <w:bCs/>
+          <w:color w:val="d0ccc6"/>
+          <w:sz w:val="52"/>
+          <w:szCs w:val="52"/>
+          <w:rtl w:val="off"/>
+        </w:rPr>
+        <w:t>areas a realizar:</w:t>
       </w:r>
     </w:p>
     <w:p>
@@ -317,73 +350,74 @@
           <w:numId w:val="2"/>
         </w:numPr>
         <w:pBdr>
-          <w:top w:color="auto" w:space="0" w:sz="0" w:val="none"/>
-          <w:bottom w:color="auto" w:space="0" w:sz="0" w:val="none"/>
-          <w:right w:color="auto" w:space="0" w:sz="0" w:val="none"/>
-          <w:between w:color="auto" w:space="0" w:sz="0" w:val="none"/>
+          <w:top w:val="none" w:sz="4" w:space="0"/>
+          <w:bottom w:val="none" w:sz="4" w:space="0"/>
+          <w:right w:val="none" w:sz="4" w:space="0"/>
+          <w:between w:val="none" w:sz="4" w:space="0"/>
         </w:pBdr>
-        <w:shd w:fill="181a1b" w:val="clear"/>
+        <w:shd w:val="clear" w:fill="181a1b"/>
         <w:ind w:left="720" w:hanging="360"/>
-      </w:pPr>
-      <w:r>
-        <w:rPr>
-          <w:b w:val="1"/>
-          <w:bCs w:val="1"/>
-          <w:color w:val="d0ccc6"/>
-          <w:sz w:val="21"/>
-          <w:szCs w:val="21"/>
-          <w:rtl w:val="0"/>
-        </w:rPr>
-        <w:t xml:space="preserve">Auditoría de Red (Network):</w:t>
-      </w:r>
-      <w:r>
-        <w:rPr>
-          <w:color w:val="d0ccc6"/>
-          <w:sz w:val="21"/>
-          <w:szCs w:val="21"/>
-          <w:rtl w:val="0"/>
+        <w:rPr/>
+      </w:pPr>
+      <w:r>
+        <w:rPr>
+          <w:b/>
+          <w:bCs/>
+          <w:color w:val="d0ccc6"/>
+          <w:sz w:val="21"/>
+          <w:szCs w:val="21"/>
+          <w:rtl w:val="off"/>
+        </w:rPr>
+        <w:t>Auditoría de Red (Network):</w:t>
+      </w:r>
+      <w:r>
+        <w:rPr>
+          <w:color w:val="d0ccc6"/>
+          <w:sz w:val="21"/>
+          <w:szCs w:val="21"/>
+          <w:rtl w:val="off"/>
         </w:rPr>
         <w:t xml:space="preserve"> Recarga la página y filtra por la pestaña </w:t>
       </w:r>
       <w:r>
         <w:rPr>
-          <w:i w:val="1"/>
-          <w:iCs w:val="1"/>
-          <w:color w:val="d0ccc6"/>
-          <w:sz w:val="21"/>
-          <w:szCs w:val="21"/>
-          <w:rtl w:val="0"/>
-        </w:rPr>
-        <w:t xml:space="preserve">Doc</w:t>
-      </w:r>
-      <w:r>
-        <w:rPr>
-          <w:color w:val="d0ccc6"/>
-          <w:sz w:val="21"/>
-          <w:szCs w:val="21"/>
-          <w:rtl w:val="0"/>
+          <w:i/>
+          <w:iCs/>
+          <w:color w:val="d0ccc6"/>
+          <w:sz w:val="21"/>
+          <w:szCs w:val="21"/>
+          <w:rtl w:val="off"/>
+        </w:rPr>
+        <w:t>Doc</w:t>
+      </w:r>
+      <w:r>
+        <w:rPr>
+          <w:color w:val="d0ccc6"/>
+          <w:sz w:val="21"/>
+          <w:szCs w:val="21"/>
+          <w:rtl w:val="off"/>
         </w:rPr>
         <w:t xml:space="preserve"> (HTML) y la pestaña </w:t>
       </w:r>
       <w:r>
         <w:rPr>
-          <w:i w:val="1"/>
-          <w:iCs w:val="1"/>
-          <w:color w:val="d0ccc6"/>
-          <w:sz w:val="21"/>
-          <w:szCs w:val="21"/>
-          <w:rtl w:val="0"/>
-        </w:rPr>
-        <w:t xml:space="preserve">JS</w:t>
-      </w:r>
-      <w:r>
-        <w:rPr>
-          <w:color w:val="d0ccc6"/>
-          <w:sz w:val="21"/>
-          <w:szCs w:val="21"/>
-          <w:rtl w:val="0"/>
-        </w:rPr>
-        <w:t xml:space="preserve">. Identifica el tamaño del HTML inicial que envía el servidor frente al tamaño total de los scripts de JavaScript que se descargan. Explica razonadamente si la página utiliza SSR (Server-Side Rendering) o CSR (Client-Side Rendering) basándote en lo que ves en la respuesta del primer HTML (CE a).</w:t>
+          <w:i/>
+          <w:iCs/>
+          <w:color w:val="d0ccc6"/>
+          <w:sz w:val="21"/>
+          <w:szCs w:val="21"/>
+          <w:rtl w:val="off"/>
+        </w:rPr>
+        <w:t>JS</w:t>
+      </w:r>
+      <w:r>
+        <w:rPr>
+          <w:color w:val="d0ccc6"/>
+          <w:sz w:val="21"/>
+          <w:szCs w:val="21"/>
+          <w:rtl w:val="off"/>
+        </w:rPr>
+        <w:t>. Identifica el tamaño del HTML inicial que envía el servidor frente al tamaño total de los scripts de JavaScript que se descargan. Explica razonadamente si la página utiliza SSR (Server-Side Rendering) o CSR (Client-Side Rendering) basándote en lo que ves en la respuesta del primer HTML (CE a).</w:t>
       </w:r>
     </w:p>
     <w:p>
@@ -393,91 +427,92 @@
           <w:numId w:val="2"/>
         </w:numPr>
         <w:pBdr>
-          <w:top w:color="auto" w:space="0" w:sz="0" w:val="none"/>
-          <w:bottom w:color="auto" w:space="0" w:sz="0" w:val="none"/>
-          <w:right w:color="auto" w:space="0" w:sz="0" w:val="none"/>
-          <w:between w:color="auto" w:space="0" w:sz="0" w:val="none"/>
+          <w:top w:val="none" w:sz="4" w:space="0"/>
+          <w:bottom w:val="none" w:sz="4" w:space="0"/>
+          <w:right w:val="none" w:sz="4" w:space="0"/>
+          <w:between w:val="none" w:sz="4" w:space="0"/>
         </w:pBdr>
-        <w:shd w:fill="181a1b" w:val="clear"/>
+        <w:shd w:val="clear" w:fill="181a1b"/>
         <w:ind w:left="720" w:hanging="360"/>
-      </w:pPr>
-      <w:r>
-        <w:rPr>
-          <w:b w:val="1"/>
-          <w:bCs w:val="1"/>
-          <w:color w:val="d0ccc6"/>
-          <w:sz w:val="21"/>
-          <w:szCs w:val="21"/>
-          <w:rtl w:val="0"/>
-        </w:rPr>
-        <w:t xml:space="preserve">Destripando el Motor (Performance):</w:t>
-      </w:r>
-      <w:r>
-        <w:rPr>
-          <w:color w:val="d0ccc6"/>
-          <w:sz w:val="21"/>
-          <w:szCs w:val="21"/>
-          <w:rtl w:val="0"/>
+        <w:rPr/>
+      </w:pPr>
+      <w:r>
+        <w:rPr>
+          <w:b/>
+          <w:bCs/>
+          <w:color w:val="d0ccc6"/>
+          <w:sz w:val="21"/>
+          <w:szCs w:val="21"/>
+          <w:rtl w:val="off"/>
+        </w:rPr>
+        <w:t>Destripando el Motor (Performance):</w:t>
+      </w:r>
+      <w:r>
+        <w:rPr>
+          <w:color w:val="d0ccc6"/>
+          <w:sz w:val="21"/>
+          <w:szCs w:val="21"/>
+          <w:rtl w:val="off"/>
         </w:rPr>
         <w:t xml:space="preserve"> Realiza una grabación de rendimiento de 5 segundos mientras interactúas con la web. Localiza en la línea de tiempo las fases de </w:t>
       </w:r>
       <w:r>
         <w:rPr>
-          <w:b w:val="1"/>
-          <w:bCs w:val="1"/>
-          <w:color w:val="d0ccc6"/>
-          <w:sz w:val="21"/>
-          <w:szCs w:val="21"/>
-          <w:rtl w:val="0"/>
-        </w:rPr>
-        <w:t xml:space="preserve">Parsing HTML</w:t>
-      </w:r>
-      <w:r>
-        <w:rPr>
-          <w:color w:val="d0ccc6"/>
-          <w:sz w:val="21"/>
-          <w:szCs w:val="21"/>
-          <w:rtl w:val="0"/>
+          <w:b/>
+          <w:bCs/>
+          <w:color w:val="d0ccc6"/>
+          <w:sz w:val="21"/>
+          <w:szCs w:val="21"/>
+          <w:rtl w:val="off"/>
+        </w:rPr>
+        <w:t>Parsing HTML</w:t>
+      </w:r>
+      <w:r>
+        <w:rPr>
+          <w:color w:val="d0ccc6"/>
+          <w:sz w:val="21"/>
+          <w:szCs w:val="21"/>
+          <w:rtl w:val="off"/>
         </w:rPr>
         <w:t xml:space="preserve">, </w:t>
       </w:r>
       <w:r>
         <w:rPr>
-          <w:b w:val="1"/>
-          <w:bCs w:val="1"/>
-          <w:color w:val="d0ccc6"/>
-          <w:sz w:val="21"/>
-          <w:szCs w:val="21"/>
-          <w:rtl w:val="0"/>
-        </w:rPr>
-        <w:t xml:space="preserve">Evaluate Script</w:t>
-      </w:r>
-      <w:r>
-        <w:rPr>
-          <w:color w:val="d0ccc6"/>
-          <w:sz w:val="21"/>
-          <w:szCs w:val="21"/>
-          <w:rtl w:val="0"/>
+          <w:b/>
+          <w:bCs/>
+          <w:color w:val="d0ccc6"/>
+          <w:sz w:val="21"/>
+          <w:szCs w:val="21"/>
+          <w:rtl w:val="off"/>
+        </w:rPr>
+        <w:t>Evaluate Script</w:t>
+      </w:r>
+      <w:r>
+        <w:rPr>
+          <w:color w:val="d0ccc6"/>
+          <w:sz w:val="21"/>
+          <w:szCs w:val="21"/>
+          <w:rtl w:val="off"/>
         </w:rPr>
         <w:t xml:space="preserve"> y </w:t>
       </w:r>
       <w:r>
         <w:rPr>
-          <w:b w:val="1"/>
-          <w:bCs w:val="1"/>
-          <w:color w:val="d0ccc6"/>
-          <w:sz w:val="21"/>
-          <w:szCs w:val="21"/>
-          <w:rtl w:val="0"/>
-        </w:rPr>
-        <w:t xml:space="preserve">Compile Code</w:t>
-      </w:r>
-      <w:r>
-        <w:rPr>
-          <w:color w:val="d0ccc6"/>
-          <w:sz w:val="21"/>
-          <w:szCs w:val="21"/>
-          <w:rtl w:val="0"/>
+          <w:b/>
+          <w:bCs/>
+          <w:color w:val="d0ccc6"/>
+          <w:sz w:val="21"/>
+          <w:szCs w:val="21"/>
+          <w:rtl w:val="off"/>
+        </w:rPr>
+        <w:t>Compile Code</w:t>
+      </w:r>
+      <w:r>
+        <w:rPr>
+          <w:color w:val="d0ccc6"/>
+          <w:sz w:val="21"/>
+          <w:szCs w:val="21"/>
+          <w:rtl w:val="off"/>
         </w:rPr>
         <w:t xml:space="preserve"> (JIT). Describe qué está haciendo el motor JS (como V8 o JavaScriptCore) en ese momento de la captura (CE b, CE f).</w:t>
       </w:r>
@@ -489,71 +524,72 @@
           <w:numId w:val="2"/>
         </w:numPr>
         <w:pBdr>
-          <w:top w:color="auto" w:space="0" w:sz="0" w:val="none"/>
-          <w:bottom w:color="auto" w:space="0" w:sz="0" w:val="none"/>
-          <w:right w:color="auto" w:space="0" w:sz="0" w:val="none"/>
-          <w:between w:color="auto" w:space="0" w:sz="0" w:val="none"/>
+          <w:top w:val="none" w:sz="4" w:space="0"/>
+          <w:bottom w:val="none" w:sz="4" w:space="0"/>
+          <w:right w:val="none" w:sz="4" w:space="0"/>
+          <w:between w:val="none" w:sz="4" w:space="0"/>
         </w:pBdr>
-        <w:shd w:fill="181a1b" w:val="clear"/>
+        <w:shd w:val="clear" w:fill="181a1b"/>
         <w:ind w:left="720" w:hanging="360"/>
-      </w:pPr>
-      <w:r>
-        <w:rPr>
-          <w:b w:val="1"/>
-          <w:bCs w:val="1"/>
-          <w:color w:val="d0ccc6"/>
-          <w:sz w:val="21"/>
-          <w:szCs w:val="21"/>
-          <w:rtl w:val="0"/>
-        </w:rPr>
-        <w:t xml:space="preserve">El Sandbox en acción (Consola):</w:t>
-      </w:r>
-      <w:r>
-        <w:rPr>
-          <w:color w:val="d0ccc6"/>
-          <w:sz w:val="21"/>
-          <w:szCs w:val="21"/>
-          <w:rtl w:val="0"/>
+        <w:rPr/>
+      </w:pPr>
+      <w:r>
+        <w:rPr>
+          <w:b/>
+          <w:bCs/>
+          <w:color w:val="d0ccc6"/>
+          <w:sz w:val="21"/>
+          <w:szCs w:val="21"/>
+          <w:rtl w:val="off"/>
+        </w:rPr>
+        <w:t>El Sandbox en acción (Consola):</w:t>
+      </w:r>
+      <w:r>
+        <w:rPr>
+          <w:color w:val="d0ccc6"/>
+          <w:sz w:val="21"/>
+          <w:szCs w:val="21"/>
+          <w:rtl w:val="off"/>
         </w:rPr>
         <w:t xml:space="preserve"> Abre la pestaña </w:t>
       </w:r>
       <w:r>
         <w:rPr>
-          <w:i w:val="1"/>
-          <w:iCs w:val="1"/>
-          <w:color w:val="d0ccc6"/>
-          <w:sz w:val="21"/>
-          <w:szCs w:val="21"/>
-          <w:rtl w:val="0"/>
-        </w:rPr>
-        <w:t xml:space="preserve">Console</w:t>
-      </w:r>
-      <w:r>
-        <w:rPr>
-          <w:color w:val="d0ccc6"/>
-          <w:sz w:val="21"/>
-          <w:szCs w:val="21"/>
-          <w:rtl w:val="0"/>
+          <w:i/>
+          <w:iCs/>
+          <w:color w:val="d0ccc6"/>
+          <w:sz w:val="21"/>
+          <w:szCs w:val="21"/>
+          <w:rtl w:val="off"/>
+        </w:rPr>
+        <w:t>Console</w:t>
+      </w:r>
+      <w:r>
+        <w:rPr>
+          <w:color w:val="d0ccc6"/>
+          <w:sz w:val="21"/>
+          <w:szCs w:val="21"/>
+          <w:rtl w:val="off"/>
         </w:rPr>
         <w:t xml:space="preserve">. Intenta ejecutar una línea de código sencilla como const a = "eoo"; console.log(a);. Luego intenta otro código "maligno", como que intente leer un archivo de tu disco duro (ej. usando FileReader de forma automática sin un input del usuario). Captura el error de seguridad, documenta qué restricción del </w:t>
       </w:r>
       <w:r>
         <w:rPr>
-          <w:b w:val="1"/>
-          <w:bCs w:val="1"/>
-          <w:color w:val="d0ccc6"/>
-          <w:sz w:val="21"/>
-          <w:szCs w:val="21"/>
-          <w:rtl w:val="0"/>
-        </w:rPr>
-        <w:t xml:space="preserve">Sandbox</w:t>
-      </w:r>
-      <w:r>
-        <w:rPr>
-          <w:color w:val="d0ccc6"/>
-          <w:sz w:val="21"/>
-          <w:szCs w:val="21"/>
-          <w:rtl w:val="0"/>
+          <w:b/>
+          <w:bCs/>
+          <w:color w:val="d0ccc6"/>
+          <w:sz w:val="21"/>
+          <w:szCs w:val="21"/>
+          <w:rtl w:val="off"/>
+        </w:rPr>
+        <w:t>Sandbox</w:t>
+      </w:r>
+      <w:r>
+        <w:rPr>
+          <w:color w:val="d0ccc6"/>
+          <w:sz w:val="21"/>
+          <w:szCs w:val="21"/>
+          <w:rtl w:val="off"/>
         </w:rPr>
         <w:t xml:space="preserve"> del navegador ha saltado y explica por qué es vital para la seguridad del usuario (CE b).</w:t>
       </w:r>
@@ -565,31 +601,32 @@
           <w:numId w:val="2"/>
         </w:numPr>
         <w:pBdr>
-          <w:top w:color="auto" w:space="0" w:sz="0" w:val="none"/>
-          <w:bottom w:color="auto" w:space="0" w:sz="0" w:val="none"/>
-          <w:right w:color="auto" w:space="0" w:sz="0" w:val="none"/>
-          <w:between w:color="auto" w:space="0" w:sz="0" w:val="none"/>
+          <w:top w:val="none" w:sz="4" w:space="0"/>
+          <w:bottom w:val="none" w:sz="4" w:space="0"/>
+          <w:right w:val="none" w:sz="4" w:space="0"/>
+          <w:between w:val="none" w:sz="4" w:space="0"/>
         </w:pBdr>
-        <w:shd w:fill="181a1b" w:val="clear"/>
+        <w:shd w:val="clear" w:fill="181a1b"/>
         <w:ind w:left="720" w:hanging="360"/>
-      </w:pPr>
-      <w:r>
-        <w:rPr>
-          <w:b w:val="1"/>
-          <w:bCs w:val="1"/>
-          <w:color w:val="d0ccc6"/>
-          <w:sz w:val="21"/>
-          <w:szCs w:val="21"/>
-          <w:rtl w:val="0"/>
-        </w:rPr>
-        <w:t xml:space="preserve">Análisis de Bloqueo:</w:t>
-      </w:r>
-      <w:r>
-        <w:rPr>
-          <w:color w:val="d0ccc6"/>
-          <w:sz w:val="21"/>
-          <w:szCs w:val="21"/>
-          <w:rtl w:val="0"/>
+        <w:rPr/>
+      </w:pPr>
+      <w:r>
+        <w:rPr>
+          <w:b/>
+          <w:bCs/>
+          <w:color w:val="d0ccc6"/>
+          <w:sz w:val="21"/>
+          <w:szCs w:val="21"/>
+          <w:rtl w:val="off"/>
+        </w:rPr>
+        <w:t>Análisis de Bloqueo:</w:t>
+      </w:r>
+      <w:r>
+        <w:rPr>
+          <w:color w:val="d0ccc6"/>
+          <w:sz w:val="21"/>
+          <w:szCs w:val="21"/>
+          <w:rtl w:val="off"/>
         </w:rPr>
         <w:t xml:space="preserve"> Busca en la red un script que pese más de 1MB en esa web. Explica qué ocurriría con la experiencia de usuario si ese script se ejecutase de manera síncrona y tradicional en lugar de usar la naturaleza asíncrona y orientada a eventos propia del scripting web (CE d).</w:t>
       </w:r>
@@ -597,72 +634,83 @@
     <w:p>
       <w:pPr>
         <w:pStyle w:val="Heading3"/>
-        <w:keepNext w:val="0"/>
-        <w:keepLines w:val="0"/>
+        <w:keepNext w:val="off"/>
+        <w:keepLines w:val="off"/>
         <w:pBdr>
-          <w:top w:color="auto" w:space="0" w:sz="0" w:val="none"/>
-          <w:left w:color="auto" w:space="0" w:sz="0" w:val="none"/>
-          <w:bottom w:color="auto" w:space="0" w:sz="0" w:val="none"/>
-          <w:right w:color="auto" w:space="0" w:sz="0" w:val="none"/>
-          <w:between w:color="auto" w:space="0" w:sz="0" w:val="none"/>
+          <w:top w:val="none" w:sz="4" w:space="0"/>
+          <w:left w:val="none" w:sz="4" w:space="0"/>
+          <w:bottom w:val="none" w:sz="4" w:space="0"/>
+          <w:right w:val="none" w:sz="4" w:space="0"/>
+          <w:between w:val="none" w:sz="4" w:space="0"/>
         </w:pBdr>
-        <w:shd w:fill="181a1b" w:val="clear"/>
-        <w:spacing w:after="0" w:before="0" w:lineRule="auto"/>
-        <w:rPr>
-          <w:b w:val="1"/>
-          <w:bCs w:val="1"/>
+        <w:shd w:val="clear" w:fill="181a1b"/>
+        <w:spacing w:before="0" w:after="0"/>
+        <w:rPr>
+          <w:b/>
+          <w:bCs/>
           <w:color w:val="d0ccc6"/>
           <w:sz w:val="52"/>
           <w:szCs w:val="52"/>
         </w:rPr>
       </w:pPr>
-      <w:bookmarkStart w:colFirst="0" w:colLast="0" w:name="_v6a57cgqdk84" w:id="3"/>
+      <w:bookmarkStart w:id="3" w:name="_v6a57cgqdk84"/>
       <w:bookmarkEnd w:id="3"/>
       <w:r>
         <w:rPr>
-          <w:b w:val="1"/>
-          <w:bCs w:val="1"/>
+          <w:b/>
+          <w:bCs/>
           <w:color w:val="d0ccc6"/>
           <w:sz w:val="52"/>
           <w:szCs w:val="52"/>
-          <w:rtl w:val="0"/>
-        </w:rPr>
-        <w:t xml:space="preserve">Actividad 2: El Gran Duelo de la Integración (defer vs async vs modules)</w:t>
+          <w:rtl w:val="off"/>
+        </w:rPr>
+        <w:t>A</w:t>
+      </w:r>
+      <w:r>
+        <w:rPr>
+          <w:b/>
+          <w:bCs/>
+          <w:color w:val="d0ccc6"/>
+          <w:sz w:val="52"/>
+          <w:szCs w:val="52"/>
+          <w:rtl w:val="off"/>
+        </w:rPr>
+        <w:t>ctividad 2: El Gran Duelo de la Integración (defer vs async vs modules)</w:t>
       </w:r>
     </w:p>
     <w:p>
       <w:pPr>
         <w:pBdr>
-          <w:top w:color="auto" w:space="0" w:sz="0" w:val="none"/>
-          <w:left w:color="auto" w:space="0" w:sz="0" w:val="none"/>
-          <w:bottom w:color="auto" w:space="0" w:sz="0" w:val="none"/>
-          <w:right w:color="auto" w:space="0" w:sz="0" w:val="none"/>
-          <w:between w:color="auto" w:space="0" w:sz="0" w:val="none"/>
+          <w:top w:val="none" w:sz="4" w:space="0"/>
+          <w:left w:val="none" w:sz="4" w:space="0"/>
+          <w:bottom w:val="none" w:sz="4" w:space="0"/>
+          <w:right w:val="none" w:sz="4" w:space="0"/>
+          <w:between w:val="none" w:sz="4" w:space="0"/>
         </w:pBdr>
-        <w:shd w:fill="181a1b" w:val="clear"/>
-        <w:rPr>
-          <w:color w:val="d0ccc6"/>
-          <w:sz w:val="21"/>
-          <w:szCs w:val="21"/>
-        </w:rPr>
-      </w:pPr>
-      <w:r>
-        <w:rPr>
-          <w:b w:val="1"/>
-          <w:bCs w:val="1"/>
-          <w:color w:val="d0ccc6"/>
-          <w:sz w:val="21"/>
-          <w:szCs w:val="21"/>
-          <w:rtl w:val="0"/>
-        </w:rPr>
-        <w:t xml:space="preserve">Formato:</w:t>
-      </w:r>
-      <w:r>
-        <w:rPr>
-          <w:color w:val="d0ccc6"/>
-          <w:sz w:val="21"/>
-          <w:szCs w:val="21"/>
-          <w:rtl w:val="0"/>
+        <w:shd w:val="clear" w:fill="181a1b"/>
+        <w:rPr>
+          <w:color w:val="d0ccc6"/>
+          <w:sz w:val="21"/>
+          <w:szCs w:val="21"/>
+        </w:rPr>
+      </w:pPr>
+      <w:r>
+        <w:rPr>
+          <w:b/>
+          <w:bCs/>
+          <w:color w:val="d0ccc6"/>
+          <w:sz w:val="21"/>
+          <w:szCs w:val="21"/>
+          <w:rtl w:val="off"/>
+        </w:rPr>
+        <w:t>Formato:</w:t>
+      </w:r>
+      <w:r>
+        <w:rPr>
+          <w:color w:val="d0ccc6"/>
+          <w:sz w:val="21"/>
+          <w:szCs w:val="21"/>
+          <w:rtl w:val="off"/>
         </w:rPr>
         <w:t xml:space="preserve"> Individual (Laboratorio de código y despliegue).</w:t>
       </w:r>
@@ -670,96 +718,96 @@
     <w:p>
       <w:pPr>
         <w:pBdr>
-          <w:top w:color="auto" w:space="0" w:sz="0" w:val="none"/>
-          <w:left w:color="auto" w:space="0" w:sz="0" w:val="none"/>
-          <w:bottom w:color="auto" w:space="0" w:sz="0" w:val="none"/>
-          <w:right w:color="auto" w:space="0" w:sz="0" w:val="none"/>
-          <w:between w:color="auto" w:space="0" w:sz="0" w:val="none"/>
+          <w:top w:val="none" w:sz="4" w:space="0"/>
+          <w:left w:val="none" w:sz="4" w:space="0"/>
+          <w:bottom w:val="none" w:sz="4" w:space="0"/>
+          <w:right w:val="none" w:sz="4" w:space="0"/>
+          <w:between w:val="none" w:sz="4" w:space="0"/>
         </w:pBdr>
-        <w:shd w:fill="181a1b" w:val="clear"/>
-        <w:rPr>
-          <w:color w:val="d0ccc6"/>
-          <w:sz w:val="21"/>
-          <w:szCs w:val="21"/>
-        </w:rPr>
-      </w:pPr>
-      <w:r>
-        <w:rPr>
-          <w:b w:val="1"/>
-          <w:bCs w:val="1"/>
-          <w:color w:val="d0ccc6"/>
-          <w:sz w:val="21"/>
-          <w:szCs w:val="21"/>
-          <w:rtl w:val="0"/>
-        </w:rPr>
-        <w:t xml:space="preserve">Criterios que evalúa:</w:t>
-      </w:r>
-      <w:r>
-        <w:rPr>
-          <w:color w:val="d0ccc6"/>
-          <w:sz w:val="21"/>
-          <w:szCs w:val="21"/>
-          <w:rtl w:val="0"/>
+        <w:shd w:val="clear" w:fill="181a1b"/>
+        <w:rPr>
+          <w:color w:val="d0ccc6"/>
+          <w:sz w:val="21"/>
+          <w:szCs w:val="21"/>
+        </w:rPr>
+      </w:pPr>
+      <w:r>
+        <w:rPr>
+          <w:b/>
+          <w:bCs/>
+          <w:color w:val="d0ccc6"/>
+          <w:sz w:val="21"/>
+          <w:szCs w:val="21"/>
+          <w:rtl w:val="off"/>
+        </w:rPr>
+        <w:t>Criterios que evalúa:</w:t>
+      </w:r>
+      <w:r>
+        <w:rPr>
+          <w:color w:val="d0ccc6"/>
+          <w:sz w:val="21"/>
+          <w:szCs w:val="21"/>
+          <w:rtl w:val="off"/>
         </w:rPr>
         <w:t xml:space="preserve"> </w:t>
       </w:r>
       <w:r>
         <w:rPr>
-          <w:b w:val="1"/>
-          <w:bCs w:val="1"/>
-          <w:color w:val="d0ccc6"/>
-          <w:sz w:val="21"/>
-          <w:szCs w:val="21"/>
-          <w:rtl w:val="0"/>
-        </w:rPr>
-        <w:t xml:space="preserve">CE c</w:t>
-      </w:r>
-      <w:r>
-        <w:rPr>
-          <w:color w:val="d0ccc6"/>
-          <w:sz w:val="21"/>
-          <w:szCs w:val="21"/>
-          <w:rtl w:val="0"/>
+          <w:b/>
+          <w:bCs/>
+          <w:color w:val="d0ccc6"/>
+          <w:sz w:val="21"/>
+          <w:szCs w:val="21"/>
+          <w:rtl w:val="off"/>
+        </w:rPr>
+        <w:t>CE c</w:t>
+      </w:r>
+      <w:r>
+        <w:rPr>
+          <w:color w:val="d0ccc6"/>
+          <w:sz w:val="21"/>
+          <w:szCs w:val="21"/>
+          <w:rtl w:val="off"/>
         </w:rPr>
         <w:t xml:space="preserve"> (Lenguajes del cliente), </w:t>
       </w:r>
       <w:r>
         <w:rPr>
-          <w:b w:val="1"/>
-          <w:bCs w:val="1"/>
-          <w:color w:val="d0ccc6"/>
-          <w:sz w:val="21"/>
-          <w:szCs w:val="21"/>
-          <w:rtl w:val="0"/>
-        </w:rPr>
-        <w:t xml:space="preserve">CE e</w:t>
-      </w:r>
-      <w:r>
-        <w:rPr>
-          <w:color w:val="d0ccc6"/>
-          <w:sz w:val="21"/>
-          <w:szCs w:val="21"/>
-          <w:rtl w:val="0"/>
+          <w:b/>
+          <w:bCs/>
+          <w:color w:val="d0ccc6"/>
+          <w:sz w:val="21"/>
+          <w:szCs w:val="21"/>
+          <w:rtl w:val="off"/>
+        </w:rPr>
+        <w:t>CE e</w:t>
+      </w:r>
+      <w:r>
+        <w:rPr>
+          <w:color w:val="d0ccc6"/>
+          <w:sz w:val="21"/>
+          <w:szCs w:val="21"/>
+          <w:rtl w:val="off"/>
         </w:rPr>
         <w:t xml:space="preserve"> (Mecanismos de integración con HTML) y </w:t>
       </w:r>
       <w:r>
         <w:rPr>
-          <w:b w:val="1"/>
-          <w:bCs w:val="1"/>
-          <w:color w:val="d0ccc6"/>
-          <w:sz w:val="21"/>
-          <w:szCs w:val="21"/>
-          <w:rtl w:val="0"/>
-        </w:rPr>
-        <w:t xml:space="preserve">CE f</w:t>
-      </w:r>
-      <w:r>
-        <w:rPr>
-          <w:color w:val="d0ccc6"/>
-          <w:sz w:val="21"/>
-          <w:szCs w:val="21"/>
-          <w:rtl w:val="0"/>
+          <w:b/>
+          <w:bCs/>
+          <w:color w:val="d0ccc6"/>
+          <w:sz w:val="21"/>
+          <w:szCs w:val="21"/>
+          <w:rtl w:val="off"/>
+        </w:rPr>
+        <w:t>CE f</w:t>
+      </w:r>
+      <w:r>
+        <w:rPr>
+          <w:color w:val="d0ccc6"/>
+          <w:sz w:val="21"/>
+          <w:szCs w:val="21"/>
+          <w:rtl w:val="off"/>
         </w:rPr>
         <w:t xml:space="preserve"> (Herramientas y entornos de desarrollo).</w:t>
       </w:r>
@@ -767,99 +815,121 @@
     <w:p>
       <w:pPr>
         <w:pStyle w:val="Heading3"/>
-        <w:keepNext w:val="0"/>
-        <w:keepLines w:val="0"/>
+        <w:keepNext w:val="off"/>
+        <w:keepLines w:val="off"/>
         <w:pBdr>
-          <w:top w:color="auto" w:space="0" w:sz="0" w:val="none"/>
-          <w:left w:color="auto" w:space="0" w:sz="0" w:val="none"/>
-          <w:bottom w:color="auto" w:space="0" w:sz="0" w:val="none"/>
-          <w:right w:color="auto" w:space="0" w:sz="0" w:val="none"/>
-          <w:between w:color="auto" w:space="0" w:sz="0" w:val="none"/>
+          <w:top w:val="none" w:sz="4" w:space="0"/>
+          <w:left w:val="none" w:sz="4" w:space="0"/>
+          <w:bottom w:val="none" w:sz="4" w:space="0"/>
+          <w:right w:val="none" w:sz="4" w:space="0"/>
+          <w:between w:val="none" w:sz="4" w:space="0"/>
         </w:pBdr>
-        <w:shd w:fill="181a1b" w:val="clear"/>
-        <w:spacing w:after="0" w:before="0" w:lineRule="auto"/>
-        <w:rPr>
-          <w:b w:val="1"/>
-          <w:bCs w:val="1"/>
+        <w:shd w:val="clear" w:fill="181a1b"/>
+        <w:spacing w:before="0" w:after="0"/>
+        <w:rPr>
+          <w:b/>
+          <w:bCs/>
           <w:color w:val="d0ccc6"/>
           <w:sz w:val="52"/>
           <w:szCs w:val="52"/>
         </w:rPr>
       </w:pPr>
-      <w:bookmarkStart w:colFirst="0" w:colLast="0" w:name="_ldn8r16dxxca" w:id="4"/>
+      <w:bookmarkStart w:id="4" w:name="_ldn8r16dxxca"/>
       <w:bookmarkEnd w:id="4"/>
       <w:r>
         <w:rPr>
-          <w:b w:val="1"/>
-          <w:bCs w:val="1"/>
+          <w:b/>
+          <w:bCs/>
           <w:color w:val="d0ccc6"/>
           <w:sz w:val="52"/>
           <w:szCs w:val="52"/>
-          <w:rtl w:val="0"/>
-        </w:rPr>
-        <w:t xml:space="preserve">Enunciado:</w:t>
+          <w:rtl w:val="off"/>
+        </w:rPr>
+        <w:t>E</w:t>
+      </w:r>
+      <w:r>
+        <w:rPr>
+          <w:b/>
+          <w:bCs/>
+          <w:color w:val="d0ccc6"/>
+          <w:sz w:val="52"/>
+          <w:szCs w:val="52"/>
+          <w:rtl w:val="off"/>
+        </w:rPr>
+        <w:t>nunciado:</w:t>
       </w:r>
     </w:p>
     <w:p>
       <w:pPr>
         <w:pBdr>
-          <w:top w:color="auto" w:space="0" w:sz="0" w:val="none"/>
-          <w:left w:color="auto" w:space="0" w:sz="0" w:val="none"/>
-          <w:bottom w:color="auto" w:space="0" w:sz="0" w:val="none"/>
-          <w:right w:color="auto" w:space="0" w:sz="0" w:val="none"/>
-          <w:between w:color="auto" w:space="0" w:sz="0" w:val="none"/>
+          <w:top w:val="none" w:sz="4" w:space="0"/>
+          <w:left w:val="none" w:sz="4" w:space="0"/>
+          <w:bottom w:val="none" w:sz="4" w:space="0"/>
+          <w:right w:val="none" w:sz="4" w:space="0"/>
+          <w:between w:val="none" w:sz="4" w:space="0"/>
         </w:pBdr>
-        <w:shd w:fill="181a1b" w:val="clear"/>
-        <w:rPr>
-          <w:color w:val="d0ccc6"/>
-          <w:sz w:val="21"/>
-          <w:szCs w:val="21"/>
-        </w:rPr>
-      </w:pPr>
-      <w:r>
-        <w:rPr>
-          <w:color w:val="d0ccc6"/>
-          <w:sz w:val="21"/>
-          <w:szCs w:val="21"/>
-          <w:rtl w:val="0"/>
-        </w:rPr>
-        <w:t xml:space="preserve">En esta práctica vais a comprobar de forma empírica cómo afecta la forma de integrar JavaScript en el HTML al renderizado de la página. Para ello, prepararás un entorno de pruebas controlado."</w:t>
+        <w:shd w:val="clear" w:fill="181a1b"/>
+        <w:rPr>
+          <w:color w:val="d0ccc6"/>
+          <w:sz w:val="21"/>
+          <w:szCs w:val="21"/>
+        </w:rPr>
+      </w:pPr>
+      <w:r>
+        <w:rPr>
+          <w:color w:val="d0ccc6"/>
+          <w:sz w:val="21"/>
+          <w:szCs w:val="21"/>
+          <w:rtl w:val="off"/>
+        </w:rPr>
+        <w:t>En esta práctica vais a comprobar de forma empírica cómo afecta la forma de integrar JavaScript en el HTML al renderizado de la página. Para ello, prepararás un entorno de pruebas controlado."</w:t>
       </w:r>
     </w:p>
     <w:p>
       <w:pPr>
         <w:pStyle w:val="Heading3"/>
-        <w:keepNext w:val="0"/>
-        <w:keepLines w:val="0"/>
+        <w:keepNext w:val="off"/>
+        <w:keepLines w:val="off"/>
         <w:pBdr>
-          <w:top w:color="auto" w:space="0" w:sz="0" w:val="none"/>
-          <w:left w:color="auto" w:space="0" w:sz="0" w:val="none"/>
-          <w:bottom w:color="auto" w:space="0" w:sz="0" w:val="none"/>
-          <w:right w:color="auto" w:space="0" w:sz="0" w:val="none"/>
-          <w:between w:color="auto" w:space="0" w:sz="0" w:val="none"/>
+          <w:top w:val="none" w:sz="4" w:space="0"/>
+          <w:left w:val="none" w:sz="4" w:space="0"/>
+          <w:bottom w:val="none" w:sz="4" w:space="0"/>
+          <w:right w:val="none" w:sz="4" w:space="0"/>
+          <w:between w:val="none" w:sz="4" w:space="0"/>
         </w:pBdr>
-        <w:shd w:fill="181a1b" w:val="clear"/>
-        <w:spacing w:after="0" w:before="0" w:lineRule="auto"/>
-        <w:rPr>
-          <w:b w:val="1"/>
-          <w:bCs w:val="1"/>
+        <w:shd w:val="clear" w:fill="181a1b"/>
+        <w:spacing w:before="0" w:after="0"/>
+        <w:rPr>
+          <w:b/>
+          <w:bCs/>
           <w:color w:val="d0ccc6"/>
           <w:sz w:val="52"/>
           <w:szCs w:val="52"/>
         </w:rPr>
       </w:pPr>
-      <w:bookmarkStart w:colFirst="0" w:colLast="0" w:name="_r26qee1onkg9" w:id="5"/>
+      <w:bookmarkStart w:id="5" w:name="_r26qee1onkg9"/>
       <w:bookmarkEnd w:id="5"/>
       <w:r>
         <w:rPr>
-          <w:b w:val="1"/>
-          <w:bCs w:val="1"/>
+          <w:b/>
+          <w:bCs/>
           <w:color w:val="d0ccc6"/>
           <w:sz w:val="52"/>
           <w:szCs w:val="52"/>
-          <w:rtl w:val="0"/>
-        </w:rPr>
-        <w:t xml:space="preserve">Tareas a realizar:</w:t>
+          <w:rtl w:val="off"/>
+        </w:rPr>
+        <w:t>T</w:t>
+      </w:r>
+      <w:r>
+        <w:rPr>
+          <w:b/>
+          <w:bCs/>
+          <w:color w:val="d0ccc6"/>
+          <w:sz w:val="52"/>
+          <w:szCs w:val="52"/>
+          <w:rtl w:val="off"/>
+        </w:rPr>
+        <w:t>areas a realizar:</w:t>
       </w:r>
     </w:p>
     <w:p>
@@ -869,31 +939,32 @@
           <w:numId w:val="1"/>
         </w:numPr>
         <w:pBdr>
-          <w:top w:color="auto" w:space="0" w:sz="0" w:val="none"/>
-          <w:bottom w:color="auto" w:space="0" w:sz="0" w:val="none"/>
-          <w:right w:color="auto" w:space="0" w:sz="0" w:val="none"/>
-          <w:between w:color="auto" w:space="0" w:sz="0" w:val="none"/>
+          <w:top w:val="none" w:sz="4" w:space="0"/>
+          <w:bottom w:val="none" w:sz="4" w:space="0"/>
+          <w:right w:val="none" w:sz="4" w:space="0"/>
+          <w:between w:val="none" w:sz="4" w:space="0"/>
         </w:pBdr>
-        <w:shd w:fill="181a1b" w:val="clear"/>
+        <w:shd w:val="clear" w:fill="181a1b"/>
         <w:ind w:left="720" w:hanging="360"/>
-      </w:pPr>
-      <w:r>
-        <w:rPr>
-          <w:b w:val="1"/>
-          <w:bCs w:val="1"/>
-          <w:color w:val="d0ccc6"/>
-          <w:sz w:val="21"/>
-          <w:szCs w:val="21"/>
-          <w:rtl w:val="0"/>
-        </w:rPr>
-        <w:t xml:space="preserve">Configuración del Entorno:</w:t>
-      </w:r>
-      <w:r>
-        <w:rPr>
-          <w:color w:val="d0ccc6"/>
-          <w:sz w:val="21"/>
-          <w:szCs w:val="21"/>
-          <w:rtl w:val="0"/>
+        <w:rPr/>
+      </w:pPr>
+      <w:r>
+        <w:rPr>
+          <w:b/>
+          <w:bCs/>
+          <w:color w:val="d0ccc6"/>
+          <w:sz w:val="21"/>
+          <w:szCs w:val="21"/>
+          <w:rtl w:val="off"/>
+        </w:rPr>
+        <w:t>Configuración del Entorno:</w:t>
+      </w:r>
+      <w:r>
+        <w:rPr>
+          <w:color w:val="d0ccc6"/>
+          <w:sz w:val="21"/>
+          <w:szCs w:val="21"/>
+          <w:rtl w:val="off"/>
         </w:rPr>
         <w:t xml:space="preserve"> Crea un proyecto con un archivo index.html que contenga una estructura básica y un elemento h1 vacío (&lt;h1 id="titulo"&gt;Hola&lt;/h1&gt;).</w:t>
       </w:r>
@@ -905,31 +976,32 @@
           <w:numId w:val="1"/>
         </w:numPr>
         <w:pBdr>
-          <w:top w:color="auto" w:space="0" w:sz="0" w:val="none"/>
-          <w:bottom w:color="auto" w:space="0" w:sz="0" w:val="none"/>
-          <w:right w:color="auto" w:space="0" w:sz="0" w:val="none"/>
-          <w:between w:color="auto" w:space="0" w:sz="0" w:val="none"/>
+          <w:top w:val="none" w:sz="4" w:space="0"/>
+          <w:bottom w:val="none" w:sz="4" w:space="0"/>
+          <w:right w:val="none" w:sz="4" w:space="0"/>
+          <w:between w:val="none" w:sz="4" w:space="0"/>
         </w:pBdr>
-        <w:shd w:fill="181a1b" w:val="clear"/>
+        <w:shd w:val="clear" w:fill="181a1b"/>
         <w:ind w:left="720" w:hanging="360"/>
-      </w:pPr>
-      <w:r>
-        <w:rPr>
-          <w:b w:val="1"/>
-          <w:bCs w:val="1"/>
-          <w:color w:val="d0ccc6"/>
-          <w:sz w:val="21"/>
-          <w:szCs w:val="21"/>
-          <w:rtl w:val="0"/>
-        </w:rPr>
-        <w:t xml:space="preserve">Creación de Scripts "Pesados":</w:t>
-      </w:r>
-      <w:r>
-        <w:rPr>
-          <w:color w:val="d0ccc6"/>
-          <w:sz w:val="21"/>
-          <w:szCs w:val="21"/>
-          <w:rtl w:val="0"/>
+        <w:rPr/>
+      </w:pPr>
+      <w:r>
+        <w:rPr>
+          <w:b/>
+          <w:bCs/>
+          <w:color w:val="d0ccc6"/>
+          <w:sz w:val="21"/>
+          <w:szCs w:val="21"/>
+          <w:rtl w:val="off"/>
+        </w:rPr>
+        <w:t>Creación de Scripts "Pesados":</w:t>
+      </w:r>
+      <w:r>
+        <w:rPr>
+          <w:color w:val="d0ccc6"/>
+          <w:sz w:val="21"/>
+          <w:szCs w:val="21"/>
+          <w:rtl w:val="off"/>
         </w:rPr>
         <w:t xml:space="preserve"> Crea tres archivos JavaScript independientes: script1.js, script2.js y script3.js. En cada uno de ellos, escribe código que intente modificar el texto del h1 (document.getElementById('titulo').innerText = 'Cambiado por X'). Para simular que son scripts pesados, añade un bucle for que cuente hasta 50 millones antes de modificar el DOM.</w:t>
       </w:r>
@@ -941,31 +1013,32 @@
           <w:numId w:val="1"/>
         </w:numPr>
         <w:pBdr>
-          <w:top w:color="auto" w:space="0" w:sz="0" w:val="none"/>
-          <w:bottom w:color="auto" w:space="0" w:sz="0" w:val="none"/>
-          <w:right w:color="auto" w:space="0" w:sz="0" w:val="none"/>
-          <w:between w:color="auto" w:space="0" w:sz="0" w:val="none"/>
+          <w:top w:val="none" w:sz="4" w:space="0"/>
+          <w:bottom w:val="none" w:sz="4" w:space="0"/>
+          <w:right w:val="none" w:sz="4" w:space="0"/>
+          <w:between w:val="none" w:sz="4" w:space="0"/>
         </w:pBdr>
-        <w:shd w:fill="181a1b" w:val="clear"/>
+        <w:shd w:val="clear" w:fill="181a1b"/>
         <w:ind w:left="720" w:hanging="360"/>
-      </w:pPr>
-      <w:r>
-        <w:rPr>
-          <w:b w:val="1"/>
-          <w:bCs w:val="1"/>
-          <w:color w:val="d0ccc6"/>
-          <w:sz w:val="21"/>
-          <w:szCs w:val="21"/>
-          <w:rtl w:val="0"/>
-        </w:rPr>
-        <w:t xml:space="preserve">El Experimento de Integración:</w:t>
-      </w:r>
-      <w:r>
-        <w:rPr>
-          <w:color w:val="d0ccc6"/>
-          <w:sz w:val="21"/>
-          <w:szCs w:val="21"/>
-          <w:rtl w:val="0"/>
+        <w:rPr/>
+      </w:pPr>
+      <w:r>
+        <w:rPr>
+          <w:b/>
+          <w:bCs/>
+          <w:color w:val="d0ccc6"/>
+          <w:sz w:val="21"/>
+          <w:szCs w:val="21"/>
+          <w:rtl w:val="off"/>
+        </w:rPr>
+        <w:t>El Experimento de Integración:</w:t>
+      </w:r>
+      <w:r>
+        <w:rPr>
+          <w:color w:val="d0ccc6"/>
+          <w:sz w:val="21"/>
+          <w:szCs w:val="21"/>
+          <w:rtl w:val="off"/>
         </w:rPr>
         <w:t xml:space="preserve"> Debes probar 4 escenarios de integración diferentes en el HTML (CE e):</w:t>
       </w:r>
@@ -977,31 +1050,32 @@
           <w:numId w:val="1"/>
         </w:numPr>
         <w:pBdr>
-          <w:top w:color="auto" w:space="0" w:sz="0" w:val="none"/>
-          <w:bottom w:color="auto" w:space="0" w:sz="0" w:val="none"/>
-          <w:right w:color="auto" w:space="0" w:sz="0" w:val="none"/>
-          <w:between w:color="auto" w:space="0" w:sz="0" w:val="none"/>
+          <w:top w:val="none" w:sz="4" w:space="0"/>
+          <w:bottom w:val="none" w:sz="4" w:space="0"/>
+          <w:right w:val="none" w:sz="4" w:space="0"/>
+          <w:between w:val="none" w:sz="4" w:space="0"/>
         </w:pBdr>
-        <w:shd w:fill="181a1b" w:val="clear"/>
+        <w:shd w:val="clear" w:fill="181a1b"/>
         <w:ind w:left="720" w:hanging="360"/>
-      </w:pPr>
-      <w:r>
-        <w:rPr>
-          <w:b w:val="1"/>
-          <w:bCs w:val="1"/>
-          <w:color w:val="d0ccc6"/>
-          <w:sz w:val="21"/>
-          <w:szCs w:val="21"/>
-          <w:rtl w:val="0"/>
-        </w:rPr>
-        <w:t xml:space="preserve">Escenario A:</w:t>
-      </w:r>
-      <w:r>
-        <w:rPr>
-          <w:color w:val="d0ccc6"/>
-          <w:sz w:val="21"/>
-          <w:szCs w:val="21"/>
-          <w:rtl w:val="0"/>
+        <w:rPr/>
+      </w:pPr>
+      <w:r>
+        <w:rPr>
+          <w:b/>
+          <w:bCs/>
+          <w:color w:val="d0ccc6"/>
+          <w:sz w:val="21"/>
+          <w:szCs w:val="21"/>
+          <w:rtl w:val="off"/>
+        </w:rPr>
+        <w:t>Escenario A:</w:t>
+      </w:r>
+      <w:r>
+        <w:rPr>
+          <w:color w:val="d0ccc6"/>
+          <w:sz w:val="21"/>
+          <w:szCs w:val="21"/>
+          <w:rtl w:val="off"/>
         </w:rPr>
         <w:t xml:space="preserve"> &lt;script&gt; tradicional en la cabecera (&lt;head&gt;).</w:t>
       </w:r>
@@ -1013,31 +1087,32 @@
           <w:numId w:val="1"/>
         </w:numPr>
         <w:pBdr>
-          <w:top w:color="auto" w:space="0" w:sz="0" w:val="none"/>
-          <w:bottom w:color="auto" w:space="0" w:sz="0" w:val="none"/>
-          <w:right w:color="auto" w:space="0" w:sz="0" w:val="none"/>
-          <w:between w:color="auto" w:space="0" w:sz="0" w:val="none"/>
+          <w:top w:val="none" w:sz="4" w:space="0"/>
+          <w:bottom w:val="none" w:sz="4" w:space="0"/>
+          <w:right w:val="none" w:sz="4" w:space="0"/>
+          <w:between w:val="none" w:sz="4" w:space="0"/>
         </w:pBdr>
-        <w:shd w:fill="181a1b" w:val="clear"/>
+        <w:shd w:val="clear" w:fill="181a1b"/>
         <w:ind w:left="720" w:hanging="360"/>
-      </w:pPr>
-      <w:r>
-        <w:rPr>
-          <w:b w:val="1"/>
-          <w:bCs w:val="1"/>
-          <w:color w:val="d0ccc6"/>
-          <w:sz w:val="21"/>
-          <w:szCs w:val="21"/>
-          <w:rtl w:val="0"/>
-        </w:rPr>
-        <w:t xml:space="preserve">Escenario B:</w:t>
-      </w:r>
-      <w:r>
-        <w:rPr>
-          <w:color w:val="d0ccc6"/>
-          <w:sz w:val="21"/>
-          <w:szCs w:val="21"/>
-          <w:rtl w:val="0"/>
+        <w:rPr/>
+      </w:pPr>
+      <w:r>
+        <w:rPr>
+          <w:b/>
+          <w:bCs/>
+          <w:color w:val="d0ccc6"/>
+          <w:sz w:val="21"/>
+          <w:szCs w:val="21"/>
+          <w:rtl w:val="off"/>
+        </w:rPr>
+        <w:t>Escenario B:</w:t>
+      </w:r>
+      <w:r>
+        <w:rPr>
+          <w:color w:val="d0ccc6"/>
+          <w:sz w:val="21"/>
+          <w:szCs w:val="21"/>
+          <w:rtl w:val="off"/>
         </w:rPr>
         <w:t xml:space="preserve"> &lt;script&gt; tradicional justo antes de cerrar el &lt;/body&gt;.</w:t>
       </w:r>
@@ -1049,31 +1124,32 @@
           <w:numId w:val="1"/>
         </w:numPr>
         <w:pBdr>
-          <w:top w:color="auto" w:space="0" w:sz="0" w:val="none"/>
-          <w:bottom w:color="auto" w:space="0" w:sz="0" w:val="none"/>
-          <w:right w:color="auto" w:space="0" w:sz="0" w:val="none"/>
-          <w:between w:color="auto" w:space="0" w:sz="0" w:val="none"/>
+          <w:top w:val="none" w:sz="4" w:space="0"/>
+          <w:bottom w:val="none" w:sz="4" w:space="0"/>
+          <w:right w:val="none" w:sz="4" w:space="0"/>
+          <w:between w:val="none" w:sz="4" w:space="0"/>
         </w:pBdr>
-        <w:shd w:fill="181a1b" w:val="clear"/>
+        <w:shd w:val="clear" w:fill="181a1b"/>
         <w:ind w:left="720" w:hanging="360"/>
-      </w:pPr>
-      <w:r>
-        <w:rPr>
-          <w:b w:val="1"/>
-          <w:bCs w:val="1"/>
-          <w:color w:val="d0ccc6"/>
-          <w:sz w:val="21"/>
-          <w:szCs w:val="21"/>
-          <w:rtl w:val="0"/>
-        </w:rPr>
-        <w:t xml:space="preserve">Escenario C:</w:t>
-      </w:r>
-      <w:r>
-        <w:rPr>
-          <w:color w:val="d0ccc6"/>
-          <w:sz w:val="21"/>
-          <w:szCs w:val="21"/>
-          <w:rtl w:val="0"/>
+        <w:rPr/>
+      </w:pPr>
+      <w:r>
+        <w:rPr>
+          <w:b/>
+          <w:bCs/>
+          <w:color w:val="d0ccc6"/>
+          <w:sz w:val="21"/>
+          <w:szCs w:val="21"/>
+          <w:rtl w:val="off"/>
+        </w:rPr>
+        <w:t>Escenario C:</w:t>
+      </w:r>
+      <w:r>
+        <w:rPr>
+          <w:color w:val="d0ccc6"/>
+          <w:sz w:val="21"/>
+          <w:szCs w:val="21"/>
+          <w:rtl w:val="off"/>
         </w:rPr>
         <w:t xml:space="preserve"> &lt;script async&gt; en el &lt;head&gt;.</w:t>
       </w:r>
@@ -1085,31 +1161,32 @@
           <w:numId w:val="1"/>
         </w:numPr>
         <w:pBdr>
-          <w:top w:color="auto" w:space="0" w:sz="0" w:val="none"/>
-          <w:bottom w:color="auto" w:space="0" w:sz="0" w:val="none"/>
-          <w:right w:color="auto" w:space="0" w:sz="0" w:val="none"/>
-          <w:between w:color="auto" w:space="0" w:sz="0" w:val="none"/>
+          <w:top w:val="none" w:sz="4" w:space="0"/>
+          <w:bottom w:val="none" w:sz="4" w:space="0"/>
+          <w:right w:val="none" w:sz="4" w:space="0"/>
+          <w:between w:val="none" w:sz="4" w:space="0"/>
         </w:pBdr>
-        <w:shd w:fill="181a1b" w:val="clear"/>
+        <w:shd w:val="clear" w:fill="181a1b"/>
         <w:ind w:left="720" w:hanging="360"/>
-      </w:pPr>
-      <w:r>
-        <w:rPr>
-          <w:b w:val="1"/>
-          <w:bCs w:val="1"/>
-          <w:color w:val="d0ccc6"/>
-          <w:sz w:val="21"/>
-          <w:szCs w:val="21"/>
-          <w:rtl w:val="0"/>
-        </w:rPr>
-        <w:t xml:space="preserve">Escenario D:</w:t>
-      </w:r>
-      <w:r>
-        <w:rPr>
-          <w:color w:val="d0ccc6"/>
-          <w:sz w:val="21"/>
-          <w:szCs w:val="21"/>
-          <w:rtl w:val="0"/>
+        <w:rPr/>
+      </w:pPr>
+      <w:r>
+        <w:rPr>
+          <w:b/>
+          <w:bCs/>
+          <w:color w:val="d0ccc6"/>
+          <w:sz w:val="21"/>
+          <w:szCs w:val="21"/>
+          <w:rtl w:val="off"/>
+        </w:rPr>
+        <w:t>Escenario D:</w:t>
+      </w:r>
+      <w:r>
+        <w:rPr>
+          <w:color w:val="d0ccc6"/>
+          <w:sz w:val="21"/>
+          <w:szCs w:val="21"/>
+          <w:rtl w:val="off"/>
         </w:rPr>
         <w:t xml:space="preserve"> &lt;script defer&gt; en el &lt;head&gt;.</w:t>
       </w:r>
@@ -1121,31 +1198,32 @@
           <w:numId w:val="1"/>
         </w:numPr>
         <w:pBdr>
-          <w:top w:color="auto" w:space="0" w:sz="0" w:val="none"/>
-          <w:bottom w:color="auto" w:space="0" w:sz="0" w:val="none"/>
-          <w:right w:color="auto" w:space="0" w:sz="0" w:val="none"/>
-          <w:between w:color="auto" w:space="0" w:sz="0" w:val="none"/>
+          <w:top w:val="none" w:sz="4" w:space="0"/>
+          <w:bottom w:val="none" w:sz="4" w:space="0"/>
+          <w:right w:val="none" w:sz="4" w:space="0"/>
+          <w:between w:val="none" w:sz="4" w:space="0"/>
         </w:pBdr>
-        <w:shd w:fill="181a1b" w:val="clear"/>
+        <w:shd w:val="clear" w:fill="181a1b"/>
         <w:ind w:left="720" w:hanging="360"/>
-      </w:pPr>
-      <w:r>
-        <w:rPr>
-          <w:b w:val="1"/>
-          <w:bCs w:val="1"/>
-          <w:color w:val="d0ccc6"/>
-          <w:sz w:val="21"/>
-          <w:szCs w:val="21"/>
-          <w:rtl w:val="0"/>
-        </w:rPr>
-        <w:t xml:space="preserve">Escenario E:</w:t>
-      </w:r>
-      <w:r>
-        <w:rPr>
-          <w:color w:val="d0ccc6"/>
-          <w:sz w:val="21"/>
-          <w:szCs w:val="21"/>
-          <w:rtl w:val="0"/>
+        <w:rPr/>
+      </w:pPr>
+      <w:r>
+        <w:rPr>
+          <w:b/>
+          <w:bCs/>
+          <w:color w:val="d0ccc6"/>
+          <w:sz w:val="21"/>
+          <w:szCs w:val="21"/>
+          <w:rtl w:val="off"/>
+        </w:rPr>
+        <w:t>Escenario E:</w:t>
+      </w:r>
+      <w:r>
+        <w:rPr>
+          <w:color w:val="d0ccc6"/>
+          <w:sz w:val="21"/>
+          <w:szCs w:val="21"/>
+          <w:rtl w:val="off"/>
         </w:rPr>
         <w:t xml:space="preserve"> &lt;script type="module"&gt; en el &lt;head&gt;.</w:t>
       </w:r>
@@ -1157,51 +1235,52 @@
           <w:numId w:val="1"/>
         </w:numPr>
         <w:pBdr>
-          <w:top w:color="auto" w:space="0" w:sz="0" w:val="none"/>
-          <w:bottom w:color="auto" w:space="0" w:sz="0" w:val="none"/>
-          <w:right w:color="auto" w:space="0" w:sz="0" w:val="none"/>
-          <w:between w:color="auto" w:space="0" w:sz="0" w:val="none"/>
+          <w:top w:val="none" w:sz="4" w:space="0"/>
+          <w:bottom w:val="none" w:sz="4" w:space="0"/>
+          <w:right w:val="none" w:sz="4" w:space="0"/>
+          <w:between w:val="none" w:sz="4" w:space="0"/>
         </w:pBdr>
-        <w:shd w:fill="181a1b" w:val="clear"/>
+        <w:shd w:val="clear" w:fill="181a1b"/>
         <w:ind w:left="720" w:hanging="360"/>
-      </w:pPr>
-      <w:r>
-        <w:rPr>
-          <w:b w:val="1"/>
-          <w:bCs w:val="1"/>
-          <w:color w:val="d0ccc6"/>
-          <w:sz w:val="21"/>
-          <w:szCs w:val="21"/>
-          <w:rtl w:val="0"/>
-        </w:rPr>
-        <w:t xml:space="preserve">Informe de Resultados:</w:t>
-      </w:r>
-      <w:r>
-        <w:rPr>
-          <w:color w:val="d0ccc6"/>
-          <w:sz w:val="21"/>
-          <w:szCs w:val="21"/>
-          <w:rtl w:val="0"/>
+        <w:rPr/>
+      </w:pPr>
+      <w:r>
+        <w:rPr>
+          <w:b/>
+          <w:bCs/>
+          <w:color w:val="d0ccc6"/>
+          <w:sz w:val="21"/>
+          <w:szCs w:val="21"/>
+          <w:rtl w:val="off"/>
+        </w:rPr>
+        <w:t>Informe de Resultados:</w:t>
+      </w:r>
+      <w:r>
+        <w:rPr>
+          <w:color w:val="d0ccc6"/>
+          <w:sz w:val="21"/>
+          <w:szCs w:val="21"/>
+          <w:rtl w:val="off"/>
         </w:rPr>
         <w:t xml:space="preserve"> Para cada escenario, debéis abrir las DevTools (pestaña Performance/Network), medir el tiempo que tarda la página en pintar el título en blanco frente a cuándo se ejecuta el script, y documentar en qué casos el script falla porque </w:t>
       </w:r>
       <w:r>
         <w:rPr>
-          <w:i w:val="1"/>
-          <w:iCs w:val="1"/>
-          <w:color w:val="d0ccc6"/>
-          <w:sz w:val="21"/>
-          <w:szCs w:val="21"/>
-          <w:rtl w:val="0"/>
-        </w:rPr>
-        <w:t xml:space="preserve">"el DOM aún no se ha construido"</w:t>
-      </w:r>
-      <w:r>
-        <w:rPr>
-          <w:color w:val="d0ccc6"/>
-          <w:sz w:val="21"/>
-          <w:szCs w:val="21"/>
-          <w:rtl w:val="0"/>
+          <w:i/>
+          <w:iCs/>
+          <w:color w:val="d0ccc6"/>
+          <w:sz w:val="21"/>
+          <w:szCs w:val="21"/>
+          <w:rtl w:val="off"/>
+        </w:rPr>
+        <w:t>"el DOM aún no se ha construido"</w:t>
+      </w:r>
+      <w:r>
+        <w:rPr>
+          <w:color w:val="d0ccc6"/>
+          <w:sz w:val="21"/>
+          <w:szCs w:val="21"/>
+          <w:rtl w:val="off"/>
         </w:rPr>
         <w:t xml:space="preserve"> (CE e, CE f).</w:t>
       </w:r>
@@ -1209,103 +1288,107 @@
     <w:p>
       <w:pPr>
         <w:pStyle w:val="Heading3"/>
-        <w:keepNext w:val="0"/>
-        <w:keepLines w:val="0"/>
+        <w:keepNext w:val="off"/>
+        <w:keepLines w:val="off"/>
         <w:pBdr>
-          <w:top w:color="auto" w:space="0" w:sz="0" w:val="none"/>
-          <w:left w:color="auto" w:space="0" w:sz="0" w:val="none"/>
-          <w:bottom w:color="auto" w:space="0" w:sz="0" w:val="none"/>
-          <w:right w:color="auto" w:space="0" w:sz="0" w:val="none"/>
-          <w:between w:color="auto" w:space="0" w:sz="0" w:val="none"/>
+          <w:top w:val="none" w:sz="4" w:space="0"/>
+          <w:left w:val="none" w:sz="4" w:space="0"/>
+          <w:bottom w:val="none" w:sz="4" w:space="0"/>
+          <w:right w:val="none" w:sz="4" w:space="0"/>
+          <w:between w:val="none" w:sz="4" w:space="0"/>
         </w:pBdr>
-        <w:shd w:fill="181a1b" w:val="clear"/>
-        <w:spacing w:after="0" w:before="0" w:lineRule="auto"/>
-        <w:rPr>
-          <w:b w:val="1"/>
-          <w:bCs w:val="1"/>
+        <w:shd w:val="clear" w:fill="181a1b"/>
+        <w:spacing w:before="0" w:after="0"/>
+        <w:rPr>
+          <w:b/>
+          <w:bCs/>
           <w:color w:val="d0ccc6"/>
           <w:sz w:val="52"/>
           <w:szCs w:val="52"/>
         </w:rPr>
       </w:pPr>
-      <w:bookmarkStart w:colFirst="0" w:colLast="0" w:name="_6tqd892mp59u" w:id="6"/>
+      <w:bookmarkStart w:id="6" w:name="_6tqd892mp59u"/>
       <w:bookmarkEnd w:id="6"/>
       <w:r>
         <w:rPr>
-          <w:b w:val="1"/>
-          <w:bCs w:val="1"/>
+          <w:b/>
+          <w:bCs/>
           <w:color w:val="d0ccc6"/>
           <w:sz w:val="52"/>
           <w:szCs w:val="52"/>
-          <w:rtl w:val="0"/>
-        </w:rPr>
-        <w:t xml:space="preserve">Rúbrica de Evaluación</w:t>
+          <w:rtl w:val="off"/>
+        </w:rPr>
+        <w:t>R</w:t>
+      </w:r>
+      <w:r>
+        <w:rPr>
+          <w:b/>
+          <w:bCs/>
+          <w:color w:val="d0ccc6"/>
+          <w:sz w:val="52"/>
+          <w:szCs w:val="52"/>
+          <w:rtl w:val="off"/>
+        </w:rPr>
+        <w:t>úbrica de Evaluación</w:t>
       </w:r>
     </w:p>
     <w:tbl>
       <w:tblPr>
         <w:tblStyle w:val="Table1"/>
-        <w:tblW w:w="9025.511811023624" w:type="dxa"/>
+        <w:tblW w:w="9025" w:type="dxa"/>
         <w:jc w:val="left"/>
         <w:tblBorders>
-          <w:top w:color="000000" w:space="0" w:sz="0" w:val="nil"/>
-          <w:left w:color="000000" w:space="0" w:sz="0" w:val="nil"/>
-          <w:bottom w:color="000000" w:space="0" w:sz="0" w:val="nil"/>
-          <w:right w:color="000000" w:space="0" w:sz="0" w:val="nil"/>
-          <w:insideH w:color="000000" w:space="0" w:sz="0" w:val="nil"/>
-          <w:insideV w:color="000000" w:space="0" w:sz="0" w:val="nil"/>
+          <w:top w:val="nil" w:sz="4" w:space="0"/>
+          <w:left w:val="nil" w:sz="4" w:space="0"/>
+          <w:bottom w:val="nil" w:sz="4" w:space="0"/>
+          <w:right w:val="nil" w:sz="4" w:space="0"/>
+          <w:insideH w:val="nil" w:sz="4" w:space="0"/>
+          <w:insideV w:val="nil" w:sz="4" w:space="0"/>
         </w:tblBorders>
         <w:tblLayout w:type="fixed"/>
         <w:tblLook w:val="0600"/>
       </w:tblPr>
       <w:tblGrid>
-        <w:gridCol w:w="2256.377952755906"/>
-        <w:gridCol w:w="2256.377952755906"/>
-        <w:gridCol w:w="2256.377952755906"/>
-        <w:gridCol w:w="2256.377952755906"/>
-        <w:tblGridChange w:id="0">
-          <w:tblGrid>
-            <w:gridCol w:w="2256.377952755906"/>
-            <w:gridCol w:w="2256.377952755906"/>
-            <w:gridCol w:w="2256.377952755906"/>
-            <w:gridCol w:w="2256.377952755906"/>
-          </w:tblGrid>
-        </w:tblGridChange>
+        <w:gridCol w:w="2256"/>
+        <w:gridCol w:w="2256"/>
+        <w:gridCol w:w="2256"/>
+        <w:gridCol w:w="2256"/>
       </w:tblGrid>
       <w:tr>
         <w:trPr>
-          <w:cantSplit w:val="0"/>
+          <w:cantSplit w:val="off"/>
           <w:trHeight w:val="1055" w:hRule="atLeast"/>
-          <w:tblHeader w:val="0"/>
+          <w:tblHeader w:val="off"/>
         </w:trPr>
         <w:tc>
           <w:tcPr>
+            <w:cnfStyle w:val="000000000000"/>
             <w:tcBorders>
-              <w:top w:color="3e4346" w:space="0" w:sz="7" w:val="single"/>
-              <w:left w:color="3e4346" w:space="0" w:sz="7" w:val="single"/>
-              <w:bottom w:color="3e4346" w:space="0" w:sz="7" w:val="single"/>
-              <w:right w:color="3e4346" w:space="0" w:sz="7" w:val="single"/>
+              <w:top w:val="single" w:color="3e4346" w:sz="7" w:space="0"/>
+              <w:left w:val="single" w:color="3e4346" w:sz="7" w:space="0"/>
+              <w:bottom w:val="single" w:color="3e4346" w:sz="7" w:space="0"/>
+              <w:right w:val="single" w:color="3e4346" w:sz="7" w:space="0"/>
             </w:tcBorders>
             <w:tcMar>
-              <w:top w:w="100.0" w:type="dxa"/>
-              <w:left w:w="100.0" w:type="dxa"/>
-              <w:bottom w:w="100.0" w:type="dxa"/>
-              <w:right w:w="100.0" w:type="dxa"/>
+              <w:top w:w="100" w:type="dxa"/>
+              <w:left w:w="100" w:type="dxa"/>
+              <w:bottom w:w="100" w:type="dxa"/>
+              <w:right w:w="100" w:type="dxa"/>
             </w:tcMar>
             <w:vAlign w:val="top"/>
           </w:tcPr>
           <w:p>
             <w:pPr>
               <w:pBdr>
-                <w:top w:color="auto" w:space="0" w:sz="0" w:val="none"/>
-                <w:left w:color="auto" w:space="0" w:sz="0" w:val="none"/>
-                <w:bottom w:color="auto" w:space="0" w:sz="0" w:val="none"/>
-                <w:right w:color="auto" w:space="0" w:sz="0" w:val="none"/>
-                <w:between w:color="auto" w:space="0" w:sz="0" w:val="none"/>
+                <w:top w:val="none" w:sz="4" w:space="0"/>
+                <w:left w:val="none" w:sz="4" w:space="0"/>
+                <w:bottom w:val="none" w:sz="4" w:space="0"/>
+                <w:right w:val="none" w:sz="4" w:space="0"/>
+                <w:between w:val="none" w:sz="4" w:space="0"/>
               </w:pBdr>
               <w:rPr>
-                <w:b w:val="1"/>
-                <w:bCs w:val="1"/>
+                <w:b/>
+                <w:bCs/>
                 <w:color w:val="d0ccc6"/>
                 <w:sz w:val="21"/>
                 <w:szCs w:val="21"/>
@@ -1313,45 +1396,46 @@
             </w:pPr>
             <w:r>
               <w:rPr>
-                <w:b w:val="1"/>
-                <w:bCs w:val="1"/>
+                <w:b/>
+                <w:bCs/>
                 <w:color w:val="d0ccc6"/>
                 <w:sz w:val="21"/>
                 <w:szCs w:val="21"/>
-                <w:rtl w:val="0"/>
+                <w:rtl w:val="off"/>
               </w:rPr>
-              <w:t xml:space="preserve">Criterio de Evaluación</w:t>
+              <w:t>Criterio de Evaluación</w:t>
             </w:r>
           </w:p>
         </w:tc>
         <w:tc>
           <w:tcPr>
+            <w:cnfStyle w:val="000000000000"/>
             <w:tcBorders>
-              <w:top w:color="3e4346" w:space="0" w:sz="7" w:val="single"/>
-              <w:left w:color="3e4346" w:space="0" w:sz="7" w:val="single"/>
-              <w:bottom w:color="3e4346" w:space="0" w:sz="7" w:val="single"/>
-              <w:right w:color="3e4346" w:space="0" w:sz="7" w:val="single"/>
+              <w:top w:val="single" w:color="3e4346" w:sz="7" w:space="0"/>
+              <w:left w:val="single" w:color="3e4346" w:sz="7" w:space="0"/>
+              <w:bottom w:val="single" w:color="3e4346" w:sz="7" w:space="0"/>
+              <w:right w:val="single" w:color="3e4346" w:sz="7" w:space="0"/>
             </w:tcBorders>
             <w:tcMar>
-              <w:top w:w="100.0" w:type="dxa"/>
-              <w:left w:w="100.0" w:type="dxa"/>
-              <w:bottom w:w="100.0" w:type="dxa"/>
-              <w:right w:w="100.0" w:type="dxa"/>
+              <w:top w:w="100" w:type="dxa"/>
+              <w:left w:w="100" w:type="dxa"/>
+              <w:bottom w:w="100" w:type="dxa"/>
+              <w:right w:w="100" w:type="dxa"/>
             </w:tcMar>
             <w:vAlign w:val="top"/>
           </w:tcPr>
           <w:p>
             <w:pPr>
               <w:pBdr>
-                <w:top w:color="auto" w:space="0" w:sz="0" w:val="none"/>
-                <w:left w:color="auto" w:space="0" w:sz="0" w:val="none"/>
-                <w:bottom w:color="auto" w:space="0" w:sz="0" w:val="none"/>
-                <w:right w:color="auto" w:space="0" w:sz="0" w:val="none"/>
-                <w:between w:color="auto" w:space="0" w:sz="0" w:val="none"/>
+                <w:top w:val="none" w:sz="4" w:space="0"/>
+                <w:left w:val="none" w:sz="4" w:space="0"/>
+                <w:bottom w:val="none" w:sz="4" w:space="0"/>
+                <w:right w:val="none" w:sz="4" w:space="0"/>
+                <w:between w:val="none" w:sz="4" w:space="0"/>
               </w:pBdr>
               <w:rPr>
-                <w:b w:val="1"/>
-                <w:bCs w:val="1"/>
+                <w:b/>
+                <w:bCs/>
                 <w:color w:val="d0ccc6"/>
                 <w:sz w:val="21"/>
                 <w:szCs w:val="21"/>
@@ -1359,45 +1443,46 @@
             </w:pPr>
             <w:r>
               <w:rPr>
-                <w:b w:val="1"/>
-                <w:bCs w:val="1"/>
+                <w:b/>
+                <w:bCs/>
                 <w:color w:val="d0ccc6"/>
                 <w:sz w:val="21"/>
                 <w:szCs w:val="21"/>
-                <w:rtl w:val="0"/>
+                <w:rtl w:val="off"/>
               </w:rPr>
-              <w:t xml:space="preserve">Evidencia en la Actividad</w:t>
+              <w:t>Evidencia en la Actividad</w:t>
             </w:r>
           </w:p>
         </w:tc>
         <w:tc>
           <w:tcPr>
+            <w:cnfStyle w:val="000000000000"/>
             <w:tcBorders>
-              <w:top w:color="3e4346" w:space="0" w:sz="7" w:val="single"/>
-              <w:left w:color="3e4346" w:space="0" w:sz="7" w:val="single"/>
-              <w:bottom w:color="3e4346" w:space="0" w:sz="7" w:val="single"/>
-              <w:right w:color="3e4346" w:space="0" w:sz="7" w:val="single"/>
+              <w:top w:val="single" w:color="3e4346" w:sz="7" w:space="0"/>
+              <w:left w:val="single" w:color="3e4346" w:sz="7" w:space="0"/>
+              <w:bottom w:val="single" w:color="3e4346" w:sz="7" w:space="0"/>
+              <w:right w:val="single" w:color="3e4346" w:sz="7" w:space="0"/>
             </w:tcBorders>
             <w:tcMar>
-              <w:top w:w="100.0" w:type="dxa"/>
-              <w:left w:w="100.0" w:type="dxa"/>
-              <w:bottom w:w="100.0" w:type="dxa"/>
-              <w:right w:w="100.0" w:type="dxa"/>
+              <w:top w:w="100" w:type="dxa"/>
+              <w:left w:w="100" w:type="dxa"/>
+              <w:bottom w:w="100" w:type="dxa"/>
+              <w:right w:w="100" w:type="dxa"/>
             </w:tcMar>
             <w:vAlign w:val="top"/>
           </w:tcPr>
           <w:p>
             <w:pPr>
               <w:pBdr>
-                <w:top w:color="auto" w:space="0" w:sz="0" w:val="none"/>
-                <w:left w:color="auto" w:space="0" w:sz="0" w:val="none"/>
-                <w:bottom w:color="auto" w:space="0" w:sz="0" w:val="none"/>
-                <w:right w:color="auto" w:space="0" w:sz="0" w:val="none"/>
-                <w:between w:color="auto" w:space="0" w:sz="0" w:val="none"/>
+                <w:top w:val="none" w:sz="4" w:space="0"/>
+                <w:left w:val="none" w:sz="4" w:space="0"/>
+                <w:bottom w:val="none" w:sz="4" w:space="0"/>
+                <w:right w:val="none" w:sz="4" w:space="0"/>
+                <w:between w:val="none" w:sz="4" w:space="0"/>
               </w:pBdr>
               <w:rPr>
-                <w:b w:val="1"/>
-                <w:bCs w:val="1"/>
+                <w:b/>
+                <w:bCs/>
                 <w:color w:val="d0ccc6"/>
                 <w:sz w:val="21"/>
                 <w:szCs w:val="21"/>
@@ -1405,45 +1490,46 @@
             </w:pPr>
             <w:r>
               <w:rPr>
-                <w:b w:val="1"/>
-                <w:bCs w:val="1"/>
+                <w:b/>
+                <w:bCs/>
                 <w:color w:val="d0ccc6"/>
                 <w:sz w:val="21"/>
                 <w:szCs w:val="21"/>
-                <w:rtl w:val="0"/>
+                <w:rtl w:val="off"/>
               </w:rPr>
-              <w:t xml:space="preserve">% Nota UT1</w:t>
+              <w:t>% Nota UT1</w:t>
             </w:r>
           </w:p>
         </w:tc>
         <w:tc>
           <w:tcPr>
+            <w:cnfStyle w:val="000000000000"/>
             <w:tcBorders>
-              <w:top w:color="3e4346" w:space="0" w:sz="7" w:val="single"/>
-              <w:left w:color="3e4346" w:space="0" w:sz="7" w:val="single"/>
-              <w:bottom w:color="3e4346" w:space="0" w:sz="7" w:val="single"/>
-              <w:right w:color="3e4346" w:space="0" w:sz="7" w:val="single"/>
+              <w:top w:val="single" w:color="3e4346" w:sz="7" w:space="0"/>
+              <w:left w:val="single" w:color="3e4346" w:sz="7" w:space="0"/>
+              <w:bottom w:val="single" w:color="3e4346" w:sz="7" w:space="0"/>
+              <w:right w:val="single" w:color="3e4346" w:sz="7" w:space="0"/>
             </w:tcBorders>
             <w:tcMar>
-              <w:top w:w="100.0" w:type="dxa"/>
-              <w:left w:w="100.0" w:type="dxa"/>
-              <w:bottom w:w="100.0" w:type="dxa"/>
-              <w:right w:w="100.0" w:type="dxa"/>
+              <w:top w:w="100" w:type="dxa"/>
+              <w:left w:w="100" w:type="dxa"/>
+              <w:bottom w:w="100" w:type="dxa"/>
+              <w:right w:w="100" w:type="dxa"/>
             </w:tcMar>
             <w:vAlign w:val="top"/>
           </w:tcPr>
           <w:p>
             <w:pPr>
               <w:pBdr>
-                <w:top w:color="auto" w:space="0" w:sz="0" w:val="none"/>
-                <w:left w:color="auto" w:space="0" w:sz="0" w:val="none"/>
-                <w:bottom w:color="auto" w:space="0" w:sz="0" w:val="none"/>
-                <w:right w:color="auto" w:space="0" w:sz="0" w:val="none"/>
-                <w:between w:color="auto" w:space="0" w:sz="0" w:val="none"/>
+                <w:top w:val="none" w:sz="4" w:space="0"/>
+                <w:left w:val="none" w:sz="4" w:space="0"/>
+                <w:bottom w:val="none" w:sz="4" w:space="0"/>
+                <w:right w:val="none" w:sz="4" w:space="0"/>
+                <w:between w:val="none" w:sz="4" w:space="0"/>
               </w:pBdr>
               <w:rPr>
-                <w:b w:val="1"/>
-                <w:bCs w:val="1"/>
+                <w:b/>
+                <w:bCs/>
                 <w:color w:val="d0ccc6"/>
                 <w:sz w:val="21"/>
                 <w:szCs w:val="21"/>
@@ -1451,52 +1537,53 @@
             </w:pPr>
             <w:r>
               <w:rPr>
-                <w:b w:val="1"/>
-                <w:bCs w:val="1"/>
+                <w:b/>
+                <w:bCs/>
                 <w:color w:val="d0ccc6"/>
                 <w:sz w:val="21"/>
                 <w:szCs w:val="21"/>
-                <w:rtl w:val="0"/>
+                <w:rtl w:val="off"/>
               </w:rPr>
-              <w:t xml:space="preserve">¿Qué buscar en la corrección?</w:t>
+              <w:t>¿Qué buscar en la corrección?</w:t>
             </w:r>
           </w:p>
         </w:tc>
       </w:tr>
       <w:tr>
         <w:trPr>
-          <w:cantSplit w:val="0"/>
+          <w:cantSplit w:val="off"/>
           <w:trHeight w:val="1775" w:hRule="atLeast"/>
-          <w:tblHeader w:val="0"/>
+          <w:tblHeader w:val="off"/>
         </w:trPr>
         <w:tc>
           <w:tcPr>
+            <w:cnfStyle w:val="000000000000"/>
             <w:tcBorders>
-              <w:top w:color="3e4346" w:space="0" w:sz="7" w:val="single"/>
-              <w:left w:color="3e4346" w:space="0" w:sz="7" w:val="single"/>
-              <w:bottom w:color="3e4346" w:space="0" w:sz="7" w:val="single"/>
-              <w:right w:color="3e4346" w:space="0" w:sz="7" w:val="single"/>
+              <w:top w:val="single" w:color="3e4346" w:sz="7" w:space="0"/>
+              <w:left w:val="single" w:color="3e4346" w:sz="7" w:space="0"/>
+              <w:bottom w:val="single" w:color="3e4346" w:sz="7" w:space="0"/>
+              <w:right w:val="single" w:color="3e4346" w:sz="7" w:space="0"/>
             </w:tcBorders>
             <w:tcMar>
-              <w:top w:w="100.0" w:type="dxa"/>
-              <w:left w:w="100.0" w:type="dxa"/>
-              <w:bottom w:w="100.0" w:type="dxa"/>
-              <w:right w:w="100.0" w:type="dxa"/>
+              <w:top w:w="100" w:type="dxa"/>
+              <w:left w:w="100" w:type="dxa"/>
+              <w:bottom w:w="100" w:type="dxa"/>
+              <w:right w:w="100" w:type="dxa"/>
             </w:tcMar>
             <w:vAlign w:val="top"/>
           </w:tcPr>
           <w:p>
             <w:pPr>
               <w:pBdr>
-                <w:top w:color="auto" w:space="0" w:sz="0" w:val="none"/>
-                <w:left w:color="auto" w:space="0" w:sz="0" w:val="none"/>
-                <w:bottom w:color="auto" w:space="0" w:sz="0" w:val="none"/>
-                <w:right w:color="auto" w:space="0" w:sz="0" w:val="none"/>
-                <w:between w:color="auto" w:space="0" w:sz="0" w:val="none"/>
+                <w:top w:val="none" w:sz="4" w:space="0"/>
+                <w:left w:val="none" w:sz="4" w:space="0"/>
+                <w:bottom w:val="none" w:sz="4" w:space="0"/>
+                <w:right w:val="none" w:sz="4" w:space="0"/>
+                <w:between w:val="none" w:sz="4" w:space="0"/>
               </w:pBdr>
               <w:rPr>
-                <w:b w:val="1"/>
-                <w:bCs w:val="1"/>
+                <w:b/>
+                <w:bCs/>
                 <w:color w:val="d0ccc6"/>
                 <w:sz w:val="21"/>
                 <w:szCs w:val="21"/>
@@ -1504,41 +1591,42 @@
             </w:pPr>
             <w:r>
               <w:rPr>
-                <w:b w:val="1"/>
-                <w:bCs w:val="1"/>
+                <w:b/>
+                <w:bCs/>
                 <w:color w:val="d0ccc6"/>
                 <w:sz w:val="21"/>
                 <w:szCs w:val="21"/>
-                <w:rtl w:val="0"/>
+                <w:rtl w:val="off"/>
               </w:rPr>
-              <w:t xml:space="preserve">CE a) Modelos Cliente/Servidor</w:t>
+              <w:t>CE a) Modelos Cliente/Servidor</w:t>
             </w:r>
           </w:p>
         </w:tc>
         <w:tc>
           <w:tcPr>
+            <w:cnfStyle w:val="000000000000"/>
             <w:tcBorders>
-              <w:top w:color="3e4346" w:space="0" w:sz="7" w:val="single"/>
-              <w:left w:color="3e4346" w:space="0" w:sz="7" w:val="single"/>
-              <w:bottom w:color="3e4346" w:space="0" w:sz="7" w:val="single"/>
-              <w:right w:color="3e4346" w:space="0" w:sz="7" w:val="single"/>
+              <w:top w:val="single" w:color="3e4346" w:sz="7" w:space="0"/>
+              <w:left w:val="single" w:color="3e4346" w:sz="7" w:space="0"/>
+              <w:bottom w:val="single" w:color="3e4346" w:sz="7" w:space="0"/>
+              <w:right w:val="single" w:color="3e4346" w:sz="7" w:space="0"/>
             </w:tcBorders>
             <w:tcMar>
-              <w:top w:w="100.0" w:type="dxa"/>
-              <w:left w:w="100.0" w:type="dxa"/>
-              <w:bottom w:w="100.0" w:type="dxa"/>
-              <w:right w:w="100.0" w:type="dxa"/>
+              <w:top w:w="100" w:type="dxa"/>
+              <w:left w:w="100" w:type="dxa"/>
+              <w:bottom w:w="100" w:type="dxa"/>
+              <w:right w:w="100" w:type="dxa"/>
             </w:tcMar>
             <w:vAlign w:val="top"/>
           </w:tcPr>
           <w:p>
             <w:pPr>
               <w:pBdr>
-                <w:top w:color="auto" w:space="0" w:sz="0" w:val="none"/>
-                <w:left w:color="auto" w:space="0" w:sz="0" w:val="none"/>
-                <w:bottom w:color="auto" w:space="0" w:sz="0" w:val="none"/>
-                <w:right w:color="auto" w:space="0" w:sz="0" w:val="none"/>
-                <w:between w:color="auto" w:space="0" w:sz="0" w:val="none"/>
+                <w:top w:val="none" w:sz="4" w:space="0"/>
+                <w:left w:val="none" w:sz="4" w:space="0"/>
+                <w:bottom w:val="none" w:sz="4" w:space="0"/>
+                <w:right w:val="none" w:sz="4" w:space="0"/>
+                <w:between w:val="none" w:sz="4" w:space="0"/>
               </w:pBdr>
               <w:rPr>
                 <w:color w:val="d0ccc6"/>
@@ -1551,36 +1639,37 @@
                 <w:color w:val="d0ccc6"/>
                 <w:sz w:val="21"/>
                 <w:szCs w:val="21"/>
-                <w:rtl w:val="0"/>
+                <w:rtl w:val="off"/>
               </w:rPr>
-              <w:t xml:space="preserve">Actividad 1 (Tarea 1)</w:t>
+              <w:t>Actividad 1 (Tarea 1)</w:t>
             </w:r>
           </w:p>
         </w:tc>
         <w:tc>
           <w:tcPr>
+            <w:cnfStyle w:val="000000000000"/>
             <w:tcBorders>
-              <w:top w:color="3e4346" w:space="0" w:sz="7" w:val="single"/>
-              <w:left w:color="3e4346" w:space="0" w:sz="7" w:val="single"/>
-              <w:bottom w:color="3e4346" w:space="0" w:sz="7" w:val="single"/>
-              <w:right w:color="3e4346" w:space="0" w:sz="7" w:val="single"/>
+              <w:top w:val="single" w:color="3e4346" w:sz="7" w:space="0"/>
+              <w:left w:val="single" w:color="3e4346" w:sz="7" w:space="0"/>
+              <w:bottom w:val="single" w:color="3e4346" w:sz="7" w:space="0"/>
+              <w:right w:val="single" w:color="3e4346" w:sz="7" w:space="0"/>
             </w:tcBorders>
             <w:tcMar>
-              <w:top w:w="100.0" w:type="dxa"/>
-              <w:left w:w="100.0" w:type="dxa"/>
-              <w:bottom w:w="100.0" w:type="dxa"/>
-              <w:right w:w="100.0" w:type="dxa"/>
+              <w:top w:w="100" w:type="dxa"/>
+              <w:left w:w="100" w:type="dxa"/>
+              <w:bottom w:w="100" w:type="dxa"/>
+              <w:right w:w="100" w:type="dxa"/>
             </w:tcMar>
             <w:vAlign w:val="top"/>
           </w:tcPr>
           <w:p>
             <w:pPr>
               <w:pBdr>
-                <w:top w:color="auto" w:space="0" w:sz="0" w:val="none"/>
-                <w:left w:color="auto" w:space="0" w:sz="0" w:val="none"/>
-                <w:bottom w:color="auto" w:space="0" w:sz="0" w:val="none"/>
-                <w:right w:color="auto" w:space="0" w:sz="0" w:val="none"/>
-                <w:between w:color="auto" w:space="0" w:sz="0" w:val="none"/>
+                <w:top w:val="none" w:sz="4" w:space="0"/>
+                <w:left w:val="none" w:sz="4" w:space="0"/>
+                <w:bottom w:val="none" w:sz="4" w:space="0"/>
+                <w:right w:val="none" w:sz="4" w:space="0"/>
+                <w:between w:val="none" w:sz="4" w:space="0"/>
               </w:pBdr>
               <w:rPr>
                 <w:color w:val="d0ccc6"/>
@@ -1593,36 +1682,37 @@
                 <w:color w:val="d0ccc6"/>
                 <w:sz w:val="21"/>
                 <w:szCs w:val="21"/>
-                <w:rtl w:val="0"/>
+                <w:rtl w:val="off"/>
               </w:rPr>
-              <w:t xml:space="preserve">20%</w:t>
+              <w:t>20%</w:t>
             </w:r>
           </w:p>
         </w:tc>
         <w:tc>
           <w:tcPr>
+            <w:cnfStyle w:val="000000000000"/>
             <w:tcBorders>
-              <w:top w:color="3e4346" w:space="0" w:sz="7" w:val="single"/>
-              <w:left w:color="3e4346" w:space="0" w:sz="7" w:val="single"/>
-              <w:bottom w:color="3e4346" w:space="0" w:sz="7" w:val="single"/>
-              <w:right w:color="3e4346" w:space="0" w:sz="7" w:val="single"/>
+              <w:top w:val="single" w:color="3e4346" w:sz="7" w:space="0"/>
+              <w:left w:val="single" w:color="3e4346" w:sz="7" w:space="0"/>
+              <w:bottom w:val="single" w:color="3e4346" w:sz="7" w:space="0"/>
+              <w:right w:val="single" w:color="3e4346" w:sz="7" w:space="0"/>
             </w:tcBorders>
             <w:tcMar>
-              <w:top w:w="100.0" w:type="dxa"/>
-              <w:left w:w="100.0" w:type="dxa"/>
-              <w:bottom w:w="100.0" w:type="dxa"/>
-              <w:right w:w="100.0" w:type="dxa"/>
+              <w:top w:w="100" w:type="dxa"/>
+              <w:left w:w="100" w:type="dxa"/>
+              <w:bottom w:w="100" w:type="dxa"/>
+              <w:right w:w="100" w:type="dxa"/>
             </w:tcMar>
             <w:vAlign w:val="top"/>
           </w:tcPr>
           <w:p>
             <w:pPr>
               <w:pBdr>
-                <w:top w:color="auto" w:space="0" w:sz="0" w:val="none"/>
-                <w:left w:color="auto" w:space="0" w:sz="0" w:val="none"/>
-                <w:bottom w:color="auto" w:space="0" w:sz="0" w:val="none"/>
-                <w:right w:color="auto" w:space="0" w:sz="0" w:val="none"/>
-                <w:between w:color="auto" w:space="0" w:sz="0" w:val="none"/>
+                <w:top w:val="none" w:sz="4" w:space="0"/>
+                <w:left w:val="none" w:sz="4" w:space="0"/>
+                <w:bottom w:val="none" w:sz="4" w:space="0"/>
+                <w:right w:val="none" w:sz="4" w:space="0"/>
+                <w:between w:val="none" w:sz="4" w:space="0"/>
               </w:pBdr>
               <w:rPr>
                 <w:color w:val="d0ccc6"/>
@@ -1635,47 +1725,48 @@
                 <w:color w:val="d0ccc6"/>
                 <w:sz w:val="21"/>
                 <w:szCs w:val="21"/>
-                <w:rtl w:val="0"/>
+                <w:rtl w:val="off"/>
               </w:rPr>
-              <w:t xml:space="preserve">Sabe distinguir si el HTML viene ya renderizado del servidor o si se genera dinámicamente en el cliente mediante JS.</w:t>
+              <w:t>Sabe distinguir si el HTML viene ya renderizado del servidor o si se genera dinámicamente en el cliente mediante JS.</w:t>
             </w:r>
           </w:p>
         </w:tc>
       </w:tr>
       <w:tr>
         <w:trPr>
-          <w:cantSplit w:val="0"/>
+          <w:cantSplit w:val="off"/>
           <w:trHeight w:val="1535" w:hRule="atLeast"/>
-          <w:tblHeader w:val="0"/>
+          <w:tblHeader w:val="off"/>
         </w:trPr>
         <w:tc>
           <w:tcPr>
+            <w:cnfStyle w:val="000000000000"/>
             <w:tcBorders>
-              <w:top w:color="3e4346" w:space="0" w:sz="7" w:val="single"/>
-              <w:left w:color="3e4346" w:space="0" w:sz="7" w:val="single"/>
-              <w:bottom w:color="3e4346" w:space="0" w:sz="7" w:val="single"/>
-              <w:right w:color="3e4346" w:space="0" w:sz="7" w:val="single"/>
+              <w:top w:val="single" w:color="3e4346" w:sz="7" w:space="0"/>
+              <w:left w:val="single" w:color="3e4346" w:sz="7" w:space="0"/>
+              <w:bottom w:val="single" w:color="3e4346" w:sz="7" w:space="0"/>
+              <w:right w:val="single" w:color="3e4346" w:sz="7" w:space="0"/>
             </w:tcBorders>
             <w:tcMar>
-              <w:top w:w="100.0" w:type="dxa"/>
-              <w:left w:w="100.0" w:type="dxa"/>
-              <w:bottom w:w="100.0" w:type="dxa"/>
-              <w:right w:w="100.0" w:type="dxa"/>
+              <w:top w:w="100" w:type="dxa"/>
+              <w:left w:w="100" w:type="dxa"/>
+              <w:bottom w:w="100" w:type="dxa"/>
+              <w:right w:w="100" w:type="dxa"/>
             </w:tcMar>
             <w:vAlign w:val="top"/>
           </w:tcPr>
           <w:p>
             <w:pPr>
               <w:pBdr>
-                <w:top w:color="auto" w:space="0" w:sz="0" w:val="none"/>
-                <w:left w:color="auto" w:space="0" w:sz="0" w:val="none"/>
-                <w:bottom w:color="auto" w:space="0" w:sz="0" w:val="none"/>
-                <w:right w:color="auto" w:space="0" w:sz="0" w:val="none"/>
-                <w:between w:color="auto" w:space="0" w:sz="0" w:val="none"/>
+                <w:top w:val="none" w:sz="4" w:space="0"/>
+                <w:left w:val="none" w:sz="4" w:space="0"/>
+                <w:bottom w:val="none" w:sz="4" w:space="0"/>
+                <w:right w:val="none" w:sz="4" w:space="0"/>
+                <w:between w:val="none" w:sz="4" w:space="0"/>
               </w:pBdr>
               <w:rPr>
-                <w:b w:val="1"/>
-                <w:bCs w:val="1"/>
+                <w:b/>
+                <w:bCs/>
                 <w:color w:val="d0ccc6"/>
                 <w:sz w:val="21"/>
                 <w:szCs w:val="21"/>
@@ -1683,41 +1774,42 @@
             </w:pPr>
             <w:r>
               <w:rPr>
-                <w:b w:val="1"/>
-                <w:bCs w:val="1"/>
+                <w:b/>
+                <w:bCs/>
                 <w:color w:val="d0ccc6"/>
                 <w:sz w:val="21"/>
                 <w:szCs w:val="21"/>
-                <w:rtl w:val="0"/>
+                <w:rtl w:val="off"/>
               </w:rPr>
-              <w:t xml:space="preserve">CE b) Mecanismos del Navegador</w:t>
+              <w:t>CE b) Mecanismos del Navegador</w:t>
             </w:r>
           </w:p>
         </w:tc>
         <w:tc>
           <w:tcPr>
+            <w:cnfStyle w:val="000000000000"/>
             <w:tcBorders>
-              <w:top w:color="3e4346" w:space="0" w:sz="7" w:val="single"/>
-              <w:left w:color="3e4346" w:space="0" w:sz="7" w:val="single"/>
-              <w:bottom w:color="3e4346" w:space="0" w:sz="7" w:val="single"/>
-              <w:right w:color="3e4346" w:space="0" w:sz="7" w:val="single"/>
+              <w:top w:val="single" w:color="3e4346" w:sz="7" w:space="0"/>
+              <w:left w:val="single" w:color="3e4346" w:sz="7" w:space="0"/>
+              <w:bottom w:val="single" w:color="3e4346" w:sz="7" w:space="0"/>
+              <w:right w:val="single" w:color="3e4346" w:sz="7" w:space="0"/>
             </w:tcBorders>
             <w:tcMar>
-              <w:top w:w="100.0" w:type="dxa"/>
-              <w:left w:w="100.0" w:type="dxa"/>
-              <w:bottom w:w="100.0" w:type="dxa"/>
-              <w:right w:w="100.0" w:type="dxa"/>
+              <w:top w:w="100" w:type="dxa"/>
+              <w:left w:w="100" w:type="dxa"/>
+              <w:bottom w:w="100" w:type="dxa"/>
+              <w:right w:w="100" w:type="dxa"/>
             </w:tcMar>
             <w:vAlign w:val="top"/>
           </w:tcPr>
           <w:p>
             <w:pPr>
               <w:pBdr>
-                <w:top w:color="auto" w:space="0" w:sz="0" w:val="none"/>
-                <w:left w:color="auto" w:space="0" w:sz="0" w:val="none"/>
-                <w:bottom w:color="auto" w:space="0" w:sz="0" w:val="none"/>
-                <w:right w:color="auto" w:space="0" w:sz="0" w:val="none"/>
-                <w:between w:color="auto" w:space="0" w:sz="0" w:val="none"/>
+                <w:top w:val="none" w:sz="4" w:space="0"/>
+                <w:left w:val="none" w:sz="4" w:space="0"/>
+                <w:bottom w:val="none" w:sz="4" w:space="0"/>
+                <w:right w:val="none" w:sz="4" w:space="0"/>
+                <w:between w:val="none" w:sz="4" w:space="0"/>
               </w:pBdr>
               <w:rPr>
                 <w:color w:val="d0ccc6"/>
@@ -1730,36 +1822,37 @@
                 <w:color w:val="d0ccc6"/>
                 <w:sz w:val="21"/>
                 <w:szCs w:val="21"/>
-                <w:rtl w:val="0"/>
+                <w:rtl w:val="off"/>
               </w:rPr>
-              <w:t xml:space="preserve">Actividad 1 (Tareas 2 y 3)</w:t>
+              <w:t>Actividad 1 (Tareas 2 y 3)</w:t>
             </w:r>
           </w:p>
         </w:tc>
         <w:tc>
           <w:tcPr>
+            <w:cnfStyle w:val="000000000000"/>
             <w:tcBorders>
-              <w:top w:color="3e4346" w:space="0" w:sz="7" w:val="single"/>
-              <w:left w:color="3e4346" w:space="0" w:sz="7" w:val="single"/>
-              <w:bottom w:color="3e4346" w:space="0" w:sz="7" w:val="single"/>
-              <w:right w:color="3e4346" w:space="0" w:sz="7" w:val="single"/>
+              <w:top w:val="single" w:color="3e4346" w:sz="7" w:space="0"/>
+              <w:left w:val="single" w:color="3e4346" w:sz="7" w:space="0"/>
+              <w:bottom w:val="single" w:color="3e4346" w:sz="7" w:space="0"/>
+              <w:right w:val="single" w:color="3e4346" w:sz="7" w:space="0"/>
             </w:tcBorders>
             <w:tcMar>
-              <w:top w:w="100.0" w:type="dxa"/>
-              <w:left w:w="100.0" w:type="dxa"/>
-              <w:bottom w:w="100.0" w:type="dxa"/>
-              <w:right w:w="100.0" w:type="dxa"/>
+              <w:top w:w="100" w:type="dxa"/>
+              <w:left w:w="100" w:type="dxa"/>
+              <w:bottom w:w="100" w:type="dxa"/>
+              <w:right w:w="100" w:type="dxa"/>
             </w:tcMar>
             <w:vAlign w:val="top"/>
           </w:tcPr>
           <w:p>
             <w:pPr>
               <w:pBdr>
-                <w:top w:color="auto" w:space="0" w:sz="0" w:val="none"/>
-                <w:left w:color="auto" w:space="0" w:sz="0" w:val="none"/>
-                <w:bottom w:color="auto" w:space="0" w:sz="0" w:val="none"/>
-                <w:right w:color="auto" w:space="0" w:sz="0" w:val="none"/>
-                <w:between w:color="auto" w:space="0" w:sz="0" w:val="none"/>
+                <w:top w:val="none" w:sz="4" w:space="0"/>
+                <w:left w:val="none" w:sz="4" w:space="0"/>
+                <w:bottom w:val="none" w:sz="4" w:space="0"/>
+                <w:right w:val="none" w:sz="4" w:space="0"/>
+                <w:between w:val="none" w:sz="4" w:space="0"/>
               </w:pBdr>
               <w:rPr>
                 <w:color w:val="d0ccc6"/>
@@ -1772,36 +1865,37 @@
                 <w:color w:val="d0ccc6"/>
                 <w:sz w:val="21"/>
                 <w:szCs w:val="21"/>
-                <w:rtl w:val="0"/>
+                <w:rtl w:val="off"/>
               </w:rPr>
-              <w:t xml:space="preserve">20%</w:t>
+              <w:t>20%</w:t>
             </w:r>
           </w:p>
         </w:tc>
         <w:tc>
           <w:tcPr>
+            <w:cnfStyle w:val="000000000000"/>
             <w:tcBorders>
-              <w:top w:color="3e4346" w:space="0" w:sz="7" w:val="single"/>
-              <w:left w:color="3e4346" w:space="0" w:sz="7" w:val="single"/>
-              <w:bottom w:color="3e4346" w:space="0" w:sz="7" w:val="single"/>
-              <w:right w:color="3e4346" w:space="0" w:sz="7" w:val="single"/>
+              <w:top w:val="single" w:color="3e4346" w:sz="7" w:space="0"/>
+              <w:left w:val="single" w:color="3e4346" w:sz="7" w:space="0"/>
+              <w:bottom w:val="single" w:color="3e4346" w:sz="7" w:space="0"/>
+              <w:right w:val="single" w:color="3e4346" w:sz="7" w:space="0"/>
             </w:tcBorders>
             <w:tcMar>
-              <w:top w:w="100.0" w:type="dxa"/>
-              <w:left w:w="100.0" w:type="dxa"/>
-              <w:bottom w:w="100.0" w:type="dxa"/>
-              <w:right w:w="100.0" w:type="dxa"/>
+              <w:top w:w="100" w:type="dxa"/>
+              <w:left w:w="100" w:type="dxa"/>
+              <w:bottom w:w="100" w:type="dxa"/>
+              <w:right w:w="100" w:type="dxa"/>
             </w:tcMar>
             <w:vAlign w:val="top"/>
           </w:tcPr>
           <w:p>
             <w:pPr>
               <w:pBdr>
-                <w:top w:color="auto" w:space="0" w:sz="0" w:val="none"/>
-                <w:left w:color="auto" w:space="0" w:sz="0" w:val="none"/>
-                <w:bottom w:color="auto" w:space="0" w:sz="0" w:val="none"/>
-                <w:right w:color="auto" w:space="0" w:sz="0" w:val="none"/>
-                <w:between w:color="auto" w:space="0" w:sz="0" w:val="none"/>
+                <w:top w:val="none" w:sz="4" w:space="0"/>
+                <w:left w:val="none" w:sz="4" w:space="0"/>
+                <w:bottom w:val="none" w:sz="4" w:space="0"/>
+                <w:right w:val="none" w:sz="4" w:space="0"/>
+                <w:between w:val="none" w:sz="4" w:space="0"/>
               </w:pBdr>
               <w:rPr>
                 <w:color w:val="d0ccc6"/>
@@ -1814,47 +1908,48 @@
                 <w:color w:val="d0ccc6"/>
                 <w:sz w:val="21"/>
                 <w:szCs w:val="21"/>
-                <w:rtl w:val="0"/>
+                <w:rtl w:val="off"/>
               </w:rPr>
-              <w:t xml:space="preserve">Entiende el JIT compiler, la diferencia de motores y los límites del Sandbox de seguridad.</w:t>
+              <w:t>Entiende el JIT compiler, la diferencia de motores y los límites del Sandbox de seguridad.</w:t>
             </w:r>
           </w:p>
         </w:tc>
       </w:tr>
       <w:tr>
         <w:trPr>
-          <w:cantSplit w:val="0"/>
+          <w:cantSplit w:val="off"/>
           <w:trHeight w:val="1535" w:hRule="atLeast"/>
-          <w:tblHeader w:val="0"/>
+          <w:tblHeader w:val="off"/>
         </w:trPr>
         <w:tc>
           <w:tcPr>
+            <w:cnfStyle w:val="000000000000"/>
             <w:tcBorders>
-              <w:top w:color="3e4346" w:space="0" w:sz="7" w:val="single"/>
-              <w:left w:color="3e4346" w:space="0" w:sz="7" w:val="single"/>
-              <w:bottom w:color="3e4346" w:space="0" w:sz="7" w:val="single"/>
-              <w:right w:color="3e4346" w:space="0" w:sz="7" w:val="single"/>
+              <w:top w:val="single" w:color="3e4346" w:sz="7" w:space="0"/>
+              <w:left w:val="single" w:color="3e4346" w:sz="7" w:space="0"/>
+              <w:bottom w:val="single" w:color="3e4346" w:sz="7" w:space="0"/>
+              <w:right w:val="single" w:color="3e4346" w:sz="7" w:space="0"/>
             </w:tcBorders>
             <w:tcMar>
-              <w:top w:w="100.0" w:type="dxa"/>
-              <w:left w:w="100.0" w:type="dxa"/>
-              <w:bottom w:w="100.0" w:type="dxa"/>
-              <w:right w:w="100.0" w:type="dxa"/>
+              <w:top w:w="100" w:type="dxa"/>
+              <w:left w:w="100" w:type="dxa"/>
+              <w:bottom w:w="100" w:type="dxa"/>
+              <w:right w:w="100" w:type="dxa"/>
             </w:tcMar>
             <w:vAlign w:val="top"/>
           </w:tcPr>
           <w:p>
             <w:pPr>
               <w:pBdr>
-                <w:top w:color="auto" w:space="0" w:sz="0" w:val="none"/>
-                <w:left w:color="auto" w:space="0" w:sz="0" w:val="none"/>
-                <w:bottom w:color="auto" w:space="0" w:sz="0" w:val="none"/>
-                <w:right w:color="auto" w:space="0" w:sz="0" w:val="none"/>
-                <w:between w:color="auto" w:space="0" w:sz="0" w:val="none"/>
+                <w:top w:val="none" w:sz="4" w:space="0"/>
+                <w:left w:val="none" w:sz="4" w:space="0"/>
+                <w:bottom w:val="none" w:sz="4" w:space="0"/>
+                <w:right w:val="none" w:sz="4" w:space="0"/>
+                <w:between w:val="none" w:sz="4" w:space="0"/>
               </w:pBdr>
               <w:rPr>
-                <w:b w:val="1"/>
-                <w:bCs w:val="1"/>
+                <w:b/>
+                <w:bCs/>
                 <w:color w:val="d0ccc6"/>
                 <w:sz w:val="21"/>
                 <w:szCs w:val="21"/>
@@ -1862,41 +1957,42 @@
             </w:pPr>
             <w:r>
               <w:rPr>
-                <w:b w:val="1"/>
-                <w:bCs w:val="1"/>
+                <w:b/>
+                <w:bCs/>
                 <w:color w:val="d0ccc6"/>
                 <w:sz w:val="21"/>
                 <w:szCs w:val="21"/>
-                <w:rtl w:val="0"/>
+                <w:rtl w:val="off"/>
               </w:rPr>
-              <w:t xml:space="preserve">CE c) Lenguajes de Cliente</w:t>
+              <w:t>CE c) Lenguajes de Cliente</w:t>
             </w:r>
           </w:p>
         </w:tc>
         <w:tc>
           <w:tcPr>
+            <w:cnfStyle w:val="000000000000"/>
             <w:tcBorders>
-              <w:top w:color="3e4346" w:space="0" w:sz="7" w:val="single"/>
-              <w:left w:color="3e4346" w:space="0" w:sz="7" w:val="single"/>
-              <w:bottom w:color="3e4346" w:space="0" w:sz="7" w:val="single"/>
-              <w:right w:color="3e4346" w:space="0" w:sz="7" w:val="single"/>
+              <w:top w:val="single" w:color="3e4346" w:sz="7" w:space="0"/>
+              <w:left w:val="single" w:color="3e4346" w:sz="7" w:space="0"/>
+              <w:bottom w:val="single" w:color="3e4346" w:sz="7" w:space="0"/>
+              <w:right w:val="single" w:color="3e4346" w:sz="7" w:space="0"/>
             </w:tcBorders>
             <w:tcMar>
-              <w:top w:w="100.0" w:type="dxa"/>
-              <w:left w:w="100.0" w:type="dxa"/>
-              <w:bottom w:w="100.0" w:type="dxa"/>
-              <w:right w:w="100.0" w:type="dxa"/>
+              <w:top w:w="100" w:type="dxa"/>
+              <w:left w:w="100" w:type="dxa"/>
+              <w:bottom w:w="100" w:type="dxa"/>
+              <w:right w:w="100" w:type="dxa"/>
             </w:tcMar>
             <w:vAlign w:val="top"/>
           </w:tcPr>
           <w:p>
             <w:pPr>
               <w:pBdr>
-                <w:top w:color="auto" w:space="0" w:sz="0" w:val="none"/>
-                <w:left w:color="auto" w:space="0" w:sz="0" w:val="none"/>
-                <w:bottom w:color="auto" w:space="0" w:sz="0" w:val="none"/>
-                <w:right w:color="auto" w:space="0" w:sz="0" w:val="none"/>
-                <w:between w:color="auto" w:space="0" w:sz="0" w:val="none"/>
+                <w:top w:val="none" w:sz="4" w:space="0"/>
+                <w:left w:val="none" w:sz="4" w:space="0"/>
+                <w:bottom w:val="none" w:sz="4" w:space="0"/>
+                <w:right w:val="none" w:sz="4" w:space="0"/>
+                <w:between w:val="none" w:sz="4" w:space="0"/>
               </w:pBdr>
               <w:rPr>
                 <w:color w:val="d0ccc6"/>
@@ -1909,36 +2005,37 @@
                 <w:color w:val="d0ccc6"/>
                 <w:sz w:val="21"/>
                 <w:szCs w:val="21"/>
-                <w:rtl w:val="0"/>
+                <w:rtl w:val="off"/>
               </w:rPr>
-              <w:t xml:space="preserve">Actividad 2 (Tarea 3 - Módulos)</w:t>
+              <w:t>Actividad 2 (Tarea 3 - Módulos)</w:t>
             </w:r>
           </w:p>
         </w:tc>
         <w:tc>
           <w:tcPr>
+            <w:cnfStyle w:val="000000000000"/>
             <w:tcBorders>
-              <w:top w:color="3e4346" w:space="0" w:sz="7" w:val="single"/>
-              <w:left w:color="3e4346" w:space="0" w:sz="7" w:val="single"/>
-              <w:bottom w:color="3e4346" w:space="0" w:sz="7" w:val="single"/>
-              <w:right w:color="3e4346" w:space="0" w:sz="7" w:val="single"/>
+              <w:top w:val="single" w:color="3e4346" w:sz="7" w:space="0"/>
+              <w:left w:val="single" w:color="3e4346" w:sz="7" w:space="0"/>
+              <w:bottom w:val="single" w:color="3e4346" w:sz="7" w:space="0"/>
+              <w:right w:val="single" w:color="3e4346" w:sz="7" w:space="0"/>
             </w:tcBorders>
             <w:tcMar>
-              <w:top w:w="100.0" w:type="dxa"/>
-              <w:left w:w="100.0" w:type="dxa"/>
-              <w:bottom w:w="100.0" w:type="dxa"/>
-              <w:right w:w="100.0" w:type="dxa"/>
+              <w:top w:w="100" w:type="dxa"/>
+              <w:left w:w="100" w:type="dxa"/>
+              <w:bottom w:w="100" w:type="dxa"/>
+              <w:right w:w="100" w:type="dxa"/>
             </w:tcMar>
             <w:vAlign w:val="top"/>
           </w:tcPr>
           <w:p>
             <w:pPr>
               <w:pBdr>
-                <w:top w:color="auto" w:space="0" w:sz="0" w:val="none"/>
-                <w:left w:color="auto" w:space="0" w:sz="0" w:val="none"/>
-                <w:bottom w:color="auto" w:space="0" w:sz="0" w:val="none"/>
-                <w:right w:color="auto" w:space="0" w:sz="0" w:val="none"/>
-                <w:between w:color="auto" w:space="0" w:sz="0" w:val="none"/>
+                <w:top w:val="none" w:sz="4" w:space="0"/>
+                <w:left w:val="none" w:sz="4" w:space="0"/>
+                <w:bottom w:val="none" w:sz="4" w:space="0"/>
+                <w:right w:val="none" w:sz="4" w:space="0"/>
+                <w:between w:val="none" w:sz="4" w:space="0"/>
               </w:pBdr>
               <w:rPr>
                 <w:color w:val="d0ccc6"/>
@@ -1951,36 +2048,37 @@
                 <w:color w:val="d0ccc6"/>
                 <w:sz w:val="21"/>
                 <w:szCs w:val="21"/>
-                <w:rtl w:val="0"/>
+                <w:rtl w:val="off"/>
               </w:rPr>
-              <w:t xml:space="preserve">10%</w:t>
+              <w:t>10%</w:t>
             </w:r>
           </w:p>
         </w:tc>
         <w:tc>
           <w:tcPr>
+            <w:cnfStyle w:val="000000000000"/>
             <w:tcBorders>
-              <w:top w:color="3e4346" w:space="0" w:sz="7" w:val="single"/>
-              <w:left w:color="3e4346" w:space="0" w:sz="7" w:val="single"/>
-              <w:bottom w:color="3e4346" w:space="0" w:sz="7" w:val="single"/>
-              <w:right w:color="3e4346" w:space="0" w:sz="7" w:val="single"/>
+              <w:top w:val="single" w:color="3e4346" w:sz="7" w:space="0"/>
+              <w:left w:val="single" w:color="3e4346" w:sz="7" w:space="0"/>
+              <w:bottom w:val="single" w:color="3e4346" w:sz="7" w:space="0"/>
+              <w:right w:val="single" w:color="3e4346" w:sz="7" w:space="0"/>
             </w:tcBorders>
             <w:tcMar>
-              <w:top w:w="100.0" w:type="dxa"/>
-              <w:left w:w="100.0" w:type="dxa"/>
-              <w:bottom w:w="100.0" w:type="dxa"/>
-              <w:right w:w="100.0" w:type="dxa"/>
+              <w:top w:w="100" w:type="dxa"/>
+              <w:left w:w="100" w:type="dxa"/>
+              <w:bottom w:w="100" w:type="dxa"/>
+              <w:right w:w="100" w:type="dxa"/>
             </w:tcMar>
             <w:vAlign w:val="top"/>
           </w:tcPr>
           <w:p>
             <w:pPr>
               <w:pBdr>
-                <w:top w:color="auto" w:space="0" w:sz="0" w:val="none"/>
-                <w:left w:color="auto" w:space="0" w:sz="0" w:val="none"/>
-                <w:bottom w:color="auto" w:space="0" w:sz="0" w:val="none"/>
-                <w:right w:color="auto" w:space="0" w:sz="0" w:val="none"/>
-                <w:between w:color="auto" w:space="0" w:sz="0" w:val="none"/>
+                <w:top w:val="none" w:sz="4" w:space="0"/>
+                <w:left w:val="none" w:sz="4" w:space="0"/>
+                <w:bottom w:val="none" w:sz="4" w:space="0"/>
+                <w:right w:val="none" w:sz="4" w:space="0"/>
+                <w:between w:val="none" w:sz="4" w:space="0"/>
               </w:pBdr>
               <w:rPr>
                 <w:color w:val="d0ccc6"/>
@@ -1993,47 +2091,48 @@
                 <w:color w:val="d0ccc6"/>
                 <w:sz w:val="21"/>
                 <w:szCs w:val="21"/>
-                <w:rtl w:val="0"/>
+                <w:rtl w:val="off"/>
               </w:rPr>
-              <w:t xml:space="preserve">Reconoce las particularidades de ES6 Modules frente al JS nativo global tradicional.</w:t>
+              <w:t>Reconoce las particularidades de ES6 Modules frente al JS nativo global tradicional.</w:t>
             </w:r>
           </w:p>
         </w:tc>
       </w:tr>
       <w:tr>
         <w:trPr>
-          <w:cantSplit w:val="0"/>
+          <w:cantSplit w:val="off"/>
           <w:trHeight w:val="1535" w:hRule="atLeast"/>
-          <w:tblHeader w:val="0"/>
+          <w:tblHeader w:val="off"/>
         </w:trPr>
         <w:tc>
           <w:tcPr>
+            <w:cnfStyle w:val="000000000000"/>
             <w:tcBorders>
-              <w:top w:color="3e4346" w:space="0" w:sz="7" w:val="single"/>
-              <w:left w:color="3e4346" w:space="0" w:sz="7" w:val="single"/>
-              <w:bottom w:color="3e4346" w:space="0" w:sz="7" w:val="single"/>
-              <w:right w:color="3e4346" w:space="0" w:sz="7" w:val="single"/>
+              <w:top w:val="single" w:color="3e4346" w:sz="7" w:space="0"/>
+              <w:left w:val="single" w:color="3e4346" w:sz="7" w:space="0"/>
+              <w:bottom w:val="single" w:color="3e4346" w:sz="7" w:space="0"/>
+              <w:right w:val="single" w:color="3e4346" w:sz="7" w:space="0"/>
             </w:tcBorders>
             <w:tcMar>
-              <w:top w:w="100.0" w:type="dxa"/>
-              <w:left w:w="100.0" w:type="dxa"/>
-              <w:bottom w:w="100.0" w:type="dxa"/>
-              <w:right w:w="100.0" w:type="dxa"/>
+              <w:top w:w="100" w:type="dxa"/>
+              <w:left w:w="100" w:type="dxa"/>
+              <w:bottom w:w="100" w:type="dxa"/>
+              <w:right w:w="100" w:type="dxa"/>
             </w:tcMar>
             <w:vAlign w:val="top"/>
           </w:tcPr>
           <w:p>
             <w:pPr>
               <w:pBdr>
-                <w:top w:color="auto" w:space="0" w:sz="0" w:val="none"/>
-                <w:left w:color="auto" w:space="0" w:sz="0" w:val="none"/>
-                <w:bottom w:color="auto" w:space="0" w:sz="0" w:val="none"/>
-                <w:right w:color="auto" w:space="0" w:sz="0" w:val="none"/>
-                <w:between w:color="auto" w:space="0" w:sz="0" w:val="none"/>
+                <w:top w:val="none" w:sz="4" w:space="0"/>
+                <w:left w:val="none" w:sz="4" w:space="0"/>
+                <w:bottom w:val="none" w:sz="4" w:space="0"/>
+                <w:right w:val="none" w:sz="4" w:space="0"/>
+                <w:between w:val="none" w:sz="4" w:space="0"/>
               </w:pBdr>
               <w:rPr>
-                <w:b w:val="1"/>
-                <w:bCs w:val="1"/>
+                <w:b/>
+                <w:bCs/>
                 <w:color w:val="d0ccc6"/>
                 <w:sz w:val="21"/>
                 <w:szCs w:val="21"/>
@@ -2041,41 +2140,42 @@
             </w:pPr>
             <w:r>
               <w:rPr>
-                <w:b w:val="1"/>
-                <w:bCs w:val="1"/>
+                <w:b/>
+                <w:bCs/>
                 <w:color w:val="d0ccc6"/>
                 <w:sz w:val="21"/>
                 <w:szCs w:val="21"/>
-                <w:rtl w:val="0"/>
+                <w:rtl w:val="off"/>
               </w:rPr>
-              <w:t xml:space="preserve">CE d) Programación de Guiones</w:t>
+              <w:t>CE d) Programación de Guiones</w:t>
             </w:r>
           </w:p>
         </w:tc>
         <w:tc>
           <w:tcPr>
+            <w:cnfStyle w:val="000000000000"/>
             <w:tcBorders>
-              <w:top w:color="3e4346" w:space="0" w:sz="7" w:val="single"/>
-              <w:left w:color="3e4346" w:space="0" w:sz="7" w:val="single"/>
-              <w:bottom w:color="3e4346" w:space="0" w:sz="7" w:val="single"/>
-              <w:right w:color="3e4346" w:space="0" w:sz="7" w:val="single"/>
+              <w:top w:val="single" w:color="3e4346" w:sz="7" w:space="0"/>
+              <w:left w:val="single" w:color="3e4346" w:sz="7" w:space="0"/>
+              <w:bottom w:val="single" w:color="3e4346" w:sz="7" w:space="0"/>
+              <w:right w:val="single" w:color="3e4346" w:sz="7" w:space="0"/>
             </w:tcBorders>
             <w:tcMar>
-              <w:top w:w="100.0" w:type="dxa"/>
-              <w:left w:w="100.0" w:type="dxa"/>
-              <w:bottom w:w="100.0" w:type="dxa"/>
-              <w:right w:w="100.0" w:type="dxa"/>
+              <w:top w:w="100" w:type="dxa"/>
+              <w:left w:w="100" w:type="dxa"/>
+              <w:bottom w:w="100" w:type="dxa"/>
+              <w:right w:w="100" w:type="dxa"/>
             </w:tcMar>
             <w:vAlign w:val="top"/>
           </w:tcPr>
           <w:p>
             <w:pPr>
               <w:pBdr>
-                <w:top w:color="auto" w:space="0" w:sz="0" w:val="none"/>
-                <w:left w:color="auto" w:space="0" w:sz="0" w:val="none"/>
-                <w:bottom w:color="auto" w:space="0" w:sz="0" w:val="none"/>
-                <w:right w:color="auto" w:space="0" w:sz="0" w:val="none"/>
-                <w:between w:color="auto" w:space="0" w:sz="0" w:val="none"/>
+                <w:top w:val="none" w:sz="4" w:space="0"/>
+                <w:left w:val="none" w:sz="4" w:space="0"/>
+                <w:bottom w:val="none" w:sz="4" w:space="0"/>
+                <w:right w:val="none" w:sz="4" w:space="0"/>
+                <w:between w:val="none" w:sz="4" w:space="0"/>
               </w:pBdr>
               <w:rPr>
                 <w:color w:val="d0ccc6"/>
@@ -2088,36 +2188,37 @@
                 <w:color w:val="d0ccc6"/>
                 <w:sz w:val="21"/>
                 <w:szCs w:val="21"/>
-                <w:rtl w:val="0"/>
+                <w:rtl w:val="off"/>
               </w:rPr>
-              <w:t xml:space="preserve">Actividad 1 (Tarea 4)</w:t>
+              <w:t>Actividad 1 (Tarea 4)</w:t>
             </w:r>
           </w:p>
         </w:tc>
         <w:tc>
           <w:tcPr>
+            <w:cnfStyle w:val="000000000000"/>
             <w:tcBorders>
-              <w:top w:color="3e4346" w:space="0" w:sz="7" w:val="single"/>
-              <w:left w:color="3e4346" w:space="0" w:sz="7" w:val="single"/>
-              <w:bottom w:color="3e4346" w:space="0" w:sz="7" w:val="single"/>
-              <w:right w:color="3e4346" w:space="0" w:sz="7" w:val="single"/>
+              <w:top w:val="single" w:color="3e4346" w:sz="7" w:space="0"/>
+              <w:left w:val="single" w:color="3e4346" w:sz="7" w:space="0"/>
+              <w:bottom w:val="single" w:color="3e4346" w:sz="7" w:space="0"/>
+              <w:right w:val="single" w:color="3e4346" w:sz="7" w:space="0"/>
             </w:tcBorders>
             <w:tcMar>
-              <w:top w:w="100.0" w:type="dxa"/>
-              <w:left w:w="100.0" w:type="dxa"/>
-              <w:bottom w:w="100.0" w:type="dxa"/>
-              <w:right w:w="100.0" w:type="dxa"/>
+              <w:top w:w="100" w:type="dxa"/>
+              <w:left w:w="100" w:type="dxa"/>
+              <w:bottom w:w="100" w:type="dxa"/>
+              <w:right w:w="100" w:type="dxa"/>
             </w:tcMar>
             <w:vAlign w:val="top"/>
           </w:tcPr>
           <w:p>
             <w:pPr>
               <w:pBdr>
-                <w:top w:color="auto" w:space="0" w:sz="0" w:val="none"/>
-                <w:left w:color="auto" w:space="0" w:sz="0" w:val="none"/>
-                <w:bottom w:color="auto" w:space="0" w:sz="0" w:val="none"/>
-                <w:right w:color="auto" w:space="0" w:sz="0" w:val="none"/>
-                <w:between w:color="auto" w:space="0" w:sz="0" w:val="none"/>
+                <w:top w:val="none" w:sz="4" w:space="0"/>
+                <w:left w:val="none" w:sz="4" w:space="0"/>
+                <w:bottom w:val="none" w:sz="4" w:space="0"/>
+                <w:right w:val="none" w:sz="4" w:space="0"/>
+                <w:between w:val="none" w:sz="4" w:space="0"/>
               </w:pBdr>
               <w:rPr>
                 <w:color w:val="d0ccc6"/>
@@ -2130,36 +2231,37 @@
                 <w:color w:val="d0ccc6"/>
                 <w:sz w:val="21"/>
                 <w:szCs w:val="21"/>
-                <w:rtl w:val="0"/>
+                <w:rtl w:val="off"/>
               </w:rPr>
-              <w:t xml:space="preserve">15%</w:t>
+              <w:t>15%</w:t>
             </w:r>
           </w:p>
         </w:tc>
         <w:tc>
           <w:tcPr>
+            <w:cnfStyle w:val="000000000000"/>
             <w:tcBorders>
-              <w:top w:color="3e4346" w:space="0" w:sz="7" w:val="single"/>
-              <w:left w:color="3e4346" w:space="0" w:sz="7" w:val="single"/>
-              <w:bottom w:color="3e4346" w:space="0" w:sz="7" w:val="single"/>
-              <w:right w:color="3e4346" w:space="0" w:sz="7" w:val="single"/>
+              <w:top w:val="single" w:color="3e4346" w:sz="7" w:space="0"/>
+              <w:left w:val="single" w:color="3e4346" w:sz="7" w:space="0"/>
+              <w:bottom w:val="single" w:color="3e4346" w:sz="7" w:space="0"/>
+              <w:right w:val="single" w:color="3e4346" w:sz="7" w:space="0"/>
             </w:tcBorders>
             <w:tcMar>
-              <w:top w:w="100.0" w:type="dxa"/>
-              <w:left w:w="100.0" w:type="dxa"/>
-              <w:bottom w:w="100.0" w:type="dxa"/>
-              <w:right w:w="100.0" w:type="dxa"/>
+              <w:top w:w="100" w:type="dxa"/>
+              <w:left w:w="100" w:type="dxa"/>
+              <w:bottom w:w="100" w:type="dxa"/>
+              <w:right w:w="100" w:type="dxa"/>
             </w:tcMar>
             <w:vAlign w:val="top"/>
           </w:tcPr>
           <w:p>
             <w:pPr>
               <w:pBdr>
-                <w:top w:color="auto" w:space="0" w:sz="0" w:val="none"/>
-                <w:left w:color="auto" w:space="0" w:sz="0" w:val="none"/>
-                <w:bottom w:color="auto" w:space="0" w:sz="0" w:val="none"/>
-                <w:right w:color="auto" w:space="0" w:sz="0" w:val="none"/>
-                <w:between w:color="auto" w:space="0" w:sz="0" w:val="none"/>
+                <w:top w:val="none" w:sz="4" w:space="0"/>
+                <w:left w:val="none" w:sz="4" w:space="0"/>
+                <w:bottom w:val="none" w:sz="4" w:space="0"/>
+                <w:right w:val="none" w:sz="4" w:space="0"/>
+                <w:between w:val="none" w:sz="4" w:space="0"/>
               </w:pBdr>
               <w:rPr>
                 <w:color w:val="d0ccc6"/>
@@ -2172,47 +2274,48 @@
                 <w:color w:val="d0ccc6"/>
                 <w:sz w:val="21"/>
                 <w:szCs w:val="21"/>
-                <w:rtl w:val="0"/>
+                <w:rtl w:val="off"/>
               </w:rPr>
-              <w:t xml:space="preserve">Argumenta correctamente las ventajas de la asincronía frente al bloqueo de la programación tradicional.</w:t>
+              <w:t>Argumenta correctamente las ventajas de la asincronía frente al bloqueo de la programación tradicional.</w:t>
             </w:r>
           </w:p>
         </w:tc>
       </w:tr>
       <w:tr>
         <w:trPr>
-          <w:cantSplit w:val="0"/>
+          <w:cantSplit w:val="off"/>
           <w:trHeight w:val="1775" w:hRule="atLeast"/>
-          <w:tblHeader w:val="0"/>
+          <w:tblHeader w:val="off"/>
         </w:trPr>
         <w:tc>
           <w:tcPr>
+            <w:cnfStyle w:val="000000000000"/>
             <w:tcBorders>
-              <w:top w:color="3e4346" w:space="0" w:sz="7" w:val="single"/>
-              <w:left w:color="3e4346" w:space="0" w:sz="7" w:val="single"/>
-              <w:bottom w:color="3e4346" w:space="0" w:sz="7" w:val="single"/>
-              <w:right w:color="3e4346" w:space="0" w:sz="7" w:val="single"/>
+              <w:top w:val="single" w:color="3e4346" w:sz="7" w:space="0"/>
+              <w:left w:val="single" w:color="3e4346" w:sz="7" w:space="0"/>
+              <w:bottom w:val="single" w:color="3e4346" w:sz="7" w:space="0"/>
+              <w:right w:val="single" w:color="3e4346" w:sz="7" w:space="0"/>
             </w:tcBorders>
             <w:tcMar>
-              <w:top w:w="100.0" w:type="dxa"/>
-              <w:left w:w="100.0" w:type="dxa"/>
-              <w:bottom w:w="100.0" w:type="dxa"/>
-              <w:right w:w="100.0" w:type="dxa"/>
+              <w:top w:w="100" w:type="dxa"/>
+              <w:left w:w="100" w:type="dxa"/>
+              <w:bottom w:w="100" w:type="dxa"/>
+              <w:right w:w="100" w:type="dxa"/>
             </w:tcMar>
             <w:vAlign w:val="top"/>
           </w:tcPr>
           <w:p>
             <w:pPr>
               <w:pBdr>
-                <w:top w:color="auto" w:space="0" w:sz="0" w:val="none"/>
-                <w:left w:color="auto" w:space="0" w:sz="0" w:val="none"/>
-                <w:bottom w:color="auto" w:space="0" w:sz="0" w:val="none"/>
-                <w:right w:color="auto" w:space="0" w:sz="0" w:val="none"/>
-                <w:between w:color="auto" w:space="0" w:sz="0" w:val="none"/>
+                <w:top w:val="none" w:sz="4" w:space="0"/>
+                <w:left w:val="none" w:sz="4" w:space="0"/>
+                <w:bottom w:val="none" w:sz="4" w:space="0"/>
+                <w:right w:val="none" w:sz="4" w:space="0"/>
+                <w:between w:val="none" w:sz="4" w:space="0"/>
               </w:pBdr>
               <w:rPr>
-                <w:b w:val="1"/>
-                <w:bCs w:val="1"/>
+                <w:b/>
+                <w:bCs/>
                 <w:color w:val="d0ccc6"/>
                 <w:sz w:val="21"/>
                 <w:szCs w:val="21"/>
@@ -2220,41 +2323,42 @@
             </w:pPr>
             <w:r>
               <w:rPr>
-                <w:b w:val="1"/>
-                <w:bCs w:val="1"/>
+                <w:b/>
+                <w:bCs/>
                 <w:color w:val="d0ccc6"/>
                 <w:sz w:val="21"/>
                 <w:szCs w:val="21"/>
-                <w:rtl w:val="0"/>
+                <w:rtl w:val="off"/>
               </w:rPr>
-              <w:t xml:space="preserve">CE e) Integración con HTML</w:t>
+              <w:t>CE e) Integración con HTML</w:t>
             </w:r>
           </w:p>
         </w:tc>
         <w:tc>
           <w:tcPr>
+            <w:cnfStyle w:val="000000000000"/>
             <w:tcBorders>
-              <w:top w:color="3e4346" w:space="0" w:sz="7" w:val="single"/>
-              <w:left w:color="3e4346" w:space="0" w:sz="7" w:val="single"/>
-              <w:bottom w:color="3e4346" w:space="0" w:sz="7" w:val="single"/>
-              <w:right w:color="3e4346" w:space="0" w:sz="7" w:val="single"/>
+              <w:top w:val="single" w:color="3e4346" w:sz="7" w:space="0"/>
+              <w:left w:val="single" w:color="3e4346" w:sz="7" w:space="0"/>
+              <w:bottom w:val="single" w:color="3e4346" w:sz="7" w:space="0"/>
+              <w:right w:val="single" w:color="3e4346" w:sz="7" w:space="0"/>
             </w:tcBorders>
             <w:tcMar>
-              <w:top w:w="100.0" w:type="dxa"/>
-              <w:left w:w="100.0" w:type="dxa"/>
-              <w:bottom w:w="100.0" w:type="dxa"/>
-              <w:right w:w="100.0" w:type="dxa"/>
+              <w:top w:w="100" w:type="dxa"/>
+              <w:left w:w="100" w:type="dxa"/>
+              <w:bottom w:w="100" w:type="dxa"/>
+              <w:right w:w="100" w:type="dxa"/>
             </w:tcMar>
             <w:vAlign w:val="top"/>
           </w:tcPr>
           <w:p>
             <w:pPr>
               <w:pBdr>
-                <w:top w:color="auto" w:space="0" w:sz="0" w:val="none"/>
-                <w:left w:color="auto" w:space="0" w:sz="0" w:val="none"/>
-                <w:bottom w:color="auto" w:space="0" w:sz="0" w:val="none"/>
-                <w:right w:color="auto" w:space="0" w:sz="0" w:val="none"/>
-                <w:between w:color="auto" w:space="0" w:sz="0" w:val="none"/>
+                <w:top w:val="none" w:sz="4" w:space="0"/>
+                <w:left w:val="none" w:sz="4" w:space="0"/>
+                <w:bottom w:val="none" w:sz="4" w:space="0"/>
+                <w:right w:val="none" w:sz="4" w:space="0"/>
+                <w:between w:val="none" w:sz="4" w:space="0"/>
               </w:pBdr>
               <w:rPr>
                 <w:color w:val="d0ccc6"/>
@@ -2267,36 +2371,37 @@
                 <w:color w:val="d0ccc6"/>
                 <w:sz w:val="21"/>
                 <w:szCs w:val="21"/>
-                <w:rtl w:val="0"/>
+                <w:rtl w:val="off"/>
               </w:rPr>
-              <w:t xml:space="preserve">Actividad 2 (Tareas 3 y 4)</w:t>
+              <w:t>Actividad 2 (Tareas 3 y 4)</w:t>
             </w:r>
           </w:p>
         </w:tc>
         <w:tc>
           <w:tcPr>
+            <w:cnfStyle w:val="000000000000"/>
             <w:tcBorders>
-              <w:top w:color="3e4346" w:space="0" w:sz="7" w:val="single"/>
-              <w:left w:color="3e4346" w:space="0" w:sz="7" w:val="single"/>
-              <w:bottom w:color="3e4346" w:space="0" w:sz="7" w:val="single"/>
-              <w:right w:color="3e4346" w:space="0" w:sz="7" w:val="single"/>
+              <w:top w:val="single" w:color="3e4346" w:sz="7" w:space="0"/>
+              <w:left w:val="single" w:color="3e4346" w:sz="7" w:space="0"/>
+              <w:bottom w:val="single" w:color="3e4346" w:sz="7" w:space="0"/>
+              <w:right w:val="single" w:color="3e4346" w:sz="7" w:space="0"/>
             </w:tcBorders>
             <w:tcMar>
-              <w:top w:w="100.0" w:type="dxa"/>
-              <w:left w:w="100.0" w:type="dxa"/>
-              <w:bottom w:w="100.0" w:type="dxa"/>
-              <w:right w:w="100.0" w:type="dxa"/>
+              <w:top w:w="100" w:type="dxa"/>
+              <w:left w:w="100" w:type="dxa"/>
+              <w:bottom w:w="100" w:type="dxa"/>
+              <w:right w:w="100" w:type="dxa"/>
             </w:tcMar>
             <w:vAlign w:val="top"/>
           </w:tcPr>
           <w:p>
             <w:pPr>
               <w:pBdr>
-                <w:top w:color="auto" w:space="0" w:sz="0" w:val="none"/>
-                <w:left w:color="auto" w:space="0" w:sz="0" w:val="none"/>
-                <w:bottom w:color="auto" w:space="0" w:sz="0" w:val="none"/>
-                <w:right w:color="auto" w:space="0" w:sz="0" w:val="none"/>
-                <w:between w:color="auto" w:space="0" w:sz="0" w:val="none"/>
+                <w:top w:val="none" w:sz="4" w:space="0"/>
+                <w:left w:val="none" w:sz="4" w:space="0"/>
+                <w:bottom w:val="none" w:sz="4" w:space="0"/>
+                <w:right w:val="none" w:sz="4" w:space="0"/>
+                <w:between w:val="none" w:sz="4" w:space="0"/>
               </w:pBdr>
               <w:rPr>
                 <w:color w:val="d0ccc6"/>
@@ -2309,36 +2414,37 @@
                 <w:color w:val="d0ccc6"/>
                 <w:sz w:val="21"/>
                 <w:szCs w:val="21"/>
-                <w:rtl w:val="0"/>
+                <w:rtl w:val="off"/>
               </w:rPr>
-              <w:t xml:space="preserve">20%</w:t>
+              <w:t>20%</w:t>
             </w:r>
           </w:p>
         </w:tc>
         <w:tc>
           <w:tcPr>
+            <w:cnfStyle w:val="000000000000"/>
             <w:tcBorders>
-              <w:top w:color="3e4346" w:space="0" w:sz="7" w:val="single"/>
-              <w:left w:color="3e4346" w:space="0" w:sz="7" w:val="single"/>
-              <w:bottom w:color="3e4346" w:space="0" w:sz="7" w:val="single"/>
-              <w:right w:color="3e4346" w:space="0" w:sz="7" w:val="single"/>
+              <w:top w:val="single" w:color="3e4346" w:sz="7" w:space="0"/>
+              <w:left w:val="single" w:color="3e4346" w:sz="7" w:space="0"/>
+              <w:bottom w:val="single" w:color="3e4346" w:sz="7" w:space="0"/>
+              <w:right w:val="single" w:color="3e4346" w:sz="7" w:space="0"/>
             </w:tcBorders>
             <w:tcMar>
-              <w:top w:w="100.0" w:type="dxa"/>
-              <w:left w:w="100.0" w:type="dxa"/>
-              <w:bottom w:w="100.0" w:type="dxa"/>
-              <w:right w:w="100.0" w:type="dxa"/>
+              <w:top w:w="100" w:type="dxa"/>
+              <w:left w:w="100" w:type="dxa"/>
+              <w:bottom w:w="100" w:type="dxa"/>
+              <w:right w:w="100" w:type="dxa"/>
             </w:tcMar>
             <w:vAlign w:val="top"/>
           </w:tcPr>
           <w:p>
             <w:pPr>
               <w:pBdr>
-                <w:top w:color="auto" w:space="0" w:sz="0" w:val="none"/>
-                <w:left w:color="auto" w:space="0" w:sz="0" w:val="none"/>
-                <w:bottom w:color="auto" w:space="0" w:sz="0" w:val="none"/>
-                <w:right w:color="auto" w:space="0" w:sz="0" w:val="none"/>
-                <w:between w:color="auto" w:space="0" w:sz="0" w:val="none"/>
+                <w:top w:val="none" w:sz="4" w:space="0"/>
+                <w:left w:val="none" w:sz="4" w:space="0"/>
+                <w:bottom w:val="none" w:sz="4" w:space="0"/>
+                <w:right w:val="none" w:sz="4" w:space="0"/>
+                <w:between w:val="none" w:sz="4" w:space="0"/>
               </w:pBdr>
               <w:rPr>
                 <w:color w:val="d0ccc6"/>
@@ -2351,47 +2457,48 @@
                 <w:color w:val="d0ccc6"/>
                 <w:sz w:val="21"/>
                 <w:szCs w:val="21"/>
-                <w:rtl w:val="0"/>
+                <w:rtl w:val="off"/>
               </w:rPr>
-              <w:t xml:space="preserve">Domina perfectamente el comportamiento e impacto en rendimiento de async, defer y la posición de las etiquetas.</w:t>
+              <w:t>Domina perfectamente el comportamiento e impacto en rendimiento de async, defer y la posición de las etiquetas.</w:t>
             </w:r>
           </w:p>
         </w:tc>
       </w:tr>
       <w:tr>
         <w:trPr>
-          <w:cantSplit w:val="0"/>
+          <w:cantSplit w:val="off"/>
           <w:trHeight w:val="1775" w:hRule="atLeast"/>
-          <w:tblHeader w:val="0"/>
+          <w:tblHeader w:val="off"/>
         </w:trPr>
         <w:tc>
           <w:tcPr>
+            <w:cnfStyle w:val="000000000000"/>
             <w:tcBorders>
-              <w:top w:color="3e4346" w:space="0" w:sz="7" w:val="single"/>
-              <w:left w:color="3e4346" w:space="0" w:sz="7" w:val="single"/>
-              <w:bottom w:color="3e4346" w:space="0" w:sz="7" w:val="single"/>
-              <w:right w:color="3e4346" w:space="0" w:sz="7" w:val="single"/>
+              <w:top w:val="single" w:color="3e4346" w:sz="7" w:space="0"/>
+              <w:left w:val="single" w:color="3e4346" w:sz="7" w:space="0"/>
+              <w:bottom w:val="single" w:color="3e4346" w:sz="7" w:space="0"/>
+              <w:right w:val="single" w:color="3e4346" w:sz="7" w:space="0"/>
             </w:tcBorders>
             <w:tcMar>
-              <w:top w:w="100.0" w:type="dxa"/>
-              <w:left w:w="100.0" w:type="dxa"/>
-              <w:bottom w:w="100.0" w:type="dxa"/>
-              <w:right w:w="100.0" w:type="dxa"/>
+              <w:top w:w="100" w:type="dxa"/>
+              <w:left w:w="100" w:type="dxa"/>
+              <w:bottom w:w="100" w:type="dxa"/>
+              <w:right w:w="100" w:type="dxa"/>
             </w:tcMar>
             <w:vAlign w:val="top"/>
           </w:tcPr>
           <w:p>
             <w:pPr>
               <w:pBdr>
-                <w:top w:color="auto" w:space="0" w:sz="0" w:val="none"/>
-                <w:left w:color="auto" w:space="0" w:sz="0" w:val="none"/>
-                <w:bottom w:color="auto" w:space="0" w:sz="0" w:val="none"/>
-                <w:right w:color="auto" w:space="0" w:sz="0" w:val="none"/>
-                <w:between w:color="auto" w:space="0" w:sz="0" w:val="none"/>
+                <w:top w:val="none" w:sz="4" w:space="0"/>
+                <w:left w:val="none" w:sz="4" w:space="0"/>
+                <w:bottom w:val="none" w:sz="4" w:space="0"/>
+                <w:right w:val="none" w:sz="4" w:space="0"/>
+                <w:between w:val="none" w:sz="4" w:space="0"/>
               </w:pBdr>
               <w:rPr>
-                <w:b w:val="1"/>
-                <w:bCs w:val="1"/>
+                <w:b/>
+                <w:bCs/>
                 <w:color w:val="d0ccc6"/>
                 <w:sz w:val="21"/>
                 <w:szCs w:val="21"/>
@@ -2399,41 +2506,42 @@
             </w:pPr>
             <w:r>
               <w:rPr>
-                <w:b w:val="1"/>
-                <w:bCs w:val="1"/>
+                <w:b/>
+                <w:bCs/>
                 <w:color w:val="d0ccc6"/>
                 <w:sz w:val="21"/>
                 <w:szCs w:val="21"/>
-                <w:rtl w:val="0"/>
+                <w:rtl w:val="off"/>
               </w:rPr>
-              <w:t xml:space="preserve">CE f) Herramientas sobre Clientes</w:t>
+              <w:t>CE f) Herramientas sobre Clientes</w:t>
             </w:r>
           </w:p>
         </w:tc>
         <w:tc>
           <w:tcPr>
+            <w:cnfStyle w:val="000000000000"/>
             <w:tcBorders>
-              <w:top w:color="3e4346" w:space="0" w:sz="7" w:val="single"/>
-              <w:left w:color="3e4346" w:space="0" w:sz="7" w:val="single"/>
-              <w:bottom w:color="3e4346" w:space="0" w:sz="7" w:val="single"/>
-              <w:right w:color="3e4346" w:space="0" w:sz="7" w:val="single"/>
+              <w:top w:val="single" w:color="3e4346" w:sz="7" w:space="0"/>
+              <w:left w:val="single" w:color="3e4346" w:sz="7" w:space="0"/>
+              <w:bottom w:val="single" w:color="3e4346" w:sz="7" w:space="0"/>
+              <w:right w:val="single" w:color="3e4346" w:sz="7" w:space="0"/>
             </w:tcBorders>
             <w:tcMar>
-              <w:top w:w="100.0" w:type="dxa"/>
-              <w:left w:w="100.0" w:type="dxa"/>
-              <w:bottom w:w="100.0" w:type="dxa"/>
-              <w:right w:w="100.0" w:type="dxa"/>
+              <w:top w:w="100" w:type="dxa"/>
+              <w:left w:w="100" w:type="dxa"/>
+              <w:bottom w:w="100" w:type="dxa"/>
+              <w:right w:w="100" w:type="dxa"/>
             </w:tcMar>
             <w:vAlign w:val="top"/>
           </w:tcPr>
           <w:p>
             <w:pPr>
               <w:pBdr>
-                <w:top w:color="auto" w:space="0" w:sz="0" w:val="none"/>
-                <w:left w:color="auto" w:space="0" w:sz="0" w:val="none"/>
-                <w:bottom w:color="auto" w:space="0" w:sz="0" w:val="none"/>
-                <w:right w:color="auto" w:space="0" w:sz="0" w:val="none"/>
-                <w:between w:color="auto" w:space="0" w:sz="0" w:val="none"/>
+                <w:top w:val="none" w:sz="4" w:space="0"/>
+                <w:left w:val="none" w:sz="4" w:space="0"/>
+                <w:bottom w:val="none" w:sz="4" w:space="0"/>
+                <w:right w:val="none" w:sz="4" w:space="0"/>
+                <w:between w:val="none" w:sz="4" w:space="0"/>
               </w:pBdr>
               <w:rPr>
                 <w:color w:val="d0ccc6"/>
@@ -2446,36 +2554,37 @@
                 <w:color w:val="d0ccc6"/>
                 <w:sz w:val="21"/>
                 <w:szCs w:val="21"/>
-                <w:rtl w:val="0"/>
+                <w:rtl w:val="off"/>
               </w:rPr>
-              <w:t xml:space="preserve">Actividades 1 y 2 (Uso de DevTools/IDE)</w:t>
+              <w:t>Actividades 1 y 2 (Uso de DevTools/IDE)</w:t>
             </w:r>
           </w:p>
         </w:tc>
         <w:tc>
           <w:tcPr>
+            <w:cnfStyle w:val="000000000000"/>
             <w:tcBorders>
-              <w:top w:color="3e4346" w:space="0" w:sz="7" w:val="single"/>
-              <w:left w:color="3e4346" w:space="0" w:sz="7" w:val="single"/>
-              <w:bottom w:color="3e4346" w:space="0" w:sz="7" w:val="single"/>
-              <w:right w:color="3e4346" w:space="0" w:sz="7" w:val="single"/>
+              <w:top w:val="single" w:color="3e4346" w:sz="7" w:space="0"/>
+              <w:left w:val="single" w:color="3e4346" w:sz="7" w:space="0"/>
+              <w:bottom w:val="single" w:color="3e4346" w:sz="7" w:space="0"/>
+              <w:right w:val="single" w:color="3e4346" w:sz="7" w:space="0"/>
             </w:tcBorders>
             <w:tcMar>
-              <w:top w:w="100.0" w:type="dxa"/>
-              <w:left w:w="100.0" w:type="dxa"/>
-              <w:bottom w:w="100.0" w:type="dxa"/>
-              <w:right w:w="100.0" w:type="dxa"/>
+              <w:top w:w="100" w:type="dxa"/>
+              <w:left w:w="100" w:type="dxa"/>
+              <w:bottom w:w="100" w:type="dxa"/>
+              <w:right w:w="100" w:type="dxa"/>
             </w:tcMar>
             <w:vAlign w:val="top"/>
           </w:tcPr>
           <w:p>
             <w:pPr>
               <w:pBdr>
-                <w:top w:color="auto" w:space="0" w:sz="0" w:val="none"/>
-                <w:left w:color="auto" w:space="0" w:sz="0" w:val="none"/>
-                <w:bottom w:color="auto" w:space="0" w:sz="0" w:val="none"/>
-                <w:right w:color="auto" w:space="0" w:sz="0" w:val="none"/>
-                <w:between w:color="auto" w:space="0" w:sz="0" w:val="none"/>
+                <w:top w:val="none" w:sz="4" w:space="0"/>
+                <w:left w:val="none" w:sz="4" w:space="0"/>
+                <w:bottom w:val="none" w:sz="4" w:space="0"/>
+                <w:right w:val="none" w:sz="4" w:space="0"/>
+                <w:between w:val="none" w:sz="4" w:space="0"/>
               </w:pBdr>
               <w:rPr>
                 <w:color w:val="d0ccc6"/>
@@ -2488,36 +2597,37 @@
                 <w:color w:val="d0ccc6"/>
                 <w:sz w:val="21"/>
                 <w:szCs w:val="21"/>
-                <w:rtl w:val="0"/>
+                <w:rtl w:val="off"/>
               </w:rPr>
-              <w:t xml:space="preserve">15%</w:t>
+              <w:t>15%</w:t>
             </w:r>
           </w:p>
         </w:tc>
         <w:tc>
           <w:tcPr>
+            <w:cnfStyle w:val="000000000000"/>
             <w:tcBorders>
-              <w:top w:color="3e4346" w:space="0" w:sz="7" w:val="single"/>
-              <w:left w:color="3e4346" w:space="0" w:sz="7" w:val="single"/>
-              <w:bottom w:color="3e4346" w:space="0" w:sz="7" w:val="single"/>
-              <w:right w:color="3e4346" w:space="0" w:sz="7" w:val="single"/>
+              <w:top w:val="single" w:color="3e4346" w:sz="7" w:space="0"/>
+              <w:left w:val="single" w:color="3e4346" w:sz="7" w:space="0"/>
+              <w:bottom w:val="single" w:color="3e4346" w:sz="7" w:space="0"/>
+              <w:right w:val="single" w:color="3e4346" w:sz="7" w:space="0"/>
             </w:tcBorders>
             <w:tcMar>
-              <w:top w:w="100.0" w:type="dxa"/>
-              <w:left w:w="100.0" w:type="dxa"/>
-              <w:bottom w:w="100.0" w:type="dxa"/>
-              <w:right w:w="100.0" w:type="dxa"/>
+              <w:top w:w="100" w:type="dxa"/>
+              <w:left w:w="100" w:type="dxa"/>
+              <w:bottom w:w="100" w:type="dxa"/>
+              <w:right w:w="100" w:type="dxa"/>
             </w:tcMar>
             <w:vAlign w:val="top"/>
           </w:tcPr>
           <w:p>
             <w:pPr>
               <w:pBdr>
-                <w:top w:color="auto" w:space="0" w:sz="0" w:val="none"/>
-                <w:left w:color="auto" w:space="0" w:sz="0" w:val="none"/>
-                <w:bottom w:color="auto" w:space="0" w:sz="0" w:val="none"/>
-                <w:right w:color="auto" w:space="0" w:sz="0" w:val="none"/>
-                <w:between w:color="auto" w:space="0" w:sz="0" w:val="none"/>
+                <w:top w:val="none" w:sz="4" w:space="0"/>
+                <w:left w:val="none" w:sz="4" w:space="0"/>
+                <w:bottom w:val="none" w:sz="4" w:space="0"/>
+                <w:right w:val="none" w:sz="4" w:space="0"/>
+                <w:between w:val="none" w:sz="4" w:space="0"/>
               </w:pBdr>
               <w:rPr>
                 <w:color w:val="d0ccc6"/>
@@ -2530,9 +2640,9 @@
                 <w:color w:val="d0ccc6"/>
                 <w:sz w:val="21"/>
                 <w:szCs w:val="21"/>
-                <w:rtl w:val="0"/>
+                <w:rtl w:val="off"/>
               </w:rPr>
-              <w:t xml:space="preserve">Se desenvuelve con soltura en la consola, la pestaña Network y la grabación de Performance de las DevTools.</w:t>
+              <w:t>Se desenvuelve con soltura en la consola, la pestaña Network y la grabación de Performance de las DevTools.</w:t>
             </w:r>
           </w:p>
         </w:tc>
@@ -2546,25 +2656,592 @@
           <w:szCs w:val="21"/>
         </w:rPr>
       </w:pPr>
-      <w:r>
-        <w:rPr>
-          <w:rtl w:val="0"/>
-        </w:rPr>
-      </w:r>
     </w:p>
     <w:p>
       <w:pPr>
-        <w:rPr/>
-      </w:pPr>
-      <w:r>
-        <w:rPr>
-          <w:rtl w:val="0"/>
-        </w:rPr>
+        <w:framePr w:w="0" w:h="0" w:vAnchor="margin" w:hAnchor="text" w:x="0" w:y="0"/>
+        <w:pBdr>
+          <w:top w:val="none" w:sz="4" w:space="0"/>
+          <w:left w:val="none" w:sz="4" w:space="0"/>
+          <w:bottom w:val="none" w:sz="4" w:space="0"/>
+          <w:right w:val="none" w:sz="4" w:space="0"/>
+          <w:between w:val="none" w:sz="4" w:space="0"/>
+          <w:bar w:val="none" w:sz="4" w:space="0"/>
+        </w:pBdr>
+        <w:shd w:val="clear" w:fill="auto"/>
+        <w:bidi w:val="off"/>
+        <w:spacing w:before="0" w:after="0" w:line="240" w:lineRule="auto"/>
+        <w:ind w:left="0" w:right="0" w:firstLine="0"/>
+        <w:jc w:val="left"/>
+        <w:rPr>
+          <w:rFonts w:ascii="Segoe UI"/>
+          <w:color w:val="000000"/>
+          <w:sz w:val="18"/>
+          <w:rtl w:val="off"/>
+          <w:lang w:val="en-US"/>
+        </w:rPr>
+      </w:pPr>
+      <w:r>
+        <w:rPr>
+          <w:rFonts w:ascii="Segoe UI"/>
+          <w:color w:val="000000"/>
+          <w:sz w:val="18"/>
+          <w:rtl w:val="off"/>
+          <w:lang w:val="en-US"/>
+        </w:rPr>
+        <w:t xml:space="preserve">Parte 2: Simulacro de Defensa Oral (Preguntas de Examen y Respuestas Modelo) En la defensa no te pediré que me leas el informe: iré a pillarte para comprobar si lo has entendido tú o si te lo han hecho. Prepárate muy bien estas 6 preguntas clave: </w:t>
       </w:r>
     </w:p>
+    <w:p>
+      <w:pPr>
+        <w:framePr w:w="0" w:h="0" w:vAnchor="margin" w:hAnchor="text" w:x="0" w:y="0"/>
+        <w:pBdr>
+          <w:top w:val="none" w:sz="4" w:space="0"/>
+          <w:left w:val="none" w:sz="4" w:space="0"/>
+          <w:bottom w:val="none" w:sz="4" w:space="0"/>
+          <w:right w:val="none" w:sz="4" w:space="0"/>
+          <w:between w:val="none" w:sz="4" w:space="0"/>
+          <w:bar w:val="none" w:sz="4" w:space="0"/>
+        </w:pBdr>
+        <w:shd w:val="clear" w:fill="auto"/>
+        <w:bidi w:val="off"/>
+        <w:spacing w:before="0" w:after="0" w:line="240" w:lineRule="auto"/>
+        <w:ind w:left="0" w:right="0" w:firstLine="0"/>
+        <w:jc w:val="left"/>
+        <w:rPr>
+          <w:rFonts w:ascii="Segoe UI"/>
+          <w:color w:val="000000"/>
+          <w:sz w:val="18"/>
+          <w:rtl w:val="off"/>
+          <w:lang w:val="en-US"/>
+        </w:rPr>
+      </w:pPr>
+    </w:p>
+    <w:p>
+      <w:pPr>
+        <w:framePr w:w="0" w:h="0" w:vAnchor="margin" w:hAnchor="text" w:x="0" w:y="0"/>
+        <w:numPr>
+          <w:ilvl w:val="0"/>
+          <w:numId w:val="4"/>
+        </w:numPr>
+        <w:pBdr>
+          <w:top w:val="none" w:sz="4" w:space="0"/>
+          <w:left w:val="none" w:sz="4" w:space="0"/>
+          <w:bottom w:val="none" w:sz="4" w:space="0"/>
+          <w:right w:val="none" w:sz="4" w:space="0"/>
+          <w:between w:val="none" w:sz="4" w:space="0"/>
+          <w:bar w:val="none" w:sz="4" w:space="0"/>
+        </w:pBdr>
+        <w:shd w:val="clear" w:fill="auto"/>
+        <w:bidi w:val="off"/>
+        <w:spacing w:before="0" w:after="0" w:line="240" w:lineRule="auto"/>
+        <w:jc w:val="left"/>
+        <w:rPr>
+          <w:rFonts w:ascii="Segoe UI"/>
+          <w:b/>
+          <w:bCs/>
+          <w:color w:val="000000"/>
+          <w:sz w:val="18"/>
+          <w:rtl w:val="off"/>
+          <w:lang w:val="en-US"/>
+        </w:rPr>
+      </w:pPr>
+      <w:r>
+        <w:rPr>
+          <w:rFonts w:ascii="Segoe UI"/>
+          <w:b/>
+          <w:bCs/>
+          <w:color w:val="000000"/>
+          <w:sz w:val="18"/>
+          <w:rtl w:val="off"/>
+          <w:lang w:val="en-US"/>
+        </w:rPr>
+        <w:t xml:space="preserve">Pregunta 1 (Integración con HTML y DOM): "Oye, en el Escenario A el script falla con TypeError: Cannot set properties of null. Explícame exactamente por qué ocurre esto a nivel del motor del navegador y por qué moverlo al final del body en el Escenario B lo soluciona." </w:t>
+      </w:r>
+    </w:p>
+    <w:p>
+      <w:pPr>
+        <w:framePr w:w="0" w:h="0" w:vAnchor="margin" w:hAnchor="text" w:x="0" w:y="0"/>
+        <w:numPr>
+          <w:ilvl w:val="0"/>
+          <w:numId w:val="5"/>
+        </w:numPr>
+        <w:pBdr>
+          <w:top w:val="none" w:sz="4" w:space="0"/>
+          <w:left w:val="none" w:sz="4" w:space="0"/>
+          <w:bottom w:val="none" w:sz="4" w:space="0"/>
+          <w:right w:val="none" w:sz="4" w:space="0"/>
+          <w:between w:val="none" w:sz="4" w:space="0"/>
+          <w:bar w:val="none" w:sz="4" w:space="0"/>
+        </w:pBdr>
+        <w:shd w:val="clear" w:fill="auto"/>
+        <w:bidi w:val="off"/>
+        <w:spacing w:before="0" w:after="0" w:line="240" w:lineRule="auto"/>
+        <w:jc w:val="left"/>
+        <w:rPr>
+          <w:rFonts w:ascii="Segoe UI"/>
+          <w:color w:val="000000"/>
+          <w:sz w:val="18"/>
+          <w:rtl w:val="off"/>
+          <w:lang w:val="en-US"/>
+        </w:rPr>
+      </w:pPr>
+      <w:r>
+        <w:rPr>
+          <w:rFonts w:ascii="Segoe UI"/>
+          <w:color w:val="000000"/>
+          <w:sz w:val="18"/>
+          <w:rtl w:val="off"/>
+          <w:lang w:val="en-US"/>
+        </w:rPr>
+        <w:t xml:space="preserve">Respuesta modelo del alumno (10/10): "Ocurre porque el motor del navegador lee y parsea el archivo HTML de manera estrictamente secuencial, de arriba a abajo. Al colocar el &lt;script&gt; síncrono en el &lt;head&gt;, el analizador HTML detiene la lectura en la línea 4 para descargar y ejecutar script1.js. En ese milisegundo, el árbol DOM solo tiene la etiqueta html y la cabecera head; el elemento &lt;body&gt; y el &lt;h1 id="titulo"&gt; aún no existen en memoria. Por tanto, document.getElementById('titulo') devuelve null, y al intentar mutar su propiedad .innerText lanza un TypeError. En el Escenario B se soluciona porque los scripts están justo antes del cierre de &lt;/body&gt;, lo que significa que el analizador HTML ya ha leído y creado en memoria el nodo &lt;h1&gt; antes de empezar a ejecutar el script." </w:t>
+      </w:r>
+    </w:p>
+    <w:p>
+      <w:pPr>
+        <w:framePr w:w="0" w:h="0" w:vAnchor="margin" w:hAnchor="text" w:x="0" w:y="0"/>
+        <w:numPr>
+          <w:ilvl w:val="0"/>
+          <w:numId w:val="4"/>
+        </w:numPr>
+        <w:pBdr>
+          <w:top w:val="none" w:sz="4" w:space="0"/>
+          <w:left w:val="none" w:sz="4" w:space="0"/>
+          <w:bottom w:val="none" w:sz="4" w:space="0"/>
+          <w:right w:val="none" w:sz="4" w:space="0"/>
+          <w:between w:val="none" w:sz="4" w:space="0"/>
+          <w:bar w:val="none" w:sz="4" w:space="0"/>
+        </w:pBdr>
+        <w:shd w:val="clear" w:fill="auto"/>
+        <w:bidi w:val="off"/>
+        <w:spacing w:before="0" w:after="0" w:line="240" w:lineRule="auto"/>
+        <w:jc w:val="left"/>
+        <w:rPr>
+          <w:rFonts w:ascii="Segoe UI"/>
+          <w:color w:val="000000"/>
+          <w:sz w:val="18"/>
+          <w:rtl w:val="off"/>
+          <w:lang w:val="en-US"/>
+        </w:rPr>
+      </w:pPr>
+      <w:r>
+        <w:rPr>
+          <w:rFonts w:ascii="Segoe UI"/>
+          <w:b/>
+          <w:bCs/>
+          <w:color w:val="000000"/>
+          <w:sz w:val="18"/>
+          <w:rtl w:val="off"/>
+          <w:lang w:val="en-US"/>
+        </w:rPr>
+        <w:t>Pregunta 2 (async vs defer): "Si en el Escenario B (al final del body) y en el Escenario D (defer en el head) ambos scripts consiguen modificar el título sin dar error de null, ¿por qué en la industria se considera mucho mejor práctica usar defer en el &lt;head&gt; que poner los scripts al final del body?"</w:t>
+      </w:r>
+      <w:r>
+        <w:rPr>
+          <w:rFonts w:ascii="Segoe UI"/>
+          <w:color w:val="000000"/>
+          <w:sz w:val="18"/>
+          <w:rtl w:val="off"/>
+          <w:lang w:val="en-US"/>
+        </w:rPr>
+        <w:t xml:space="preserve"> </w:t>
+      </w:r>
+    </w:p>
+    <w:p>
+      <w:pPr>
+        <w:framePr w:w="0" w:h="0" w:vAnchor="margin" w:hAnchor="text" w:x="0" w:y="0"/>
+        <w:numPr>
+          <w:ilvl w:val="0"/>
+          <w:numId w:val="6"/>
+        </w:numPr>
+        <w:pBdr>
+          <w:top w:val="none" w:sz="4" w:space="0"/>
+          <w:left w:val="none" w:sz="4" w:space="0"/>
+          <w:bottom w:val="none" w:sz="4" w:space="0"/>
+          <w:right w:val="none" w:sz="4" w:space="0"/>
+          <w:between w:val="none" w:sz="4" w:space="0"/>
+          <w:bar w:val="none" w:sz="4" w:space="0"/>
+        </w:pBdr>
+        <w:shd w:val="clear" w:fill="auto"/>
+        <w:bidi w:val="off"/>
+        <w:spacing w:before="0" w:after="0" w:line="240" w:lineRule="auto"/>
+        <w:jc w:val="left"/>
+        <w:rPr>
+          <w:rFonts w:ascii="Segoe UI"/>
+          <w:color w:val="000000"/>
+          <w:sz w:val="18"/>
+          <w:rtl w:val="off"/>
+          <w:lang w:val="en-US"/>
+        </w:rPr>
+      </w:pPr>
+      <w:r>
+        <w:rPr>
+          <w:rFonts w:ascii="Segoe UI"/>
+          <w:color w:val="000000"/>
+          <w:sz w:val="18"/>
+          <w:rtl w:val="off"/>
+          <w:lang w:val="en-US"/>
+        </w:rPr>
+        <w:t xml:space="preserve">Respuesta modelo del alumno (10/10): "Por la optimización del tiempo de descarga y el FCP (First Contentful Paint). Si colocas los scripts al final del &lt;body&gt;, el navegador no se entera de que esos archivos existen hasta que ha terminado de leer todo el HTML, por lo que la descarga de la red empieza tarde. Con defer en el &lt;head&gt;, el navegador descubre los scripts inmediatamente y los va descargando en paralelo por la red mientras continúa construyendo el DOM. La ejecución se pospone hasta que el DOM esté listo, logrando que los scripts ya estén en la memoria del navegador para cuando se necesiten, sin retrasar el renderizado visual." </w:t>
+      </w:r>
+    </w:p>
+    <w:p>
+      <w:pPr>
+        <w:framePr w:w="0" w:h="0" w:vAnchor="margin" w:hAnchor="text" w:x="0" w:y="0"/>
+        <w:numPr>
+          <w:ilvl w:val="0"/>
+          <w:numId w:val="4"/>
+        </w:numPr>
+        <w:pBdr>
+          <w:top w:val="none" w:sz="4" w:space="0"/>
+          <w:left w:val="none" w:sz="4" w:space="0"/>
+          <w:bottom w:val="none" w:sz="4" w:space="0"/>
+          <w:right w:val="none" w:sz="4" w:space="0"/>
+          <w:between w:val="none" w:sz="4" w:space="0"/>
+          <w:bar w:val="none" w:sz="4" w:space="0"/>
+        </w:pBdr>
+        <w:shd w:val="clear" w:fill="auto"/>
+        <w:bidi w:val="off"/>
+        <w:spacing w:before="0" w:after="0" w:line="240" w:lineRule="auto"/>
+        <w:jc w:val="left"/>
+        <w:rPr>
+          <w:rFonts w:ascii="Segoe UI"/>
+          <w:color w:val="000000"/>
+          <w:sz w:val="18"/>
+          <w:rtl w:val="off"/>
+          <w:lang w:val="en-US"/>
+        </w:rPr>
+      </w:pPr>
+      <w:r>
+        <w:rPr>
+          <w:rFonts w:ascii="Segoe UI"/>
+          <w:b/>
+          <w:bCs/>
+          <w:color w:val="000000"/>
+          <w:sz w:val="18"/>
+          <w:rtl w:val="off"/>
+          <w:lang w:val="en-US"/>
+        </w:rPr>
+        <w:t>Pregunta 3 (Condiciones de carrera en async): "En el Escenario C has probado el atributo async. ¿Por qué no debemos usar nunca async en scripts de nuestra aplicación que dependan unos de otros (por ejemplo, si script2 necesita una función declarada en script1)?"</w:t>
+      </w:r>
+      <w:r>
+        <w:rPr>
+          <w:rFonts w:ascii="Segoe UI"/>
+          <w:color w:val="000000"/>
+          <w:sz w:val="18"/>
+          <w:rtl w:val="off"/>
+          <w:lang w:val="en-US"/>
+        </w:rPr>
+        <w:t xml:space="preserve"> </w:t>
+      </w:r>
+    </w:p>
+    <w:p>
+      <w:pPr>
+        <w:framePr w:w="0" w:h="0" w:vAnchor="margin" w:hAnchor="text" w:x="0" w:y="0"/>
+        <w:numPr>
+          <w:ilvl w:val="0"/>
+          <w:numId w:val="7"/>
+        </w:numPr>
+        <w:pBdr>
+          <w:top w:val="none" w:sz="4" w:space="0"/>
+          <w:left w:val="none" w:sz="4" w:space="0"/>
+          <w:bottom w:val="none" w:sz="4" w:space="0"/>
+          <w:right w:val="none" w:sz="4" w:space="0"/>
+          <w:between w:val="none" w:sz="4" w:space="0"/>
+          <w:bar w:val="none" w:sz="4" w:space="0"/>
+        </w:pBdr>
+        <w:shd w:val="clear" w:fill="auto"/>
+        <w:bidi w:val="off"/>
+        <w:spacing w:before="0" w:after="0" w:line="240" w:lineRule="auto"/>
+        <w:jc w:val="left"/>
+        <w:rPr>
+          <w:rFonts w:ascii="Segoe UI"/>
+          <w:color w:val="000000"/>
+          <w:sz w:val="18"/>
+          <w:rtl w:val="off"/>
+          <w:lang w:val="en-US"/>
+        </w:rPr>
+      </w:pPr>
+      <w:r>
+        <w:rPr>
+          <w:rFonts w:ascii="Segoe UI"/>
+          <w:color w:val="000000"/>
+          <w:sz w:val="18"/>
+          <w:rtl w:val="off"/>
+          <w:lang w:val="en-US"/>
+        </w:rPr>
+        <w:t xml:space="preserve">Respuesta modelo del alumno (10/10): "Porque async provoca una condición de carrera (Race Condition). Los scripts se descargan en paralelo de forma asíncrona, pero se ejecutan de manera inmediata e interruptiva en el instante exacto en que termina su descarga. El orden de ejecución no depende del orden en el HTML, sino del tamaño del archivo o de la latencia de la red. Si script2.js es más ligero que script1.js, se descargará y ejecutará antes, fallando con un ReferenceError si intenta invocar algo de script1 que aún no existe. Por eso async solo debe usarse en scripts completamente independientes, como Google Analytics." </w:t>
+      </w:r>
+    </w:p>
+    <w:p>
+      <w:pPr>
+        <w:framePr w:w="0" w:h="0" w:vAnchor="margin" w:hAnchor="text" w:x="0" w:y="0"/>
+        <w:numPr>
+          <w:ilvl w:val="0"/>
+          <w:numId w:val="4"/>
+        </w:numPr>
+        <w:pBdr>
+          <w:top w:val="none" w:sz="4" w:space="0"/>
+          <w:left w:val="none" w:sz="4" w:space="0"/>
+          <w:bottom w:val="none" w:sz="4" w:space="0"/>
+          <w:right w:val="none" w:sz="4" w:space="0"/>
+          <w:between w:val="none" w:sz="4" w:space="0"/>
+          <w:bar w:val="none" w:sz="4" w:space="0"/>
+        </w:pBdr>
+        <w:shd w:val="clear" w:fill="auto"/>
+        <w:bidi w:val="off"/>
+        <w:spacing w:before="0" w:after="0" w:line="240" w:lineRule="auto"/>
+        <w:jc w:val="left"/>
+        <w:rPr>
+          <w:rFonts w:ascii="Segoe UI"/>
+          <w:color w:val="000000"/>
+          <w:sz w:val="18"/>
+          <w:rtl w:val="off"/>
+          <w:lang w:val="en-US"/>
+        </w:rPr>
+      </w:pPr>
+      <w:r>
+        <w:rPr>
+          <w:rFonts w:ascii="Segoe UI"/>
+          <w:b/>
+          <w:bCs/>
+          <w:color w:val="000000"/>
+          <w:sz w:val="18"/>
+          <w:rtl w:val="off"/>
+          <w:lang w:val="en-US"/>
+        </w:rPr>
+        <w:t>Pregunta 4 (Módulos ES6): "En el Escenario E utilizas &lt;script type="module"&gt;. Nómbrame dos diferencias fundamentales entre un módulo de JavaScript y un script tradicional, y explícame por qué si intento abrir el HTML con doble clic en el explorador me da error en la consola."</w:t>
+      </w:r>
+      <w:r>
+        <w:rPr>
+          <w:rFonts w:ascii="Segoe UI"/>
+          <w:color w:val="000000"/>
+          <w:sz w:val="18"/>
+          <w:rtl w:val="off"/>
+          <w:lang w:val="en-US"/>
+        </w:rPr>
+        <w:t xml:space="preserve"> </w:t>
+      </w:r>
+    </w:p>
+    <w:p>
+      <w:pPr>
+        <w:framePr w:w="0" w:h="0" w:vAnchor="margin" w:hAnchor="text" w:x="0" w:y="0"/>
+        <w:numPr>
+          <w:ilvl w:val="0"/>
+          <w:numId w:val="8"/>
+        </w:numPr>
+        <w:pBdr>
+          <w:top w:val="none" w:sz="4" w:space="0"/>
+          <w:left w:val="none" w:sz="4" w:space="0"/>
+          <w:bottom w:val="none" w:sz="4" w:space="0"/>
+          <w:right w:val="none" w:sz="4" w:space="0"/>
+          <w:between w:val="none" w:sz="4" w:space="0"/>
+          <w:bar w:val="none" w:sz="4" w:space="0"/>
+        </w:pBdr>
+        <w:shd w:val="clear" w:fill="auto"/>
+        <w:bidi w:val="off"/>
+        <w:spacing w:before="0" w:after="0" w:line="240" w:lineRule="auto"/>
+        <w:jc w:val="left"/>
+        <w:rPr>
+          <w:rFonts w:ascii="Segoe UI"/>
+          <w:color w:val="000000"/>
+          <w:sz w:val="18"/>
+          <w:rtl w:val="off"/>
+          <w:lang w:val="en-US"/>
+        </w:rPr>
+      </w:pPr>
+      <w:r>
+        <w:rPr>
+          <w:rFonts w:ascii="Segoe UI"/>
+          <w:color w:val="000000"/>
+          <w:sz w:val="18"/>
+          <w:rtl w:val="off"/>
+          <w:lang w:val="en-US"/>
+        </w:rPr>
+        <w:t xml:space="preserve">Respuesta modelo del alumno (10/10): *"Las dos diferencias clave son: Ámbito cerrado (Module Scope): Los módulos no contaminan el objeto global window; sus variables y funciones son privadas a menos que se exporten con export. Además, se ejecutan obligatoriamente en modo estricto ("use strict"). Carga diferida: Un módulo tiene el comportamiento de defer activado de forma nativa sin necesidad de añadir el atributo. Respecto al error con doble clic: los navegadores bloquean la carga de módulos bajo el protocolo file:/// por motivos de seguridad relacionados con la política CORS (Cross-Origin Resource Sharing). Los módulos requieren obligatoriamente ser servidos bajo el protocolo HTTP o HTTPS a través de un servidor web local."* </w:t>
+      </w:r>
+    </w:p>
+    <w:p>
+      <w:pPr>
+        <w:framePr w:w="0" w:h="0" w:vAnchor="margin" w:hAnchor="text" w:x="0" w:y="0"/>
+        <w:numPr>
+          <w:ilvl w:val="0"/>
+          <w:numId w:val="4"/>
+        </w:numPr>
+        <w:pBdr>
+          <w:top w:val="none" w:sz="4" w:space="0"/>
+          <w:left w:val="none" w:sz="4" w:space="0"/>
+          <w:bottom w:val="none" w:sz="4" w:space="0"/>
+          <w:right w:val="none" w:sz="4" w:space="0"/>
+          <w:between w:val="none" w:sz="4" w:space="0"/>
+          <w:bar w:val="none" w:sz="4" w:space="0"/>
+        </w:pBdr>
+        <w:shd w:val="clear" w:fill="auto"/>
+        <w:bidi w:val="off"/>
+        <w:spacing w:before="0" w:after="0" w:line="240" w:lineRule="auto"/>
+        <w:jc w:val="left"/>
+        <w:rPr>
+          <w:rFonts w:ascii="Segoe UI"/>
+          <w:color w:val="000000"/>
+          <w:sz w:val="18"/>
+          <w:rtl w:val="off"/>
+          <w:lang w:val="en-US"/>
+        </w:rPr>
+      </w:pPr>
+      <w:r>
+        <w:rPr>
+          <w:rFonts w:ascii="Segoe UI"/>
+          <w:b/>
+          <w:bCs/>
+          <w:color w:val="000000"/>
+          <w:sz w:val="18"/>
+          <w:rtl w:val="off"/>
+          <w:lang w:val="en-US"/>
+        </w:rPr>
+        <w:t>Pregunta 5 (DevTools y Motor V8 - Actividad 1): "En la auditoría de YouTube de la Actividad 1, observaste bundles de más de 40 MB y determinaste que era una arquitectura CSR. ¿Qué papel juegan el Parser, Ignition y TurboFan de V8 cuando el navegador procesa semejante cantidad de código?</w:t>
+      </w:r>
+      <w:r>
+        <w:rPr>
+          <w:rFonts w:ascii="Segoe UI"/>
+          <w:color w:val="000000"/>
+          <w:sz w:val="18"/>
+          <w:rtl w:val="off"/>
+          <w:lang w:val="en-US"/>
+        </w:rPr>
+        <w:t xml:space="preserve">" </w:t>
+      </w:r>
+    </w:p>
+    <w:p>
+      <w:pPr>
+        <w:framePr w:w="0" w:h="0" w:vAnchor="margin" w:hAnchor="text" w:x="0" w:y="0"/>
+        <w:numPr>
+          <w:ilvl w:val="0"/>
+          <w:numId w:val="9"/>
+        </w:numPr>
+        <w:pBdr>
+          <w:top w:val="none" w:sz="4" w:space="0"/>
+          <w:left w:val="none" w:sz="4" w:space="0"/>
+          <w:bottom w:val="none" w:sz="4" w:space="0"/>
+          <w:right w:val="none" w:sz="4" w:space="0"/>
+          <w:between w:val="none" w:sz="4" w:space="0"/>
+          <w:bar w:val="none" w:sz="4" w:space="0"/>
+        </w:pBdr>
+        <w:shd w:val="clear" w:fill="auto"/>
+        <w:bidi w:val="off"/>
+        <w:spacing w:before="0" w:after="0" w:line="240" w:lineRule="auto"/>
+        <w:jc w:val="left"/>
+        <w:rPr>
+          <w:rFonts w:ascii="Segoe UI"/>
+          <w:color w:val="000000"/>
+          <w:sz w:val="18"/>
+          <w:rtl w:val="off"/>
+          <w:lang w:val="en-US"/>
+        </w:rPr>
+      </w:pPr>
+      <w:r>
+        <w:rPr>
+          <w:rFonts w:ascii="Segoe UI"/>
+          <w:color w:val="000000"/>
+          <w:sz w:val="18"/>
+          <w:rtl w:val="off"/>
+          <w:lang w:val="en-US"/>
+        </w:rPr>
+        <w:t xml:space="preserve">Respuesta modelo del alumno (10/10): *"En un modelo CSR, el servidor envía un HTML prácticamente vacío y es el cliente quien construye toda la interfaz mediante JavaScript. Cuando V8 recibe los bundles de YouTube: El Parser analiza la sintaxis y genera el AST (Árbol de Sintaxis Abstracta). El intérprete Ignition convierte ese AST en Bytecode para que empiece a ejecutarse rápidamente en el hilo principal. Durante la ejecución, el perfilador monitoriza qué funciones se repiten con frecuencia (Hot Code). El compilador optimizador TurboFan toma ese Hot Code y lo compila a Código Máquina Nativo de la CPU para que las interacciones posteriores (como el reproductor de vídeo) vuelen. Si alguna suposición de tipos cambia en tiempo de ejecución, TurboFan desoptimiza y devuelve el control a Ignition."* </w:t>
+      </w:r>
+    </w:p>
+    <w:p>
+      <w:pPr>
+        <w:framePr w:w="0" w:h="0" w:vAnchor="margin" w:hAnchor="text" w:x="0" w:y="0"/>
+        <w:numPr>
+          <w:ilvl w:val="0"/>
+          <w:numId w:val="4"/>
+        </w:numPr>
+        <w:pBdr>
+          <w:top w:val="none" w:sz="4" w:space="0"/>
+          <w:left w:val="none" w:sz="4" w:space="0"/>
+          <w:bottom w:val="none" w:sz="4" w:space="0"/>
+          <w:right w:val="none" w:sz="4" w:space="0"/>
+          <w:between w:val="none" w:sz="4" w:space="0"/>
+          <w:bar w:val="none" w:sz="4" w:space="0"/>
+        </w:pBdr>
+        <w:shd w:val="clear" w:fill="auto"/>
+        <w:bidi w:val="off"/>
+        <w:spacing w:before="0" w:after="0" w:line="240" w:lineRule="auto"/>
+        <w:jc w:val="left"/>
+        <w:rPr>
+          <w:rFonts w:ascii="Segoe UI"/>
+          <w:b/>
+          <w:bCs/>
+          <w:color w:val="000000"/>
+          <w:sz w:val="18"/>
+          <w:rtl w:val="off"/>
+          <w:lang w:val="en-US"/>
+        </w:rPr>
+      </w:pPr>
+      <w:r>
+        <w:rPr>
+          <w:rFonts w:ascii="Segoe UI"/>
+          <w:b/>
+          <w:bCs/>
+          <w:color w:val="000000"/>
+          <w:sz w:val="18"/>
+          <w:rtl w:val="off"/>
+          <w:lang w:val="en-US"/>
+        </w:rPr>
+        <w:t xml:space="preserve">Pregunta 6 (El Sandbox del Navegador): "En la consola intentaste forzar un script con FileReader para leer C:\Users\.... ¿Por qué el navegador no te dejó y qué pasaría en el mundo real si eso fuera posible?" </w:t>
+      </w:r>
+    </w:p>
+    <w:p>
+      <w:pPr>
+        <w:framePr w:w="0" w:h="0" w:vAnchor="margin" w:hAnchor="text" w:x="0" w:y="0"/>
+        <w:numPr>
+          <w:ilvl w:val="0"/>
+          <w:numId w:val="10"/>
+        </w:numPr>
+        <w:pBdr>
+          <w:top w:val="none" w:sz="4" w:space="0"/>
+          <w:left w:val="none" w:sz="4" w:space="0"/>
+          <w:bottom w:val="none" w:sz="4" w:space="0"/>
+          <w:right w:val="none" w:sz="4" w:space="0"/>
+          <w:between w:val="none" w:sz="4" w:space="0"/>
+          <w:bar w:val="none" w:sz="4" w:space="0"/>
+        </w:pBdr>
+        <w:shd w:val="clear" w:fill="auto"/>
+        <w:bidi w:val="off"/>
+        <w:spacing w:before="0" w:after="0" w:line="240" w:lineRule="auto"/>
+        <w:jc w:val="left"/>
+        <w:rPr>
+          <w:rFonts w:ascii="Segoe UI"/>
+          <w:color w:val="000000"/>
+          <w:sz w:val="18"/>
+          <w:lang w:val="en-US"/>
+        </w:rPr>
+      </w:pPr>
+      <w:r>
+        <w:rPr>
+          <w:rFonts w:ascii="Segoe UI"/>
+          <w:color w:val="000000"/>
+          <w:sz w:val="18"/>
+          <w:rtl w:val="off"/>
+          <w:lang w:val="en-US"/>
+        </w:rPr>
+        <w:t>Respuesta modelo del alumno (10/10): "El motor lo bloqueó por el mecanismo de aislamiento de recursos del Sandbox del navegador y el principio de mínimo privilegio. En JavaScript de cliente, las APIs web nunca permiten rutas de archivo locales absolutas en forma de cadena de texto arbitraria. Si se permitiese, cualquier página web maliciosa que visitemos podría ejecutar un script en segundo plano para leer nuestras claves privadas SSH, cookies de sesión, historiales o fotos personales y enviarlas a un servidor remoto mediante una petición fetch sin que nos demos cuenta. El Sandbox exige que el acceso a un archivo local requiera siempre la interacción física y el consentimiento explícito del usuario a través de un &lt;input type="file"&gt;."</w:t>
+      </w:r>
+      <w:r>
+        <w:rPr>
+          <w:rFonts w:ascii="Segoe UI"/>
+          <w:color w:val="000000"/>
+          <w:sz w:val="18"/>
+          <w:rtl w:val="off"/>
+          <w:lang w:val="en-US"/>
+        </w:rPr>
+        <w:t xml:space="preserve"> </w:t>
+      </w:r>
+    </w:p>
+    <w:p/>
     <w:sectPr>
-      <w:pgSz w:h="16834" w:w="11909" w:orient="portrait"/>
-      <w:pgMar w:bottom="1440" w:top="1440" w:left="1440" w:right="1440" w:header="720" w:footer="720"/>
+      <w:pgSz w:w="11909" w:h="16834" w:orient="portrait"/>
+      <w:pgMar w:top="1440" w:right="1440" w:bottom="1440" w:left="1440" w:header="720" w:footer="720"/>
       <w:pgNumType w:start="1"/>
     </w:sectPr>
   </w:body>
@@ -2572,9 +3249,9 @@
 </file>
 
 <file path=word/numbering.xml><?xml version="1.0" encoding="utf-8"?>
-<w:numbering xmlns:mc="http://schemas.openxmlformats.org/markup-compatibility/2006" xmlns:o="urn:schemas-microsoft-com:office:office" xmlns:r="http://schemas.openxmlformats.org/officeDocument/2006/relationships" xmlns:m="http://schemas.openxmlformats.org/officeDocument/2006/math" xmlns:v="urn:schemas-microsoft-com:vml" xmlns:wp="http://schemas.openxmlformats.org/drawingml/2006/wordprocessingDrawing" xmlns:w10="urn:schemas-microsoft-com:office:word" xmlns:w="http://schemas.openxmlformats.org/wordprocessingml/2006/main" xmlns:wne="http://schemas.microsoft.com/office/word/2006/wordml" xmlns:sl="http://schemas.openxmlformats.org/schemaLibrary/2006/main" xmlns:a="http://schemas.openxmlformats.org/drawingml/2006/main" xmlns:pic="http://schemas.openxmlformats.org/drawingml/2006/picture" xmlns:c="http://schemas.openxmlformats.org/drawingml/2006/chart" xmlns:lc="http://schemas.openxmlformats.org/drawingml/2006/lockedCanvas" xmlns:dgm="http://schemas.openxmlformats.org/drawingml/2006/diagram" xmlns:wps="http://schemas.microsoft.com/office/word/2010/wordprocessingShape" xmlns:wpg="http://schemas.microsoft.com/office/word/2010/wordprocessingGroup" xmlns:w14="http://schemas.microsoft.com/office/word/2010/wordml" xmlns:w15="http://schemas.microsoft.com/office/word/2012/wordml" xmlns:w16="http://schemas.microsoft.com/office/word/2018/wordml" xmlns:w16cex="http://schemas.microsoft.com/office/word/2018/wordml/cex" xmlns:w16cid="http://schemas.microsoft.com/office/word/2016/wordml/cid" xmlns="http://schemas.microsoft.com/office/tasks/2019/documenttasks" xmlns:cr="http://schemas.microsoft.com/office/comments/2020/reactions">
-  <w:abstractNum w:abstractNumId="1">
-    <w:lvl w:ilvl="0">
+<w:numbering xmlns:mc="http://schemas.openxmlformats.org/markup-compatibility/2006" xmlns:o="urn:schemas-microsoft-com:office:office" xmlns:r="http://schemas.openxmlformats.org/officeDocument/2006/relationships" xmlns:m="http://schemas.openxmlformats.org/officeDocument/2006/math" xmlns:v="urn:schemas-microsoft-com:vml" xmlns:wp="http://schemas.openxmlformats.org/drawingml/2006/wordprocessingDrawing" xmlns:w10="urn:schemas-microsoft-com:office:word" xmlns:wne="http://schemas.microsoft.com/office/word/2006/wordml" xmlns:w14="http://schemas.microsoft.com/office/word/2010/wordml" xmlns:w="http://schemas.openxmlformats.org/wordprocessingml/2006/main">
+  <w:abstractNum w:abstractNumId="0">
+    <w:lvl w:ilvl="0" w:tentative="0">
       <w:start w:val="1"/>
       <w:numFmt w:val="bullet"/>
       <w:lvlText w:val=""/>
@@ -2584,18 +3261,18 @@
       </w:pPr>
       <w:rPr>
         <w:rFonts w:ascii="Arial" w:cs="Arial" w:eastAsia="Arial" w:hAnsi="Arial"/>
-        <w:b w:val="0"/>
-        <w:bCs w:val="0"/>
-        <w:i w:val="0"/>
-        <w:iCs w:val="0"/>
-        <w:smallCaps w:val="0"/>
+        <w:b w:val="off"/>
+        <w:bCs w:val="off"/>
+        <w:i w:val="off"/>
+        <w:iCs w:val="off"/>
+        <w:smallCaps w:val="off"/>
         <w:color w:val="d0ccc6"/>
         <w:sz w:val="21"/>
         <w:szCs w:val="21"/>
         <w:u w:val="none"/>
       </w:rPr>
     </w:lvl>
-    <w:lvl w:ilvl="1">
+    <w:lvl w:ilvl="1" w:tentative="0">
       <w:start w:val="1"/>
       <w:numFmt w:val="bullet"/>
       <w:lvlText w:val="○"/>
@@ -2607,7 +3284,7 @@
         <w:u w:val="none"/>
       </w:rPr>
     </w:lvl>
-    <w:lvl w:ilvl="2">
+    <w:lvl w:ilvl="2" w:tentative="0">
       <w:start w:val="1"/>
       <w:numFmt w:val="bullet"/>
       <w:lvlText w:val="■"/>
@@ -2619,7 +3296,7 @@
         <w:u w:val="none"/>
       </w:rPr>
     </w:lvl>
-    <w:lvl w:ilvl="3">
+    <w:lvl w:ilvl="3" w:tentative="0">
       <w:start w:val="1"/>
       <w:numFmt w:val="bullet"/>
       <w:lvlText w:val="●"/>
@@ -2631,7 +3308,7 @@
         <w:u w:val="none"/>
       </w:rPr>
     </w:lvl>
-    <w:lvl w:ilvl="4">
+    <w:lvl w:ilvl="4" w:tentative="0">
       <w:start w:val="1"/>
       <w:numFmt w:val="bullet"/>
       <w:lvlText w:val="○"/>
@@ -2643,7 +3320,7 @@
         <w:u w:val="none"/>
       </w:rPr>
     </w:lvl>
-    <w:lvl w:ilvl="5">
+    <w:lvl w:ilvl="5" w:tentative="0">
       <w:start w:val="1"/>
       <w:numFmt w:val="bullet"/>
       <w:lvlText w:val="■"/>
@@ -2655,7 +3332,7 @@
         <w:u w:val="none"/>
       </w:rPr>
     </w:lvl>
-    <w:lvl w:ilvl="6">
+    <w:lvl w:ilvl="6" w:tentative="0">
       <w:start w:val="1"/>
       <w:numFmt w:val="bullet"/>
       <w:lvlText w:val="●"/>
@@ -2667,7 +3344,7 @@
         <w:u w:val="none"/>
       </w:rPr>
     </w:lvl>
-    <w:lvl w:ilvl="7">
+    <w:lvl w:ilvl="7" w:tentative="0">
       <w:start w:val="1"/>
       <w:numFmt w:val="bullet"/>
       <w:lvlText w:val="○"/>
@@ -2679,7 +3356,7 @@
         <w:u w:val="none"/>
       </w:rPr>
     </w:lvl>
-    <w:lvl w:ilvl="8">
+    <w:lvl w:ilvl="8" w:tentative="0">
       <w:start w:val="1"/>
       <w:numFmt w:val="bullet"/>
       <w:lvlText w:val="■"/>
@@ -2692,8 +3369,8 @@
       </w:rPr>
     </w:lvl>
   </w:abstractNum>
-  <w:abstractNum w:abstractNumId="2">
-    <w:lvl w:ilvl="0">
+  <w:abstractNum w:abstractNumId="1">
+    <w:lvl w:ilvl="0" w:tentative="0">
       <w:start w:val="1"/>
       <w:numFmt w:val="bullet"/>
       <w:lvlText w:val=""/>
@@ -2703,18 +3380,18 @@
       </w:pPr>
       <w:rPr>
         <w:rFonts w:ascii="Arial" w:cs="Arial" w:eastAsia="Arial" w:hAnsi="Arial"/>
-        <w:b w:val="0"/>
-        <w:bCs w:val="0"/>
-        <w:i w:val="0"/>
-        <w:iCs w:val="0"/>
-        <w:smallCaps w:val="0"/>
+        <w:b w:val="off"/>
+        <w:bCs w:val="off"/>
+        <w:i w:val="off"/>
+        <w:iCs w:val="off"/>
+        <w:smallCaps w:val="off"/>
         <w:color w:val="d0ccc6"/>
         <w:sz w:val="21"/>
         <w:szCs w:val="21"/>
         <w:u w:val="none"/>
       </w:rPr>
     </w:lvl>
-    <w:lvl w:ilvl="1">
+    <w:lvl w:ilvl="1" w:tentative="0">
       <w:start w:val="1"/>
       <w:numFmt w:val="bullet"/>
       <w:lvlText w:val="○"/>
@@ -2726,7 +3403,7 @@
         <w:u w:val="none"/>
       </w:rPr>
     </w:lvl>
-    <w:lvl w:ilvl="2">
+    <w:lvl w:ilvl="2" w:tentative="0">
       <w:start w:val="1"/>
       <w:numFmt w:val="bullet"/>
       <w:lvlText w:val="■"/>
@@ -2738,7 +3415,7 @@
         <w:u w:val="none"/>
       </w:rPr>
     </w:lvl>
-    <w:lvl w:ilvl="3">
+    <w:lvl w:ilvl="3" w:tentative="0">
       <w:start w:val="1"/>
       <w:numFmt w:val="bullet"/>
       <w:lvlText w:val="●"/>
@@ -2750,7 +3427,7 @@
         <w:u w:val="none"/>
       </w:rPr>
     </w:lvl>
-    <w:lvl w:ilvl="4">
+    <w:lvl w:ilvl="4" w:tentative="0">
       <w:start w:val="1"/>
       <w:numFmt w:val="bullet"/>
       <w:lvlText w:val="○"/>
@@ -2762,7 +3439,7 @@
         <w:u w:val="none"/>
       </w:rPr>
     </w:lvl>
-    <w:lvl w:ilvl="5">
+    <w:lvl w:ilvl="5" w:tentative="0">
       <w:start w:val="1"/>
       <w:numFmt w:val="bullet"/>
       <w:lvlText w:val="■"/>
@@ -2774,7 +3451,7 @@
         <w:u w:val="none"/>
       </w:rPr>
     </w:lvl>
-    <w:lvl w:ilvl="6">
+    <w:lvl w:ilvl="6" w:tentative="0">
       <w:start w:val="1"/>
       <w:numFmt w:val="bullet"/>
       <w:lvlText w:val="●"/>
@@ -2786,7 +3463,7 @@
         <w:u w:val="none"/>
       </w:rPr>
     </w:lvl>
-    <w:lvl w:ilvl="7">
+    <w:lvl w:ilvl="7" w:tentative="0">
       <w:start w:val="1"/>
       <w:numFmt w:val="bullet"/>
       <w:lvlText w:val="○"/>
@@ -2798,7 +3475,7 @@
         <w:u w:val="none"/>
       </w:rPr>
     </w:lvl>
-    <w:lvl w:ilvl="8">
+    <w:lvl w:ilvl="8" w:tentative="0">
       <w:start w:val="1"/>
       <w:numFmt w:val="bullet"/>
       <w:lvlText w:val="■"/>
@@ -2808,27 +3485,1029 @@
       </w:pPr>
       <w:rPr>
         <w:u w:val="none"/>
+      </w:rPr>
+    </w:lvl>
+  </w:abstractNum>
+  <w:abstractNum w:abstractNumId="2">
+    <w:multiLevelType w:val="hybridMultilevel"/>
+    <w:lvl w:ilvl="0" w:tentative="0">
+      <w:start w:val="1"/>
+      <w:numFmt w:val="decimal"/>
+      <w:isLgl w:val="off"/>
+      <w:suff w:val="tab"/>
+      <w:lvlText w:val="%1."/>
+      <w:lvlJc w:val="left"/>
+      <w:pPr>
+        <w:ind w:left="720" w:hanging="360"/>
+      </w:pPr>
+    </w:lvl>
+    <w:lvl w:ilvl="1" w:tentative="1">
+      <w:start w:val="1"/>
+      <w:numFmt w:val="lowerLetter"/>
+      <w:isLgl w:val="off"/>
+      <w:suff w:val="tab"/>
+      <w:lvlText w:val="%2."/>
+      <w:lvlJc w:val="left"/>
+      <w:pPr>
+        <w:ind w:left="1440" w:hanging="360"/>
+      </w:pPr>
+    </w:lvl>
+    <w:lvl w:ilvl="2" w:tentative="1">
+      <w:start w:val="1"/>
+      <w:numFmt w:val="lowerRoman"/>
+      <w:isLgl w:val="off"/>
+      <w:suff w:val="tab"/>
+      <w:lvlText w:val="%3."/>
+      <w:lvlJc w:val="right"/>
+      <w:pPr>
+        <w:ind w:left="2160" w:hanging="360"/>
+      </w:pPr>
+    </w:lvl>
+    <w:lvl w:ilvl="3" w:tentative="1">
+      <w:start w:val="1"/>
+      <w:numFmt w:val="decimal"/>
+      <w:isLgl w:val="off"/>
+      <w:suff w:val="tab"/>
+      <w:lvlText w:val="%4."/>
+      <w:lvlJc w:val="left"/>
+      <w:pPr>
+        <w:ind w:left="2880" w:hanging="360"/>
+      </w:pPr>
+    </w:lvl>
+    <w:lvl w:ilvl="4" w:tentative="1">
+      <w:start w:val="1"/>
+      <w:numFmt w:val="lowerLetter"/>
+      <w:isLgl w:val="off"/>
+      <w:suff w:val="tab"/>
+      <w:lvlText w:val="%5."/>
+      <w:lvlJc w:val="left"/>
+      <w:pPr>
+        <w:ind w:left="3600" w:hanging="360"/>
+      </w:pPr>
+    </w:lvl>
+    <w:lvl w:ilvl="5" w:tentative="1">
+      <w:start w:val="1"/>
+      <w:numFmt w:val="lowerRoman"/>
+      <w:isLgl w:val="off"/>
+      <w:suff w:val="tab"/>
+      <w:lvlText w:val="%6."/>
+      <w:lvlJc w:val="right"/>
+      <w:pPr>
+        <w:ind w:left="4320" w:hanging="360"/>
+      </w:pPr>
+    </w:lvl>
+    <w:lvl w:ilvl="6" w:tentative="1">
+      <w:start w:val="1"/>
+      <w:numFmt w:val="decimal"/>
+      <w:isLgl w:val="off"/>
+      <w:suff w:val="tab"/>
+      <w:lvlText w:val="%7."/>
+      <w:lvlJc w:val="left"/>
+      <w:pPr>
+        <w:ind w:left="5040" w:hanging="360"/>
+      </w:pPr>
+    </w:lvl>
+    <w:lvl w:ilvl="7" w:tentative="1">
+      <w:start w:val="1"/>
+      <w:numFmt w:val="lowerLetter"/>
+      <w:isLgl w:val="off"/>
+      <w:suff w:val="tab"/>
+      <w:lvlText w:val="%8."/>
+      <w:lvlJc w:val="left"/>
+      <w:pPr>
+        <w:ind w:left="5760" w:hanging="360"/>
+      </w:pPr>
+    </w:lvl>
+    <w:lvl w:ilvl="8" w:tentative="1">
+      <w:start w:val="1"/>
+      <w:numFmt w:val="lowerRoman"/>
+      <w:isLgl w:val="off"/>
+      <w:suff w:val="tab"/>
+      <w:lvlText w:val="%9."/>
+      <w:lvlJc w:val="right"/>
+      <w:pPr>
+        <w:ind w:left="6480" w:hanging="360"/>
+      </w:pPr>
+    </w:lvl>
+  </w:abstractNum>
+  <w:abstractNum w:abstractNumId="3">
+    <w:multiLevelType w:val="hybridMultilevel"/>
+    <w:lvl w:ilvl="0" w:tentative="0">
+      <w:start w:val="1"/>
+      <w:numFmt w:val="decimal"/>
+      <w:isLgl w:val="off"/>
+      <w:suff w:val="tab"/>
+      <w:lvlText w:val="%1."/>
+      <w:lvlJc w:val="left"/>
+      <w:pPr>
+        <w:ind w:left="720" w:hanging="360"/>
+      </w:pPr>
+    </w:lvl>
+    <w:lvl w:ilvl="1" w:tentative="1">
+      <w:start w:val="1"/>
+      <w:numFmt w:val="lowerLetter"/>
+      <w:isLgl w:val="off"/>
+      <w:suff w:val="tab"/>
+      <w:lvlText w:val="%2."/>
+      <w:lvlJc w:val="left"/>
+      <w:pPr>
+        <w:ind w:left="1440" w:hanging="360"/>
+      </w:pPr>
+    </w:lvl>
+    <w:lvl w:ilvl="2" w:tentative="1">
+      <w:start w:val="1"/>
+      <w:numFmt w:val="lowerRoman"/>
+      <w:isLgl w:val="off"/>
+      <w:suff w:val="tab"/>
+      <w:lvlText w:val="%3."/>
+      <w:lvlJc w:val="right"/>
+      <w:pPr>
+        <w:ind w:left="2160" w:hanging="360"/>
+      </w:pPr>
+    </w:lvl>
+    <w:lvl w:ilvl="3" w:tentative="1">
+      <w:start w:val="1"/>
+      <w:numFmt w:val="decimal"/>
+      <w:isLgl w:val="off"/>
+      <w:suff w:val="tab"/>
+      <w:lvlText w:val="%4."/>
+      <w:lvlJc w:val="left"/>
+      <w:pPr>
+        <w:ind w:left="2880" w:hanging="360"/>
+      </w:pPr>
+    </w:lvl>
+    <w:lvl w:ilvl="4" w:tentative="1">
+      <w:start w:val="1"/>
+      <w:numFmt w:val="lowerLetter"/>
+      <w:isLgl w:val="off"/>
+      <w:suff w:val="tab"/>
+      <w:lvlText w:val="%5."/>
+      <w:lvlJc w:val="left"/>
+      <w:pPr>
+        <w:ind w:left="3600" w:hanging="360"/>
+      </w:pPr>
+    </w:lvl>
+    <w:lvl w:ilvl="5" w:tentative="1">
+      <w:start w:val="1"/>
+      <w:numFmt w:val="lowerRoman"/>
+      <w:isLgl w:val="off"/>
+      <w:suff w:val="tab"/>
+      <w:lvlText w:val="%6."/>
+      <w:lvlJc w:val="right"/>
+      <w:pPr>
+        <w:ind w:left="4320" w:hanging="360"/>
+      </w:pPr>
+    </w:lvl>
+    <w:lvl w:ilvl="6" w:tentative="1">
+      <w:start w:val="1"/>
+      <w:numFmt w:val="decimal"/>
+      <w:isLgl w:val="off"/>
+      <w:suff w:val="tab"/>
+      <w:lvlText w:val="%7."/>
+      <w:lvlJc w:val="left"/>
+      <w:pPr>
+        <w:ind w:left="5040" w:hanging="360"/>
+      </w:pPr>
+    </w:lvl>
+    <w:lvl w:ilvl="7" w:tentative="1">
+      <w:start w:val="1"/>
+      <w:numFmt w:val="lowerLetter"/>
+      <w:isLgl w:val="off"/>
+      <w:suff w:val="tab"/>
+      <w:lvlText w:val="%8."/>
+      <w:lvlJc w:val="left"/>
+      <w:pPr>
+        <w:ind w:left="5760" w:hanging="360"/>
+      </w:pPr>
+    </w:lvl>
+    <w:lvl w:ilvl="8" w:tentative="1">
+      <w:start w:val="1"/>
+      <w:numFmt w:val="lowerRoman"/>
+      <w:isLgl w:val="off"/>
+      <w:suff w:val="tab"/>
+      <w:lvlText w:val="%9."/>
+      <w:lvlJc w:val="right"/>
+      <w:pPr>
+        <w:ind w:left="6480" w:hanging="360"/>
+      </w:pPr>
+    </w:lvl>
+  </w:abstractNum>
+  <w:abstractNum w:abstractNumId="4">
+    <w:multiLevelType w:val="hybridMultilevel"/>
+    <w:lvl w:ilvl="0" w:tentative="0">
+      <w:start w:val="1"/>
+      <w:numFmt w:val="bullet"/>
+      <w:isLgl w:val="off"/>
+      <w:suff w:val="tab"/>
+      <w:lvlText w:val="-"/>
+      <w:lvlJc w:val="left"/>
+      <w:pPr>
+        <w:ind w:left="1440" w:hanging="360"/>
+      </w:pPr>
+      <w:rPr>
+        <w:rFonts w:ascii="Calibri" w:hAnsi="Calibri"/>
+      </w:rPr>
+    </w:lvl>
+    <w:lvl w:ilvl="1" w:tentative="1">
+      <w:start w:val="1"/>
+      <w:numFmt w:val="bullet"/>
+      <w:isLgl w:val="off"/>
+      <w:suff w:val="tab"/>
+      <w:lvlText w:val="o"/>
+      <w:lvlJc w:val="left"/>
+      <w:pPr>
+        <w:ind w:left="2160" w:hanging="360"/>
+      </w:pPr>
+      <w:rPr>
+        <w:rFonts w:ascii="Courier New" w:hAnsi="Courier New"/>
+      </w:rPr>
+    </w:lvl>
+    <w:lvl w:ilvl="2" w:tentative="1">
+      <w:start w:val="1"/>
+      <w:numFmt w:val="bullet"/>
+      <w:isLgl w:val="off"/>
+      <w:suff w:val="tab"/>
+      <w:lvlText w:val=""/>
+      <w:lvlJc w:val="left"/>
+      <w:pPr>
+        <w:ind w:left="2880" w:hanging="360"/>
+      </w:pPr>
+      <w:rPr>
+        <w:rFonts w:ascii="Wingdings" w:hAnsi="Wingdings"/>
+      </w:rPr>
+    </w:lvl>
+    <w:lvl w:ilvl="3" w:tentative="1">
+      <w:start w:val="1"/>
+      <w:numFmt w:val="bullet"/>
+      <w:isLgl w:val="off"/>
+      <w:suff w:val="tab"/>
+      <w:lvlText w:val=""/>
+      <w:lvlJc w:val="left"/>
+      <w:pPr>
+        <w:ind w:left="3600" w:hanging="360"/>
+      </w:pPr>
+      <w:rPr>
+        <w:rFonts w:ascii="Symbol" w:hAnsi="Symbol"/>
+      </w:rPr>
+    </w:lvl>
+    <w:lvl w:ilvl="4" w:tentative="1">
+      <w:start w:val="1"/>
+      <w:numFmt w:val="bullet"/>
+      <w:isLgl w:val="off"/>
+      <w:suff w:val="tab"/>
+      <w:lvlText w:val="o"/>
+      <w:lvlJc w:val="left"/>
+      <w:pPr>
+        <w:ind w:left="4320" w:hanging="360"/>
+      </w:pPr>
+      <w:rPr>
+        <w:rFonts w:ascii="Courier New" w:hAnsi="Courier New"/>
+      </w:rPr>
+    </w:lvl>
+    <w:lvl w:ilvl="5" w:tentative="1">
+      <w:start w:val="1"/>
+      <w:numFmt w:val="bullet"/>
+      <w:isLgl w:val="off"/>
+      <w:suff w:val="tab"/>
+      <w:lvlText w:val=""/>
+      <w:lvlJc w:val="left"/>
+      <w:pPr>
+        <w:ind w:left="5040" w:hanging="360"/>
+      </w:pPr>
+      <w:rPr>
+        <w:rFonts w:ascii="Wingdings" w:hAnsi="Wingdings"/>
+      </w:rPr>
+    </w:lvl>
+    <w:lvl w:ilvl="6" w:tentative="1">
+      <w:start w:val="1"/>
+      <w:numFmt w:val="bullet"/>
+      <w:isLgl w:val="off"/>
+      <w:suff w:val="tab"/>
+      <w:lvlText w:val=""/>
+      <w:lvlJc w:val="left"/>
+      <w:pPr>
+        <w:ind w:left="5760" w:hanging="360"/>
+      </w:pPr>
+      <w:rPr>
+        <w:rFonts w:ascii="Symbol" w:hAnsi="Symbol"/>
+      </w:rPr>
+    </w:lvl>
+    <w:lvl w:ilvl="7" w:tentative="1">
+      <w:start w:val="1"/>
+      <w:numFmt w:val="bullet"/>
+      <w:isLgl w:val="off"/>
+      <w:suff w:val="tab"/>
+      <w:lvlText w:val="o"/>
+      <w:lvlJc w:val="left"/>
+      <w:pPr>
+        <w:ind w:left="6480" w:hanging="360"/>
+      </w:pPr>
+      <w:rPr>
+        <w:rFonts w:ascii="Courier New" w:hAnsi="Courier New"/>
+      </w:rPr>
+    </w:lvl>
+    <w:lvl w:ilvl="8" w:tentative="1">
+      <w:start w:val="1"/>
+      <w:numFmt w:val="bullet"/>
+      <w:isLgl w:val="off"/>
+      <w:suff w:val="tab"/>
+      <w:lvlText w:val=""/>
+      <w:lvlJc w:val="left"/>
+      <w:pPr>
+        <w:ind w:left="7200" w:hanging="360"/>
+      </w:pPr>
+      <w:rPr>
+        <w:rFonts w:ascii="Wingdings" w:hAnsi="Wingdings"/>
+      </w:rPr>
+    </w:lvl>
+  </w:abstractNum>
+  <w:abstractNum w:abstractNumId="5">
+    <w:multiLevelType w:val="hybridMultilevel"/>
+    <w:lvl w:ilvl="0" w:tentative="0">
+      <w:start w:val="1"/>
+      <w:numFmt w:val="bullet"/>
+      <w:isLgl w:val="off"/>
+      <w:suff w:val="tab"/>
+      <w:lvlText w:val="-"/>
+      <w:lvlJc w:val="left"/>
+      <w:pPr>
+        <w:ind w:left="1440" w:hanging="360"/>
+      </w:pPr>
+      <w:rPr>
+        <w:rFonts w:ascii="Calibri" w:hAnsi="Calibri"/>
+      </w:rPr>
+    </w:lvl>
+    <w:lvl w:ilvl="1" w:tentative="1">
+      <w:start w:val="1"/>
+      <w:numFmt w:val="bullet"/>
+      <w:isLgl w:val="off"/>
+      <w:suff w:val="tab"/>
+      <w:lvlText w:val="o"/>
+      <w:lvlJc w:val="left"/>
+      <w:pPr>
+        <w:ind w:left="2160" w:hanging="360"/>
+      </w:pPr>
+      <w:rPr>
+        <w:rFonts w:ascii="Courier New" w:hAnsi="Courier New"/>
+      </w:rPr>
+    </w:lvl>
+    <w:lvl w:ilvl="2" w:tentative="1">
+      <w:start w:val="1"/>
+      <w:numFmt w:val="bullet"/>
+      <w:isLgl w:val="off"/>
+      <w:suff w:val="tab"/>
+      <w:lvlText w:val=""/>
+      <w:lvlJc w:val="left"/>
+      <w:pPr>
+        <w:ind w:left="2880" w:hanging="360"/>
+      </w:pPr>
+      <w:rPr>
+        <w:rFonts w:ascii="Wingdings" w:hAnsi="Wingdings"/>
+      </w:rPr>
+    </w:lvl>
+    <w:lvl w:ilvl="3" w:tentative="1">
+      <w:start w:val="1"/>
+      <w:numFmt w:val="bullet"/>
+      <w:isLgl w:val="off"/>
+      <w:suff w:val="tab"/>
+      <w:lvlText w:val=""/>
+      <w:lvlJc w:val="left"/>
+      <w:pPr>
+        <w:ind w:left="3600" w:hanging="360"/>
+      </w:pPr>
+      <w:rPr>
+        <w:rFonts w:ascii="Symbol" w:hAnsi="Symbol"/>
+      </w:rPr>
+    </w:lvl>
+    <w:lvl w:ilvl="4" w:tentative="1">
+      <w:start w:val="1"/>
+      <w:numFmt w:val="bullet"/>
+      <w:isLgl w:val="off"/>
+      <w:suff w:val="tab"/>
+      <w:lvlText w:val="o"/>
+      <w:lvlJc w:val="left"/>
+      <w:pPr>
+        <w:ind w:left="4320" w:hanging="360"/>
+      </w:pPr>
+      <w:rPr>
+        <w:rFonts w:ascii="Courier New" w:hAnsi="Courier New"/>
+      </w:rPr>
+    </w:lvl>
+    <w:lvl w:ilvl="5" w:tentative="1">
+      <w:start w:val="1"/>
+      <w:numFmt w:val="bullet"/>
+      <w:isLgl w:val="off"/>
+      <w:suff w:val="tab"/>
+      <w:lvlText w:val=""/>
+      <w:lvlJc w:val="left"/>
+      <w:pPr>
+        <w:ind w:left="5040" w:hanging="360"/>
+      </w:pPr>
+      <w:rPr>
+        <w:rFonts w:ascii="Wingdings" w:hAnsi="Wingdings"/>
+      </w:rPr>
+    </w:lvl>
+    <w:lvl w:ilvl="6" w:tentative="1">
+      <w:start w:val="1"/>
+      <w:numFmt w:val="bullet"/>
+      <w:isLgl w:val="off"/>
+      <w:suff w:val="tab"/>
+      <w:lvlText w:val=""/>
+      <w:lvlJc w:val="left"/>
+      <w:pPr>
+        <w:ind w:left="5760" w:hanging="360"/>
+      </w:pPr>
+      <w:rPr>
+        <w:rFonts w:ascii="Symbol" w:hAnsi="Symbol"/>
+      </w:rPr>
+    </w:lvl>
+    <w:lvl w:ilvl="7" w:tentative="1">
+      <w:start w:val="1"/>
+      <w:numFmt w:val="bullet"/>
+      <w:isLgl w:val="off"/>
+      <w:suff w:val="tab"/>
+      <w:lvlText w:val="o"/>
+      <w:lvlJc w:val="left"/>
+      <w:pPr>
+        <w:ind w:left="6480" w:hanging="360"/>
+      </w:pPr>
+      <w:rPr>
+        <w:rFonts w:ascii="Courier New" w:hAnsi="Courier New"/>
+      </w:rPr>
+    </w:lvl>
+    <w:lvl w:ilvl="8" w:tentative="1">
+      <w:start w:val="1"/>
+      <w:numFmt w:val="bullet"/>
+      <w:isLgl w:val="off"/>
+      <w:suff w:val="tab"/>
+      <w:lvlText w:val=""/>
+      <w:lvlJc w:val="left"/>
+      <w:pPr>
+        <w:ind w:left="7200" w:hanging="360"/>
+      </w:pPr>
+      <w:rPr>
+        <w:rFonts w:ascii="Wingdings" w:hAnsi="Wingdings"/>
+      </w:rPr>
+    </w:lvl>
+  </w:abstractNum>
+  <w:abstractNum w:abstractNumId="6">
+    <w:multiLevelType w:val="hybridMultilevel"/>
+    <w:lvl w:ilvl="0" w:tentative="0">
+      <w:start w:val="1"/>
+      <w:numFmt w:val="bullet"/>
+      <w:isLgl w:val="off"/>
+      <w:suff w:val="tab"/>
+      <w:lvlText w:val="-"/>
+      <w:lvlJc w:val="left"/>
+      <w:pPr>
+        <w:ind w:left="1440" w:hanging="360"/>
+      </w:pPr>
+      <w:rPr>
+        <w:rFonts w:ascii="Calibri" w:hAnsi="Calibri"/>
+      </w:rPr>
+    </w:lvl>
+    <w:lvl w:ilvl="1" w:tentative="1">
+      <w:start w:val="1"/>
+      <w:numFmt w:val="bullet"/>
+      <w:isLgl w:val="off"/>
+      <w:suff w:val="tab"/>
+      <w:lvlText w:val="o"/>
+      <w:lvlJc w:val="left"/>
+      <w:pPr>
+        <w:ind w:left="2160" w:hanging="360"/>
+      </w:pPr>
+      <w:rPr>
+        <w:rFonts w:ascii="Courier New" w:hAnsi="Courier New"/>
+      </w:rPr>
+    </w:lvl>
+    <w:lvl w:ilvl="2" w:tentative="1">
+      <w:start w:val="1"/>
+      <w:numFmt w:val="bullet"/>
+      <w:isLgl w:val="off"/>
+      <w:suff w:val="tab"/>
+      <w:lvlText w:val=""/>
+      <w:lvlJc w:val="left"/>
+      <w:pPr>
+        <w:ind w:left="2880" w:hanging="360"/>
+      </w:pPr>
+      <w:rPr>
+        <w:rFonts w:ascii="Wingdings" w:hAnsi="Wingdings"/>
+      </w:rPr>
+    </w:lvl>
+    <w:lvl w:ilvl="3" w:tentative="1">
+      <w:start w:val="1"/>
+      <w:numFmt w:val="bullet"/>
+      <w:isLgl w:val="off"/>
+      <w:suff w:val="tab"/>
+      <w:lvlText w:val=""/>
+      <w:lvlJc w:val="left"/>
+      <w:pPr>
+        <w:ind w:left="3600" w:hanging="360"/>
+      </w:pPr>
+      <w:rPr>
+        <w:rFonts w:ascii="Symbol" w:hAnsi="Symbol"/>
+      </w:rPr>
+    </w:lvl>
+    <w:lvl w:ilvl="4" w:tentative="1">
+      <w:start w:val="1"/>
+      <w:numFmt w:val="bullet"/>
+      <w:isLgl w:val="off"/>
+      <w:suff w:val="tab"/>
+      <w:lvlText w:val="o"/>
+      <w:lvlJc w:val="left"/>
+      <w:pPr>
+        <w:ind w:left="4320" w:hanging="360"/>
+      </w:pPr>
+      <w:rPr>
+        <w:rFonts w:ascii="Courier New" w:hAnsi="Courier New"/>
+      </w:rPr>
+    </w:lvl>
+    <w:lvl w:ilvl="5" w:tentative="1">
+      <w:start w:val="1"/>
+      <w:numFmt w:val="bullet"/>
+      <w:isLgl w:val="off"/>
+      <w:suff w:val="tab"/>
+      <w:lvlText w:val=""/>
+      <w:lvlJc w:val="left"/>
+      <w:pPr>
+        <w:ind w:left="5040" w:hanging="360"/>
+      </w:pPr>
+      <w:rPr>
+        <w:rFonts w:ascii="Wingdings" w:hAnsi="Wingdings"/>
+      </w:rPr>
+    </w:lvl>
+    <w:lvl w:ilvl="6" w:tentative="1">
+      <w:start w:val="1"/>
+      <w:numFmt w:val="bullet"/>
+      <w:isLgl w:val="off"/>
+      <w:suff w:val="tab"/>
+      <w:lvlText w:val=""/>
+      <w:lvlJc w:val="left"/>
+      <w:pPr>
+        <w:ind w:left="5760" w:hanging="360"/>
+      </w:pPr>
+      <w:rPr>
+        <w:rFonts w:ascii="Symbol" w:hAnsi="Symbol"/>
+      </w:rPr>
+    </w:lvl>
+    <w:lvl w:ilvl="7" w:tentative="1">
+      <w:start w:val="1"/>
+      <w:numFmt w:val="bullet"/>
+      <w:isLgl w:val="off"/>
+      <w:suff w:val="tab"/>
+      <w:lvlText w:val="o"/>
+      <w:lvlJc w:val="left"/>
+      <w:pPr>
+        <w:ind w:left="6480" w:hanging="360"/>
+      </w:pPr>
+      <w:rPr>
+        <w:rFonts w:ascii="Courier New" w:hAnsi="Courier New"/>
+      </w:rPr>
+    </w:lvl>
+    <w:lvl w:ilvl="8" w:tentative="1">
+      <w:start w:val="1"/>
+      <w:numFmt w:val="bullet"/>
+      <w:isLgl w:val="off"/>
+      <w:suff w:val="tab"/>
+      <w:lvlText w:val=""/>
+      <w:lvlJc w:val="left"/>
+      <w:pPr>
+        <w:ind w:left="7200" w:hanging="360"/>
+      </w:pPr>
+      <w:rPr>
+        <w:rFonts w:ascii="Wingdings" w:hAnsi="Wingdings"/>
+      </w:rPr>
+    </w:lvl>
+  </w:abstractNum>
+  <w:abstractNum w:abstractNumId="7">
+    <w:multiLevelType w:val="hybridMultilevel"/>
+    <w:lvl w:ilvl="0" w:tentative="0">
+      <w:start w:val="1"/>
+      <w:numFmt w:val="bullet"/>
+      <w:isLgl w:val="off"/>
+      <w:suff w:val="tab"/>
+      <w:lvlText w:val="-"/>
+      <w:lvlJc w:val="left"/>
+      <w:pPr>
+        <w:ind w:left="1440" w:hanging="360"/>
+      </w:pPr>
+      <w:rPr>
+        <w:rFonts w:ascii="Calibri" w:hAnsi="Calibri"/>
+      </w:rPr>
+    </w:lvl>
+    <w:lvl w:ilvl="1" w:tentative="1">
+      <w:start w:val="1"/>
+      <w:numFmt w:val="bullet"/>
+      <w:isLgl w:val="off"/>
+      <w:suff w:val="tab"/>
+      <w:lvlText w:val="o"/>
+      <w:lvlJc w:val="left"/>
+      <w:pPr>
+        <w:ind w:left="2160" w:hanging="360"/>
+      </w:pPr>
+      <w:rPr>
+        <w:rFonts w:ascii="Courier New" w:hAnsi="Courier New"/>
+      </w:rPr>
+    </w:lvl>
+    <w:lvl w:ilvl="2" w:tentative="1">
+      <w:start w:val="1"/>
+      <w:numFmt w:val="bullet"/>
+      <w:isLgl w:val="off"/>
+      <w:suff w:val="tab"/>
+      <w:lvlText w:val=""/>
+      <w:lvlJc w:val="left"/>
+      <w:pPr>
+        <w:ind w:left="2880" w:hanging="360"/>
+      </w:pPr>
+      <w:rPr>
+        <w:rFonts w:ascii="Wingdings" w:hAnsi="Wingdings"/>
+      </w:rPr>
+    </w:lvl>
+    <w:lvl w:ilvl="3" w:tentative="1">
+      <w:start w:val="1"/>
+      <w:numFmt w:val="bullet"/>
+      <w:isLgl w:val="off"/>
+      <w:suff w:val="tab"/>
+      <w:lvlText w:val=""/>
+      <w:lvlJc w:val="left"/>
+      <w:pPr>
+        <w:ind w:left="3600" w:hanging="360"/>
+      </w:pPr>
+      <w:rPr>
+        <w:rFonts w:ascii="Symbol" w:hAnsi="Symbol"/>
+      </w:rPr>
+    </w:lvl>
+    <w:lvl w:ilvl="4" w:tentative="1">
+      <w:start w:val="1"/>
+      <w:numFmt w:val="bullet"/>
+      <w:isLgl w:val="off"/>
+      <w:suff w:val="tab"/>
+      <w:lvlText w:val="o"/>
+      <w:lvlJc w:val="left"/>
+      <w:pPr>
+        <w:ind w:left="4320" w:hanging="360"/>
+      </w:pPr>
+      <w:rPr>
+        <w:rFonts w:ascii="Courier New" w:hAnsi="Courier New"/>
+      </w:rPr>
+    </w:lvl>
+    <w:lvl w:ilvl="5" w:tentative="1">
+      <w:start w:val="1"/>
+      <w:numFmt w:val="bullet"/>
+      <w:isLgl w:val="off"/>
+      <w:suff w:val="tab"/>
+      <w:lvlText w:val=""/>
+      <w:lvlJc w:val="left"/>
+      <w:pPr>
+        <w:ind w:left="5040" w:hanging="360"/>
+      </w:pPr>
+      <w:rPr>
+        <w:rFonts w:ascii="Wingdings" w:hAnsi="Wingdings"/>
+      </w:rPr>
+    </w:lvl>
+    <w:lvl w:ilvl="6" w:tentative="1">
+      <w:start w:val="1"/>
+      <w:numFmt w:val="bullet"/>
+      <w:isLgl w:val="off"/>
+      <w:suff w:val="tab"/>
+      <w:lvlText w:val=""/>
+      <w:lvlJc w:val="left"/>
+      <w:pPr>
+        <w:ind w:left="5760" w:hanging="360"/>
+      </w:pPr>
+      <w:rPr>
+        <w:rFonts w:ascii="Symbol" w:hAnsi="Symbol"/>
+      </w:rPr>
+    </w:lvl>
+    <w:lvl w:ilvl="7" w:tentative="1">
+      <w:start w:val="1"/>
+      <w:numFmt w:val="bullet"/>
+      <w:isLgl w:val="off"/>
+      <w:suff w:val="tab"/>
+      <w:lvlText w:val="o"/>
+      <w:lvlJc w:val="left"/>
+      <w:pPr>
+        <w:ind w:left="6480" w:hanging="360"/>
+      </w:pPr>
+      <w:rPr>
+        <w:rFonts w:ascii="Courier New" w:hAnsi="Courier New"/>
+      </w:rPr>
+    </w:lvl>
+    <w:lvl w:ilvl="8" w:tentative="1">
+      <w:start w:val="1"/>
+      <w:numFmt w:val="bullet"/>
+      <w:isLgl w:val="off"/>
+      <w:suff w:val="tab"/>
+      <w:lvlText w:val=""/>
+      <w:lvlJc w:val="left"/>
+      <w:pPr>
+        <w:ind w:left="7200" w:hanging="360"/>
+      </w:pPr>
+      <w:rPr>
+        <w:rFonts w:ascii="Wingdings" w:hAnsi="Wingdings"/>
+      </w:rPr>
+    </w:lvl>
+  </w:abstractNum>
+  <w:abstractNum w:abstractNumId="8">
+    <w:multiLevelType w:val="hybridMultilevel"/>
+    <w:lvl w:ilvl="0" w:tentative="0">
+      <w:start w:val="1"/>
+      <w:numFmt w:val="bullet"/>
+      <w:isLgl w:val="off"/>
+      <w:suff w:val="tab"/>
+      <w:lvlText w:val="-"/>
+      <w:lvlJc w:val="left"/>
+      <w:pPr>
+        <w:ind w:left="1440" w:hanging="360"/>
+      </w:pPr>
+      <w:rPr>
+        <w:rFonts w:ascii="Calibri" w:hAnsi="Calibri"/>
+      </w:rPr>
+    </w:lvl>
+    <w:lvl w:ilvl="1" w:tentative="1">
+      <w:start w:val="1"/>
+      <w:numFmt w:val="bullet"/>
+      <w:isLgl w:val="off"/>
+      <w:suff w:val="tab"/>
+      <w:lvlText w:val="o"/>
+      <w:lvlJc w:val="left"/>
+      <w:pPr>
+        <w:ind w:left="2160" w:hanging="360"/>
+      </w:pPr>
+      <w:rPr>
+        <w:rFonts w:ascii="Courier New" w:hAnsi="Courier New"/>
+      </w:rPr>
+    </w:lvl>
+    <w:lvl w:ilvl="2" w:tentative="1">
+      <w:start w:val="1"/>
+      <w:numFmt w:val="bullet"/>
+      <w:isLgl w:val="off"/>
+      <w:suff w:val="tab"/>
+      <w:lvlText w:val=""/>
+      <w:lvlJc w:val="left"/>
+      <w:pPr>
+        <w:ind w:left="2880" w:hanging="360"/>
+      </w:pPr>
+      <w:rPr>
+        <w:rFonts w:ascii="Wingdings" w:hAnsi="Wingdings"/>
+      </w:rPr>
+    </w:lvl>
+    <w:lvl w:ilvl="3" w:tentative="1">
+      <w:start w:val="1"/>
+      <w:numFmt w:val="bullet"/>
+      <w:isLgl w:val="off"/>
+      <w:suff w:val="tab"/>
+      <w:lvlText w:val=""/>
+      <w:lvlJc w:val="left"/>
+      <w:pPr>
+        <w:ind w:left="3600" w:hanging="360"/>
+      </w:pPr>
+      <w:rPr>
+        <w:rFonts w:ascii="Symbol" w:hAnsi="Symbol"/>
+      </w:rPr>
+    </w:lvl>
+    <w:lvl w:ilvl="4" w:tentative="1">
+      <w:start w:val="1"/>
+      <w:numFmt w:val="bullet"/>
+      <w:isLgl w:val="off"/>
+      <w:suff w:val="tab"/>
+      <w:lvlText w:val="o"/>
+      <w:lvlJc w:val="left"/>
+      <w:pPr>
+        <w:ind w:left="4320" w:hanging="360"/>
+      </w:pPr>
+      <w:rPr>
+        <w:rFonts w:ascii="Courier New" w:hAnsi="Courier New"/>
+      </w:rPr>
+    </w:lvl>
+    <w:lvl w:ilvl="5" w:tentative="1">
+      <w:start w:val="1"/>
+      <w:numFmt w:val="bullet"/>
+      <w:isLgl w:val="off"/>
+      <w:suff w:val="tab"/>
+      <w:lvlText w:val=""/>
+      <w:lvlJc w:val="left"/>
+      <w:pPr>
+        <w:ind w:left="5040" w:hanging="360"/>
+      </w:pPr>
+      <w:rPr>
+        <w:rFonts w:ascii="Wingdings" w:hAnsi="Wingdings"/>
+      </w:rPr>
+    </w:lvl>
+    <w:lvl w:ilvl="6" w:tentative="1">
+      <w:start w:val="1"/>
+      <w:numFmt w:val="bullet"/>
+      <w:isLgl w:val="off"/>
+      <w:suff w:val="tab"/>
+      <w:lvlText w:val=""/>
+      <w:lvlJc w:val="left"/>
+      <w:pPr>
+        <w:ind w:left="5760" w:hanging="360"/>
+      </w:pPr>
+      <w:rPr>
+        <w:rFonts w:ascii="Symbol" w:hAnsi="Symbol"/>
+      </w:rPr>
+    </w:lvl>
+    <w:lvl w:ilvl="7" w:tentative="1">
+      <w:start w:val="1"/>
+      <w:numFmt w:val="bullet"/>
+      <w:isLgl w:val="off"/>
+      <w:suff w:val="tab"/>
+      <w:lvlText w:val="o"/>
+      <w:lvlJc w:val="left"/>
+      <w:pPr>
+        <w:ind w:left="6480" w:hanging="360"/>
+      </w:pPr>
+      <w:rPr>
+        <w:rFonts w:ascii="Courier New" w:hAnsi="Courier New"/>
+      </w:rPr>
+    </w:lvl>
+    <w:lvl w:ilvl="8" w:tentative="1">
+      <w:start w:val="1"/>
+      <w:numFmt w:val="bullet"/>
+      <w:isLgl w:val="off"/>
+      <w:suff w:val="tab"/>
+      <w:lvlText w:val=""/>
+      <w:lvlJc w:val="left"/>
+      <w:pPr>
+        <w:ind w:left="7200" w:hanging="360"/>
+      </w:pPr>
+      <w:rPr>
+        <w:rFonts w:ascii="Wingdings" w:hAnsi="Wingdings"/>
+      </w:rPr>
+    </w:lvl>
+  </w:abstractNum>
+  <w:abstractNum w:abstractNumId="9">
+    <w:multiLevelType w:val="hybridMultilevel"/>
+    <w:lvl w:ilvl="0" w:tentative="0">
+      <w:start w:val="1"/>
+      <w:numFmt w:val="bullet"/>
+      <w:isLgl w:val="off"/>
+      <w:suff w:val="tab"/>
+      <w:lvlText w:val="-"/>
+      <w:lvlJc w:val="left"/>
+      <w:pPr>
+        <w:ind w:left="1440" w:hanging="360"/>
+      </w:pPr>
+      <w:rPr>
+        <w:rFonts w:ascii="Calibri" w:hAnsi="Calibri"/>
+      </w:rPr>
+    </w:lvl>
+    <w:lvl w:ilvl="1" w:tentative="1">
+      <w:start w:val="1"/>
+      <w:numFmt w:val="bullet"/>
+      <w:isLgl w:val="off"/>
+      <w:suff w:val="tab"/>
+      <w:lvlText w:val="o"/>
+      <w:lvlJc w:val="left"/>
+      <w:pPr>
+        <w:ind w:left="2160" w:hanging="360"/>
+      </w:pPr>
+      <w:rPr>
+        <w:rFonts w:ascii="Courier New" w:hAnsi="Courier New"/>
+      </w:rPr>
+    </w:lvl>
+    <w:lvl w:ilvl="2" w:tentative="1">
+      <w:start w:val="1"/>
+      <w:numFmt w:val="bullet"/>
+      <w:isLgl w:val="off"/>
+      <w:suff w:val="tab"/>
+      <w:lvlText w:val=""/>
+      <w:lvlJc w:val="left"/>
+      <w:pPr>
+        <w:ind w:left="2880" w:hanging="360"/>
+      </w:pPr>
+      <w:rPr>
+        <w:rFonts w:ascii="Wingdings" w:hAnsi="Wingdings"/>
+      </w:rPr>
+    </w:lvl>
+    <w:lvl w:ilvl="3" w:tentative="1">
+      <w:start w:val="1"/>
+      <w:numFmt w:val="bullet"/>
+      <w:isLgl w:val="off"/>
+      <w:suff w:val="tab"/>
+      <w:lvlText w:val=""/>
+      <w:lvlJc w:val="left"/>
+      <w:pPr>
+        <w:ind w:left="3600" w:hanging="360"/>
+      </w:pPr>
+      <w:rPr>
+        <w:rFonts w:ascii="Symbol" w:hAnsi="Symbol"/>
+      </w:rPr>
+    </w:lvl>
+    <w:lvl w:ilvl="4" w:tentative="1">
+      <w:start w:val="1"/>
+      <w:numFmt w:val="bullet"/>
+      <w:isLgl w:val="off"/>
+      <w:suff w:val="tab"/>
+      <w:lvlText w:val="o"/>
+      <w:lvlJc w:val="left"/>
+      <w:pPr>
+        <w:ind w:left="4320" w:hanging="360"/>
+      </w:pPr>
+      <w:rPr>
+        <w:rFonts w:ascii="Courier New" w:hAnsi="Courier New"/>
+      </w:rPr>
+    </w:lvl>
+    <w:lvl w:ilvl="5" w:tentative="1">
+      <w:start w:val="1"/>
+      <w:numFmt w:val="bullet"/>
+      <w:isLgl w:val="off"/>
+      <w:suff w:val="tab"/>
+      <w:lvlText w:val=""/>
+      <w:lvlJc w:val="left"/>
+      <w:pPr>
+        <w:ind w:left="5040" w:hanging="360"/>
+      </w:pPr>
+      <w:rPr>
+        <w:rFonts w:ascii="Wingdings" w:hAnsi="Wingdings"/>
+      </w:rPr>
+    </w:lvl>
+    <w:lvl w:ilvl="6" w:tentative="1">
+      <w:start w:val="1"/>
+      <w:numFmt w:val="bullet"/>
+      <w:isLgl w:val="off"/>
+      <w:suff w:val="tab"/>
+      <w:lvlText w:val=""/>
+      <w:lvlJc w:val="left"/>
+      <w:pPr>
+        <w:ind w:left="5760" w:hanging="360"/>
+      </w:pPr>
+      <w:rPr>
+        <w:rFonts w:ascii="Symbol" w:hAnsi="Symbol"/>
+      </w:rPr>
+    </w:lvl>
+    <w:lvl w:ilvl="7" w:tentative="1">
+      <w:start w:val="1"/>
+      <w:numFmt w:val="bullet"/>
+      <w:isLgl w:val="off"/>
+      <w:suff w:val="tab"/>
+      <w:lvlText w:val="o"/>
+      <w:lvlJc w:val="left"/>
+      <w:pPr>
+        <w:ind w:left="6480" w:hanging="360"/>
+      </w:pPr>
+      <w:rPr>
+        <w:rFonts w:ascii="Courier New" w:hAnsi="Courier New"/>
+      </w:rPr>
+    </w:lvl>
+    <w:lvl w:ilvl="8" w:tentative="1">
+      <w:start w:val="1"/>
+      <w:numFmt w:val="bullet"/>
+      <w:isLgl w:val="off"/>
+      <w:suff w:val="tab"/>
+      <w:lvlText w:val=""/>
+      <w:lvlJc w:val="left"/>
+      <w:pPr>
+        <w:ind w:left="7200" w:hanging="360"/>
+      </w:pPr>
+      <w:rPr>
+        <w:rFonts w:ascii="Wingdings" w:hAnsi="Wingdings"/>
       </w:rPr>
     </w:lvl>
   </w:abstractNum>
   <w:num w:numId="1">
+    <w:abstractNumId w:val="0"/>
+  </w:num>
+  <w:num w:numId="2">
     <w:abstractNumId w:val="1"/>
   </w:num>
-  <w:num w:numId="2">
+  <w:num w:numId="3">
     <w:abstractNumId w:val="2"/>
+  </w:num>
+  <w:num w:numId="4">
+    <w:abstractNumId w:val="3"/>
+  </w:num>
+  <w:num w:numId="5">
+    <w:abstractNumId w:val="4"/>
+  </w:num>
+  <w:num w:numId="6">
+    <w:abstractNumId w:val="5"/>
+  </w:num>
+  <w:num w:numId="7">
+    <w:abstractNumId w:val="6"/>
+  </w:num>
+  <w:num w:numId="8">
+    <w:abstractNumId w:val="7"/>
+  </w:num>
+  <w:num w:numId="9">
+    <w:abstractNumId w:val="8"/>
+  </w:num>
+  <w:num w:numId="10">
+    <w:abstractNumId w:val="9"/>
   </w:num>
 </w:numbering>
 </file>
 
 <file path=word/styles.xml><?xml version="1.0" encoding="utf-8"?>
-<w:styles xmlns:mc="http://schemas.openxmlformats.org/markup-compatibility/2006" xmlns:o="urn:schemas-microsoft-com:office:office" xmlns:r="http://schemas.openxmlformats.org/officeDocument/2006/relationships" xmlns:m="http://schemas.openxmlformats.org/officeDocument/2006/math" xmlns:v="urn:schemas-microsoft-com:vml" xmlns:wp="http://schemas.openxmlformats.org/drawingml/2006/wordprocessingDrawing" xmlns:w10="urn:schemas-microsoft-com:office:word" xmlns:w="http://schemas.openxmlformats.org/wordprocessingml/2006/main" xmlns:wne="http://schemas.microsoft.com/office/word/2006/wordml" xmlns:sl="http://schemas.openxmlformats.org/schemaLibrary/2006/main" xmlns:a="http://schemas.openxmlformats.org/drawingml/2006/main" xmlns:pic="http://schemas.openxmlformats.org/drawingml/2006/picture" xmlns:c="http://schemas.openxmlformats.org/drawingml/2006/chart" xmlns:lc="http://schemas.openxmlformats.org/drawingml/2006/lockedCanvas" xmlns:dgm="http://schemas.openxmlformats.org/drawingml/2006/diagram" xmlns:wps="http://schemas.microsoft.com/office/word/2010/wordprocessingShape" xmlns:wpg="http://schemas.microsoft.com/office/word/2010/wordprocessingGroup" xmlns:w14="http://schemas.microsoft.com/office/word/2010/wordml" xmlns:w15="http://schemas.microsoft.com/office/word/2012/wordml" xmlns:w16="http://schemas.microsoft.com/office/word/2018/wordml" xmlns:w16cex="http://schemas.microsoft.com/office/word/2018/wordml/cex" xmlns:w16cid="http://schemas.microsoft.com/office/word/2016/wordml/cid" xmlns="http://schemas.microsoft.com/office/tasks/2019/documenttasks" xmlns:cr="http://schemas.microsoft.com/office/comments/2020/reactions">
+<w:styles xmlns:r="http://schemas.openxmlformats.org/officeDocument/2006/relationships" xmlns:w14="http://schemas.microsoft.com/office/word/2010/wordml" xmlns:w="http://schemas.openxmlformats.org/wordprocessingml/2006/main">
   <w:docDefaults>
     <w:rPrDefault>
       <w:rPr>
         <w:rFonts w:ascii="Arial" w:cs="Arial" w:eastAsia="Arial" w:hAnsi="Arial"/>
         <w:sz w:val="22"/>
         <w:szCs w:val="22"/>
-        <w:lang w:val="es"/>
+        <w:lang w:val="es-ES"/>
       </w:rPr>
     </w:rPrDefault>
     <w:pPrDefault>
@@ -2837,29 +4516,595 @@
       </w:pPr>
     </w:pPrDefault>
   </w:docDefaults>
-  <w:style w:type="table" w:styleId="TableNormal" w:default="1">
-    <w:name w:val="TableNormal"/>
+  <w:style w:type="paragraph" w:styleId="Heading7">
+    <w:name w:val="Heading 7"/>
+    <w:basedOn w:val="Normal"/>
+    <w:next w:val="Normal"/>
+    <w:link w:val="Heading7Char"/>
+    <w:uiPriority w:val="9"/>
+    <w:semiHidden w:val="on"/>
+    <w:unhideWhenUsed w:val="on"/>
+    <w:qFormat w:val="on"/>
+    <w:pPr>
+      <w:keepNext w:val="on"/>
+      <w:keepLines w:val="on"/>
+      <w:spacing w:before="200" w:after="0"/>
+    </w:pPr>
+    <w:rPr>
+      <w:rFonts w:asciiTheme="majorHAnsi" w:cstheme="majorBidi" w:eastAsiaTheme="majorEastAsia" w:hAnsiTheme="majorHAnsi"/>
+      <w:i/>
+      <w:iCs/>
+      <w:color w:val="404040" w:themeColor="text1" w:themeTint="bf"/>
+    </w:rPr>
+  </w:style>
+  <w:style w:type="paragraph" w:styleId="Heading8">
+    <w:name w:val="Heading 8"/>
+    <w:basedOn w:val="Normal"/>
+    <w:next w:val="Normal"/>
+    <w:link w:val="Heading8Char"/>
+    <w:uiPriority w:val="9"/>
+    <w:semiHidden w:val="on"/>
+    <w:unhideWhenUsed w:val="on"/>
+    <w:qFormat w:val="on"/>
+    <w:pPr>
+      <w:keepNext w:val="on"/>
+      <w:keepLines w:val="on"/>
+      <w:spacing w:before="200" w:after="0"/>
+    </w:pPr>
+    <w:rPr>
+      <w:rFonts w:asciiTheme="majorHAnsi" w:cstheme="majorBidi" w:eastAsiaTheme="majorEastAsia" w:hAnsiTheme="majorHAnsi"/>
+      <w:color w:val="404040" w:themeColor="text1" w:themeTint="bf"/>
+      <w:sz w:val="20"/>
+      <w:szCs w:val="20"/>
+    </w:rPr>
+  </w:style>
+  <w:style w:type="paragraph" w:styleId="Heading9">
+    <w:name w:val="Heading 9"/>
+    <w:basedOn w:val="Normal"/>
+    <w:next w:val="Normal"/>
+    <w:link w:val="Heading9Char"/>
+    <w:uiPriority w:val="9"/>
+    <w:semiHidden w:val="on"/>
+    <w:unhideWhenUsed w:val="on"/>
+    <w:qFormat w:val="on"/>
+    <w:pPr>
+      <w:keepNext w:val="on"/>
+      <w:keepLines w:val="on"/>
+      <w:spacing w:before="200" w:after="0"/>
+    </w:pPr>
+    <w:rPr>
+      <w:rFonts w:asciiTheme="majorHAnsi" w:cstheme="majorBidi" w:eastAsiaTheme="majorEastAsia" w:hAnsiTheme="majorHAnsi"/>
+      <w:i/>
+      <w:iCs/>
+      <w:color w:val="404040" w:themeColor="text1" w:themeTint="bf"/>
+      <w:sz w:val="20"/>
+      <w:szCs w:val="20"/>
+    </w:rPr>
+  </w:style>
+  <w:style w:type="character" w:styleId="DefaultParagraphFont">
+    <w:name w:val="Default Paragraph Font"/>
+    <w:uiPriority w:val="1"/>
+    <w:semiHidden w:val="on"/>
+    <w:unhideWhenUsed w:val="on"/>
+  </w:style>
+  <w:style w:type="table" w:styleId="NormalTable">
+    <w:name w:val="Normal Table"/>
+    <w:uiPriority w:val="99"/>
+    <w:semiHidden w:val="on"/>
+    <w:unhideWhenUsed w:val="on"/>
+    <w:qFormat w:val="on"/>
     <w:tblPr>
+      <w:tblInd w:w="0" w:type="dxa"/>
       <w:tblCellMar>
-        <w:top w:w="100.0" w:type="dxa"/>
-        <w:left w:w="100.0" w:type="dxa"/>
-        <w:bottom w:w="100.0" w:type="dxa"/>
-        <w:right w:w="100.0" w:type="dxa"/>
+        <w:top w:w="0" w:type="dxa"/>
+        <w:left w:w="108" w:type="dxa"/>
+        <w:bottom w:w="0" w:type="dxa"/>
+        <w:right w:w="108" w:type="dxa"/>
       </w:tblCellMar>
     </w:tblPr>
   </w:style>
-  <w:style w:type="paragraph" w:styleId="Normal" w:default="1">
-    <w:name w:val="normal"/>
+  <w:style w:type="numbering" w:styleId="NoList">
+    <w:name w:val="No List"/>
+    <w:uiPriority w:val="99"/>
+    <w:semiHidden w:val="on"/>
+    <w:unhideWhenUsed w:val="on"/>
+  </w:style>
+  <w:style w:type="paragraph" w:styleId="NoSpacing">
+    <w:name w:val="No Spacing"/>
+    <w:uiPriority w:val="1"/>
+    <w:qFormat w:val="on"/>
+    <w:pPr>
+      <w:spacing w:after="0" w:line="240" w:lineRule="auto"/>
+    </w:pPr>
+  </w:style>
+  <w:style w:type="character" w:customStyle="1" w:styleId="Heading1Char">
+    <w:name w:val="Heading 1 Char"/>
+    <w:basedOn w:val="DefaultParagraphFont"/>
+    <w:link w:val="Heading1"/>
+    <w:uiPriority w:val="9"/>
+    <w:rPr>
+      <w:rFonts w:asciiTheme="majorHAnsi" w:cstheme="majorBidi" w:eastAsiaTheme="majorEastAsia" w:hAnsiTheme="majorHAnsi"/>
+      <w:b/>
+      <w:bCs/>
+      <w:color w:val="376091" w:themeColor="accent1" w:themeShade="bf"/>
+      <w:sz w:val="28"/>
+      <w:szCs w:val="28"/>
+    </w:rPr>
+  </w:style>
+  <w:style w:type="character" w:customStyle="1" w:styleId="Heading2Char">
+    <w:name w:val="Heading 2 Char"/>
+    <w:basedOn w:val="DefaultParagraphFont"/>
+    <w:link w:val="Heading2"/>
+    <w:uiPriority w:val="9"/>
+    <w:rPr>
+      <w:rFonts w:asciiTheme="majorHAnsi" w:cstheme="majorBidi" w:eastAsiaTheme="majorEastAsia" w:hAnsiTheme="majorHAnsi"/>
+      <w:b/>
+      <w:bCs/>
+      <w:color w:val="4f81bd" w:themeColor="accent1"/>
+      <w:sz w:val="26"/>
+      <w:szCs w:val="26"/>
+    </w:rPr>
+  </w:style>
+  <w:style w:type="character" w:customStyle="1" w:styleId="Heading3Char">
+    <w:name w:val="Heading 3 Char"/>
+    <w:basedOn w:val="DefaultParagraphFont"/>
+    <w:link w:val="Heading3"/>
+    <w:uiPriority w:val="9"/>
+    <w:rPr>
+      <w:rFonts w:asciiTheme="majorHAnsi" w:cstheme="majorBidi" w:eastAsiaTheme="majorEastAsia" w:hAnsiTheme="majorHAnsi"/>
+      <w:b/>
+      <w:bCs/>
+      <w:color w:val="4f81bd" w:themeColor="accent1"/>
+    </w:rPr>
+  </w:style>
+  <w:style w:type="character" w:customStyle="1" w:styleId="Heading4Char">
+    <w:name w:val="Heading 4 Char"/>
+    <w:basedOn w:val="DefaultParagraphFont"/>
+    <w:link w:val="Heading4"/>
+    <w:uiPriority w:val="9"/>
+    <w:rPr>
+      <w:rFonts w:asciiTheme="majorHAnsi" w:cstheme="majorBidi" w:eastAsiaTheme="majorEastAsia" w:hAnsiTheme="majorHAnsi"/>
+      <w:b/>
+      <w:bCs/>
+      <w:i/>
+      <w:iCs/>
+      <w:color w:val="4f81bd" w:themeColor="accent1"/>
+    </w:rPr>
+  </w:style>
+  <w:style w:type="character" w:customStyle="1" w:styleId="Heading5Char">
+    <w:name w:val="Heading 5 Char"/>
+    <w:basedOn w:val="DefaultParagraphFont"/>
+    <w:link w:val="Heading5"/>
+    <w:uiPriority w:val="9"/>
+    <w:rPr>
+      <w:rFonts w:asciiTheme="majorHAnsi" w:cstheme="majorBidi" w:eastAsiaTheme="majorEastAsia" w:hAnsiTheme="majorHAnsi"/>
+      <w:color w:val="243f60" w:themeColor="accent1" w:themeShade="7f"/>
+    </w:rPr>
+  </w:style>
+  <w:style w:type="character" w:customStyle="1" w:styleId="Heading6Char">
+    <w:name w:val="Heading 6 Char"/>
+    <w:basedOn w:val="DefaultParagraphFont"/>
+    <w:link w:val="Heading6"/>
+    <w:uiPriority w:val="9"/>
+    <w:rPr>
+      <w:rFonts w:asciiTheme="majorHAnsi" w:cstheme="majorBidi" w:eastAsiaTheme="majorEastAsia" w:hAnsiTheme="majorHAnsi"/>
+      <w:i/>
+      <w:iCs/>
+      <w:color w:val="243f60" w:themeColor="accent1" w:themeShade="7f"/>
+    </w:rPr>
+  </w:style>
+  <w:style w:type="character" w:customStyle="1" w:styleId="Heading7Char">
+    <w:name w:val="Heading 7 Char"/>
+    <w:basedOn w:val="DefaultParagraphFont"/>
+    <w:link w:val="Heading7"/>
+    <w:uiPriority w:val="9"/>
+    <w:rPr>
+      <w:rFonts w:asciiTheme="majorHAnsi" w:cstheme="majorBidi" w:eastAsiaTheme="majorEastAsia" w:hAnsiTheme="majorHAnsi"/>
+      <w:i/>
+      <w:iCs/>
+      <w:color w:val="404040" w:themeColor="text1" w:themeTint="bf"/>
+    </w:rPr>
+  </w:style>
+  <w:style w:type="character" w:customStyle="1" w:styleId="Heading8Char">
+    <w:name w:val="Heading 8 Char"/>
+    <w:basedOn w:val="DefaultParagraphFont"/>
+    <w:link w:val="Heading8"/>
+    <w:uiPriority w:val="9"/>
+    <w:rPr>
+      <w:rFonts w:asciiTheme="majorHAnsi" w:cstheme="majorBidi" w:eastAsiaTheme="majorEastAsia" w:hAnsiTheme="majorHAnsi"/>
+      <w:color w:val="404040" w:themeColor="text1" w:themeTint="bf"/>
+      <w:sz w:val="20"/>
+      <w:szCs w:val="20"/>
+    </w:rPr>
+  </w:style>
+  <w:style w:type="character" w:customStyle="1" w:styleId="Heading9Char">
+    <w:name w:val="Heading 9 Char"/>
+    <w:basedOn w:val="DefaultParagraphFont"/>
+    <w:link w:val="Heading9"/>
+    <w:uiPriority w:val="9"/>
+    <w:rPr>
+      <w:rFonts w:asciiTheme="majorHAnsi" w:cstheme="majorBidi" w:eastAsiaTheme="majorEastAsia" w:hAnsiTheme="majorHAnsi"/>
+      <w:i/>
+      <w:iCs/>
+      <w:color w:val="404040" w:themeColor="text1" w:themeTint="bf"/>
+      <w:sz w:val="20"/>
+      <w:szCs w:val="20"/>
+    </w:rPr>
+  </w:style>
+  <w:style w:type="character" w:customStyle="1" w:styleId="TitleChar">
+    <w:name w:val="Title Char"/>
+    <w:basedOn w:val="DefaultParagraphFont"/>
+    <w:link w:val="Title"/>
+    <w:uiPriority w:val="10"/>
+    <w:rPr>
+      <w:rFonts w:asciiTheme="majorHAnsi" w:cstheme="majorBidi" w:eastAsiaTheme="majorEastAsia" w:hAnsiTheme="majorHAnsi"/>
+      <w:color w:val="17375d" w:themeColor="text2" w:themeShade="bf"/>
+      <w:spacing w:val="5"/>
+      <w:sz w:val="52"/>
+      <w:szCs w:val="52"/>
+    </w:rPr>
+  </w:style>
+  <w:style w:type="character" w:customStyle="1" w:styleId="SubtitleChar">
+    <w:name w:val="Subtitle Char"/>
+    <w:basedOn w:val="DefaultParagraphFont"/>
+    <w:link w:val="Subtitle"/>
+    <w:uiPriority w:val="11"/>
+    <w:rPr>
+      <w:rFonts w:asciiTheme="majorHAnsi" w:cstheme="majorBidi" w:eastAsiaTheme="majorEastAsia" w:hAnsiTheme="majorHAnsi"/>
+      <w:i/>
+      <w:iCs/>
+      <w:color w:val="4f81bd" w:themeColor="accent1"/>
+      <w:spacing w:val="15"/>
+      <w:sz w:val="24"/>
+      <w:szCs w:val="24"/>
+    </w:rPr>
+  </w:style>
+  <w:style w:type="character" w:styleId="SubtleEmphasis">
+    <w:name w:val="Subtle Emphasis"/>
+    <w:basedOn w:val="DefaultParagraphFont"/>
+    <w:uiPriority w:val="19"/>
+    <w:qFormat w:val="on"/>
+    <w:rPr>
+      <w:i/>
+      <w:iCs/>
+      <w:color w:val="808080" w:themeColor="text1" w:themeTint="7f"/>
+    </w:rPr>
+  </w:style>
+  <w:style w:type="character" w:styleId="Emphasis">
+    <w:name w:val="Emphasis"/>
+    <w:basedOn w:val="DefaultParagraphFont"/>
+    <w:uiPriority w:val="20"/>
+    <w:qFormat w:val="on"/>
+    <w:rPr>
+      <w:i/>
+      <w:iCs/>
+    </w:rPr>
+  </w:style>
+  <w:style w:type="character" w:styleId="IntenseEmphasis">
+    <w:name w:val="Intense Emphasis"/>
+    <w:basedOn w:val="DefaultParagraphFont"/>
+    <w:uiPriority w:val="21"/>
+    <w:qFormat w:val="on"/>
+    <w:rPr>
+      <w:b/>
+      <w:bCs/>
+      <w:i/>
+      <w:iCs/>
+      <w:color w:val="4f81bd" w:themeColor="accent1"/>
+    </w:rPr>
+  </w:style>
+  <w:style w:type="character" w:styleId="Strong">
+    <w:name w:val="Strong"/>
+    <w:basedOn w:val="DefaultParagraphFont"/>
+    <w:uiPriority w:val="22"/>
+    <w:qFormat w:val="on"/>
+    <w:rPr>
+      <w:b/>
+      <w:bCs/>
+    </w:rPr>
+  </w:style>
+  <w:style w:type="paragraph" w:styleId="Quote">
+    <w:name w:val="Quote"/>
+    <w:basedOn w:val="Normal"/>
+    <w:next w:val="Normal"/>
+    <w:link w:val="QuoteChar"/>
+    <w:uiPriority w:val="29"/>
+    <w:qFormat w:val="on"/>
+    <w:rPr>
+      <w:i/>
+      <w:iCs/>
+      <w:color w:val="000000" w:themeColor="text1"/>
+    </w:rPr>
+  </w:style>
+  <w:style w:type="character" w:customStyle="1" w:styleId="QuoteChar">
+    <w:name w:val="Quote Char"/>
+    <w:basedOn w:val="DefaultParagraphFont"/>
+    <w:link w:val="Quote"/>
+    <w:uiPriority w:val="29"/>
+    <w:rPr>
+      <w:i/>
+      <w:iCs/>
+      <w:color w:val="000000" w:themeColor="text1"/>
+    </w:rPr>
+  </w:style>
+  <w:style w:type="paragraph" w:styleId="IntenseQuote">
+    <w:name w:val="Intense Quote"/>
+    <w:basedOn w:val="Normal"/>
+    <w:next w:val="Normal"/>
+    <w:link w:val="IntenseQuoteChar"/>
+    <w:uiPriority w:val="30"/>
+    <w:qFormat w:val="on"/>
+    <w:pPr>
+      <w:pBdr>
+        <w:bottom w:val="single" w:color="4f81bd" w:themeColor="accent1" w:sz="4" w:space="4"/>
+      </w:pBdr>
+      <w:spacing w:before="200" w:after="280"/>
+      <w:ind w:left="936" w:right="936"/>
+    </w:pPr>
+    <w:rPr>
+      <w:b/>
+      <w:bCs/>
+      <w:i/>
+      <w:iCs/>
+      <w:color w:val="4f81bd" w:themeColor="accent1"/>
+    </w:rPr>
+  </w:style>
+  <w:style w:type="character" w:customStyle="1" w:styleId="IntenseQuoteChar">
+    <w:name w:val="Intense Quote Char"/>
+    <w:basedOn w:val="DefaultParagraphFont"/>
+    <w:link w:val="IntenseQuote"/>
+    <w:uiPriority w:val="30"/>
+    <w:rPr>
+      <w:b/>
+      <w:bCs/>
+      <w:i/>
+      <w:iCs/>
+      <w:color w:val="4f81bd" w:themeColor="accent1"/>
+    </w:rPr>
+  </w:style>
+  <w:style w:type="character" w:styleId="SubtleReference">
+    <w:name w:val="Subtle Reference"/>
+    <w:basedOn w:val="DefaultParagraphFont"/>
+    <w:uiPriority w:val="31"/>
+    <w:qFormat w:val="on"/>
+    <w:rPr>
+      <w:smallCaps/>
+      <w:color w:val="c0504d" w:themeColor="accent2"/>
+      <w:u w:val="single"/>
+    </w:rPr>
+  </w:style>
+  <w:style w:type="character" w:styleId="IntenseReference">
+    <w:name w:val="Intense Reference"/>
+    <w:basedOn w:val="DefaultParagraphFont"/>
+    <w:uiPriority w:val="32"/>
+    <w:qFormat w:val="on"/>
+    <w:rPr>
+      <w:b/>
+      <w:bCs/>
+      <w:smallCaps/>
+      <w:color w:val="c0504d" w:themeColor="accent2"/>
+      <w:spacing w:val="5"/>
+      <w:u w:val="single"/>
+    </w:rPr>
+  </w:style>
+  <w:style w:type="character" w:styleId="BookTitle">
+    <w:name w:val="Book Title"/>
+    <w:basedOn w:val="DefaultParagraphFont"/>
+    <w:uiPriority w:val="33"/>
+    <w:qFormat w:val="on"/>
+    <w:rPr>
+      <w:b/>
+      <w:bCs/>
+      <w:smallCaps/>
+      <w:spacing w:val="5"/>
+    </w:rPr>
+  </w:style>
+  <w:style w:type="paragraph" w:styleId="ListParagraph">
+    <w:name w:val="List Paragraph"/>
+    <w:basedOn w:val="Normal"/>
+    <w:uiPriority w:val="34"/>
+    <w:qFormat w:val="on"/>
+    <w:pPr>
+      <w:ind w:left="720"/>
+      <w:contextualSpacing w:val="on"/>
+    </w:pPr>
+  </w:style>
+  <w:style w:type="paragraph" w:styleId="Footnotetext">
+    <w:name w:val="Footnote text"/>
+    <w:basedOn w:val="Normal"/>
+    <w:link w:val="FootnoteTextChar"/>
+    <w:uiPriority w:val="99"/>
+    <w:semiHidden w:val="on"/>
+    <w:unhideWhenUsed w:val="on"/>
+    <w:pPr>
+      <w:spacing w:after="0" w:line="240" w:lineRule="auto"/>
+    </w:pPr>
+    <w:rPr>
+      <w:sz w:val="20"/>
+      <w:szCs w:val="20"/>
+    </w:rPr>
+  </w:style>
+  <w:style w:type="character" w:customStyle="1" w:styleId="FootnoteTextChar">
+    <w:name w:val="Footnote Text Char"/>
+    <w:basedOn w:val="DefaultParagraphFont"/>
+    <w:link w:val="Footnotetext"/>
+    <w:uiPriority w:val="99"/>
+    <w:semiHidden w:val="on"/>
+    <w:rPr>
+      <w:sz w:val="20"/>
+      <w:szCs w:val="20"/>
+    </w:rPr>
+  </w:style>
+  <w:style w:type="character" w:styleId="Footnotereference">
+    <w:name w:val="Footnote reference"/>
+    <w:basedOn w:val="DefaultParagraphFont"/>
+    <w:uiPriority w:val="99"/>
+    <w:semiHidden w:val="on"/>
+    <w:unhideWhenUsed w:val="on"/>
+    <w:rPr>
+      <w:vertAlign w:val="superscript"/>
+    </w:rPr>
+  </w:style>
+  <w:style w:type="paragraph" w:styleId="Endnotetext">
+    <w:name w:val="Endnote text"/>
+    <w:basedOn w:val="Normal"/>
+    <w:link w:val="EndnoteTextChar"/>
+    <w:uiPriority w:val="99"/>
+    <w:semiHidden w:val="on"/>
+    <w:unhideWhenUsed w:val="on"/>
+    <w:pPr>
+      <w:spacing w:after="0" w:line="240" w:lineRule="auto"/>
+    </w:pPr>
+    <w:rPr>
+      <w:sz w:val="20"/>
+      <w:szCs w:val="20"/>
+    </w:rPr>
+  </w:style>
+  <w:style w:type="character" w:customStyle="1" w:styleId="EndnoteTextChar">
+    <w:name w:val="Endnote Text Char"/>
+    <w:basedOn w:val="DefaultParagraphFont"/>
+    <w:link w:val="Endnotetext"/>
+    <w:uiPriority w:val="99"/>
+    <w:semiHidden w:val="on"/>
+    <w:rPr>
+      <w:sz w:val="20"/>
+      <w:szCs w:val="20"/>
+    </w:rPr>
+  </w:style>
+  <w:style w:type="character" w:styleId="Endnotereference">
+    <w:name w:val="Endnote reference"/>
+    <w:basedOn w:val="DefaultParagraphFont"/>
+    <w:uiPriority w:val="99"/>
+    <w:semiHidden w:val="on"/>
+    <w:unhideWhenUsed w:val="on"/>
+    <w:rPr>
+      <w:vertAlign w:val="superscript"/>
+    </w:rPr>
+  </w:style>
+  <w:style w:type="character" w:styleId="Hyperlink">
+    <w:name w:val="Hyperlink"/>
+    <w:basedOn w:val="DefaultParagraphFont"/>
+    <w:uiPriority w:val="99"/>
+    <w:unhideWhenUsed w:val="on"/>
+    <w:rPr>
+      <w:color w:val="0000ff" w:themeColor="hyperlink"/>
+      <w:u w:val="single"/>
+    </w:rPr>
+  </w:style>
+  <w:style w:type="character" w:styleId="FollowedHyperlink">
+    <w:name w:val="FollowedHyperlink"/>
+    <w:basedOn w:val="DefaultParagraphFont"/>
+    <w:uiPriority w:val="99"/>
+    <w:semiHidden w:val="on"/>
+    <w:unhideWhenUsed w:val="on"/>
+    <w:rPr>
+      <w:color w:val="800080" w:themeColor="followedHyperlink"/>
+      <w:u w:val="single"/>
+    </w:rPr>
+  </w:style>
+  <w:style w:type="paragraph" w:styleId="PlainText">
+    <w:name w:val="Plain Text"/>
+    <w:basedOn w:val="Normal"/>
+    <w:link w:val="PlainTextChar"/>
+    <w:uiPriority w:val="99"/>
+    <w:semiHidden w:val="on"/>
+    <w:unhideWhenUsed w:val="on"/>
+    <w:pPr>
+      <w:spacing w:after="0" w:line="240" w:lineRule="auto"/>
+    </w:pPr>
+    <w:rPr>
+      <w:rFonts w:ascii="Courier New" w:cs="Courier New" w:hAnsi="Courier New"/>
+      <w:sz w:val="21"/>
+      <w:szCs w:val="21"/>
+    </w:rPr>
+  </w:style>
+  <w:style w:type="character" w:customStyle="1" w:styleId="PlainTextChar">
+    <w:name w:val="Plain Text Char"/>
+    <w:basedOn w:val="DefaultParagraphFont"/>
+    <w:link w:val="PlainText"/>
+    <w:uiPriority w:val="99"/>
+    <w:rPr>
+      <w:rFonts w:ascii="Courier New" w:cs="Courier New" w:hAnsi="Courier New"/>
+      <w:sz w:val="21"/>
+      <w:szCs w:val="21"/>
+    </w:rPr>
+  </w:style>
+  <w:style w:type="paragraph" w:styleId="Header">
+    <w:name w:val="Header"/>
+    <w:basedOn w:val="Normal"/>
+    <w:link w:val="HeaderChar"/>
+    <w:uiPriority w:val="99"/>
+    <w:unhideWhenUsed w:val="on"/>
+    <w:pPr>
+      <w:spacing w:after="0" w:line="240" w:lineRule="auto"/>
+    </w:pPr>
+  </w:style>
+  <w:style w:type="character" w:customStyle="1" w:styleId="HeaderChar">
+    <w:name w:val="Header Char"/>
+    <w:basedOn w:val="DefaultParagraphFont"/>
+    <w:link w:val="Header"/>
+    <w:uiPriority w:val="99"/>
+  </w:style>
+  <w:style w:type="paragraph" w:styleId="Footer">
+    <w:name w:val="Footer"/>
+    <w:basedOn w:val="Normal"/>
+    <w:link w:val="FooterChar"/>
+    <w:uiPriority w:val="99"/>
+    <w:unhideWhenUsed w:val="on"/>
+    <w:pPr>
+      <w:spacing w:after="0" w:line="240" w:lineRule="auto"/>
+    </w:pPr>
+  </w:style>
+  <w:style w:type="character" w:customStyle="1" w:styleId="FooterChar">
+    <w:name w:val="Footer Char"/>
+    <w:basedOn w:val="DefaultParagraphFont"/>
+    <w:link w:val="Footer"/>
+    <w:uiPriority w:val="99"/>
+  </w:style>
+  <w:style w:type="paragraph" w:styleId="Caption">
+    <w:name w:val="Caption"/>
+    <w:basedOn w:val="Normal"/>
+    <w:next w:val="Normal"/>
+    <w:uiPriority w:val="35"/>
+    <w:unhideWhenUsed w:val="on"/>
+    <w:qFormat w:val="on"/>
+    <w:pPr>
+      <w:spacing w:after="200" w:line="240" w:lineRule="auto"/>
+    </w:pPr>
+    <w:rPr>
+      <w:i/>
+      <w:iCs/>
+      <w:color w:val="1f497d" w:themeColor="text2"/>
+      <w:sz w:val="18"/>
+      <w:szCs w:val="18"/>
+    </w:rPr>
+  </w:style>
+  <w:style w:type="table" w:default="1" w:styleId="TableNormal">
+    <w:name w:val="TableNormal"/>
+    <w:uiPriority w:val="99"/>
+    <w:tblPr>
+      <w:tblCellMar>
+        <w:top w:w="100" w:type="dxa"/>
+        <w:left w:w="100" w:type="dxa"/>
+        <w:bottom w:w="100" w:type="dxa"/>
+        <w:right w:w="100" w:type="dxa"/>
+      </w:tblCellMar>
+    </w:tblPr>
+  </w:style>
+  <w:style w:type="paragraph" w:default="1" w:styleId="Normal">
+    <w:name w:val="Normal"/>
+    <w:uiPriority w:val="99"/>
   </w:style>
   <w:style w:type="paragraph" w:styleId="Heading1">
-    <w:name w:val="heading 1"/>
+    <w:name w:val="Heading 1"/>
     <w:basedOn w:val="Normal"/>
     <w:next w:val="Normal"/>
+    <w:uiPriority w:val="99"/>
     <w:pPr>
-      <w:keepNext w:val="1"/>
-      <w:keepLines w:val="1"/>
-      <w:pageBreakBefore w:val="0"/>
-      <w:spacing w:after="120" w:before="400" w:lineRule="auto"/>
+      <w:keepNext w:val="on"/>
+      <w:keepLines w:val="on"/>
+      <w:pageBreakBefore w:val="off"/>
+      <w:spacing w:before="400" w:after="120"/>
     </w:pPr>
     <w:rPr>
       <w:sz w:val="40"/>
@@ -2867,49 +5112,52 @@
     </w:rPr>
   </w:style>
   <w:style w:type="paragraph" w:styleId="Heading2">
-    <w:name w:val="heading 2"/>
+    <w:name w:val="Heading 2"/>
     <w:basedOn w:val="Normal"/>
     <w:next w:val="Normal"/>
+    <w:uiPriority w:val="99"/>
     <w:pPr>
-      <w:keepNext w:val="1"/>
-      <w:keepLines w:val="1"/>
-      <w:pageBreakBefore w:val="0"/>
-      <w:spacing w:after="120" w:before="360" w:lineRule="auto"/>
+      <w:keepNext w:val="on"/>
+      <w:keepLines w:val="on"/>
+      <w:pageBreakBefore w:val="off"/>
+      <w:spacing w:before="360" w:after="120"/>
     </w:pPr>
     <w:rPr>
-      <w:b w:val="0"/>
-      <w:bCs w:val="0"/>
+      <w:b w:val="off"/>
+      <w:bCs w:val="off"/>
       <w:sz w:val="32"/>
       <w:szCs w:val="32"/>
     </w:rPr>
   </w:style>
   <w:style w:type="paragraph" w:styleId="Heading3">
-    <w:name w:val="heading 3"/>
+    <w:name w:val="Heading 3"/>
     <w:basedOn w:val="Normal"/>
     <w:next w:val="Normal"/>
+    <w:uiPriority w:val="99"/>
     <w:pPr>
-      <w:keepNext w:val="1"/>
-      <w:keepLines w:val="1"/>
-      <w:pageBreakBefore w:val="0"/>
-      <w:spacing w:after="80" w:before="320" w:lineRule="auto"/>
+      <w:keepNext w:val="on"/>
+      <w:keepLines w:val="on"/>
+      <w:pageBreakBefore w:val="off"/>
+      <w:spacing w:before="320" w:after="80"/>
     </w:pPr>
     <w:rPr>
-      <w:b w:val="0"/>
-      <w:bCs w:val="0"/>
+      <w:b w:val="off"/>
+      <w:bCs w:val="off"/>
       <w:color w:val="434343"/>
       <w:sz w:val="28"/>
       <w:szCs w:val="28"/>
     </w:rPr>
   </w:style>
   <w:style w:type="paragraph" w:styleId="Heading4">
-    <w:name w:val="heading 4"/>
+    <w:name w:val="Heading 4"/>
     <w:basedOn w:val="Normal"/>
     <w:next w:val="Normal"/>
+    <w:uiPriority w:val="99"/>
     <w:pPr>
-      <w:keepNext w:val="1"/>
-      <w:keepLines w:val="1"/>
-      <w:pageBreakBefore w:val="0"/>
-      <w:spacing w:after="80" w:before="280" w:lineRule="auto"/>
+      <w:keepNext w:val="on"/>
+      <w:keepLines w:val="on"/>
+      <w:pageBreakBefore w:val="off"/>
+      <w:spacing w:before="280" w:after="80"/>
     </w:pPr>
     <w:rPr>
       <w:color w:val="666666"/>
@@ -2918,14 +5166,15 @@
     </w:rPr>
   </w:style>
   <w:style w:type="paragraph" w:styleId="Heading5">
-    <w:name w:val="heading 5"/>
+    <w:name w:val="Heading 5"/>
     <w:basedOn w:val="Normal"/>
     <w:next w:val="Normal"/>
+    <w:uiPriority w:val="99"/>
     <w:pPr>
-      <w:keepNext w:val="1"/>
-      <w:keepLines w:val="1"/>
-      <w:pageBreakBefore w:val="0"/>
-      <w:spacing w:after="80" w:before="240" w:lineRule="auto"/>
+      <w:keepNext w:val="on"/>
+      <w:keepLines w:val="on"/>
+      <w:pageBreakBefore w:val="off"/>
+      <w:spacing w:before="240" w:after="80"/>
     </w:pPr>
     <w:rPr>
       <w:color w:val="666666"/>
@@ -2934,18 +5183,19 @@
     </w:rPr>
   </w:style>
   <w:style w:type="paragraph" w:styleId="Heading6">
-    <w:name w:val="heading 6"/>
+    <w:name w:val="Heading 6"/>
     <w:basedOn w:val="Normal"/>
     <w:next w:val="Normal"/>
+    <w:uiPriority w:val="99"/>
     <w:pPr>
-      <w:keepNext w:val="1"/>
-      <w:keepLines w:val="1"/>
-      <w:pageBreakBefore w:val="0"/>
-      <w:spacing w:after="80" w:before="240" w:lineRule="auto"/>
+      <w:keepNext w:val="on"/>
+      <w:keepLines w:val="on"/>
+      <w:pageBreakBefore w:val="off"/>
+      <w:spacing w:before="240" w:after="80"/>
     </w:pPr>
     <w:rPr>
-      <w:i w:val="1"/>
-      <w:iCs w:val="1"/>
+      <w:i/>
+      <w:iCs/>
       <w:color w:val="666666"/>
       <w:sz w:val="22"/>
       <w:szCs w:val="22"/>
@@ -2955,11 +5205,12 @@
     <w:name w:val="Title"/>
     <w:basedOn w:val="Normal"/>
     <w:next w:val="Normal"/>
+    <w:uiPriority w:val="99"/>
     <w:pPr>
-      <w:keepNext w:val="1"/>
-      <w:keepLines w:val="1"/>
-      <w:pageBreakBefore w:val="0"/>
-      <w:spacing w:after="60" w:before="0" w:lineRule="auto"/>
+      <w:keepNext w:val="on"/>
+      <w:keepLines w:val="on"/>
+      <w:pageBreakBefore w:val="off"/>
+      <w:spacing w:before="0" w:after="60"/>
     </w:pPr>
     <w:rPr>
       <w:sz w:val="52"/>
@@ -2970,30 +5221,32 @@
     <w:name w:val="Subtitle"/>
     <w:basedOn w:val="Normal"/>
     <w:next w:val="Normal"/>
+    <w:uiPriority w:val="99"/>
     <w:pPr>
-      <w:keepNext w:val="1"/>
-      <w:keepLines w:val="1"/>
-      <w:pageBreakBefore w:val="0"/>
-      <w:spacing w:after="320" w:before="0" w:lineRule="auto"/>
+      <w:keepNext w:val="on"/>
+      <w:keepLines w:val="on"/>
+      <w:pageBreakBefore w:val="off"/>
+      <w:spacing w:before="0" w:after="320"/>
     </w:pPr>
     <w:rPr>
       <w:rFonts w:ascii="Arial" w:cs="Arial" w:eastAsia="Arial" w:hAnsi="Arial"/>
-      <w:i w:val="0"/>
-      <w:iCs w:val="0"/>
+      <w:i w:val="off"/>
+      <w:iCs w:val="off"/>
       <w:color w:val="666666"/>
       <w:sz w:val="30"/>
       <w:szCs w:val="30"/>
     </w:rPr>
   </w:style>
   <w:style w:type="table" w:styleId="Table1">
+    <w:name w:val="Table1"/>
     <w:basedOn w:val="TableNormal"/>
+    <w:uiPriority w:val="99"/>
     <w:tblPr>
       <w:tblStyleRowBandSize w:val="1"/>
       <w:tblStyleColBandSize w:val="1"/>
-      <w:tblCellMar/>
     </w:tblPr>
     <w:tcPr>
-      <w:shd w:fill="181a1b" w:val="clear"/>
+      <w:shd w:val="clear" w:fill="181a1b"/>
     </w:tcPr>
   </w:style>
 </w:styles>
@@ -3045,71 +5298,67 @@
         <a:latin typeface="Calibri"/>
         <a:ea typeface=""/>
         <a:cs typeface=""/>
-        <a:font script="Jpan" typeface="ＭＳ ゴシック"/>
+        <a:font script="Arab" typeface="Times New Roman"/>
+        <a:font script="Beng" typeface="Vrinda"/>
+        <a:font script="Cher" typeface="Plantagenet Cherokee"/>
+        <a:font script="Deva" typeface="Mangal"/>
+        <a:font script="Ethi" typeface="Nyala"/>
+        <a:font script="Geor" typeface="Sylfaen"/>
+        <a:font script="Gujr" typeface="Shruti"/>
+        <a:font script="Guru" typeface="Raavi"/>
         <a:font script="Hang" typeface="맑은 고딕"/>
+        <a:font script="Hebr" typeface="Times New Roman"/>
+        <a:font script="Knda" typeface="Tunga"/>
+        <a:font script="Khmr" typeface="MoolBoran"/>
+        <a:font script="Laoo" typeface="DokChampa"/>
+        <a:font script="Mlym" typeface="Kartika"/>
+        <a:font script="Mong" typeface="Mongolian Baiti"/>
+        <a:font script="Orya" typeface="Kalinga"/>
+        <a:font script="Sinh" typeface="Iskoola Pota"/>
+        <a:font script="Syrc" typeface="Estrangelo Edessa"/>
+        <a:font script="Taml" typeface="Latha"/>
+        <a:font script="Telu" typeface="Gautami"/>
+        <a:font script="Thaa" typeface="MV Boli"/>
+        <a:font script="Thai" typeface="Angsana New"/>
+        <a:font script="Tibt" typeface="Microsoft Himalaya"/>
+        <a:font script="Cans" typeface="Euphemia"/>
+        <a:font script="Yiii" typeface="Microsoft Yi Baiti"/>
         <a:font script="Hans" typeface="宋体"/>
         <a:font script="Hant" typeface="新細明體"/>
-        <a:font script="Arab" typeface="Times New Roman"/>
-        <a:font script="Hebr" typeface="Times New Roman"/>
-        <a:font script="Thai" typeface="Angsana New"/>
-        <a:font script="Ethi" typeface="Nyala"/>
-        <a:font script="Beng" typeface="Vrinda"/>
-        <a:font script="Gujr" typeface="Shruti"/>
-        <a:font script="Khmr" typeface="MoolBoran"/>
-        <a:font script="Knda" typeface="Tunga"/>
-        <a:font script="Guru" typeface="Raavi"/>
-        <a:font script="Cans" typeface="Euphemia"/>
-        <a:font script="Cher" typeface="Plantagenet Cherokee"/>
-        <a:font script="Yiii" typeface="Microsoft Yi Baiti"/>
-        <a:font script="Tibt" typeface="Microsoft Himalaya"/>
-        <a:font script="Thaa" typeface="MV Boli"/>
-        <a:font script="Deva" typeface="Mangal"/>
-        <a:font script="Telu" typeface="Gautami"/>
-        <a:font script="Taml" typeface="Latha"/>
-        <a:font script="Syrc" typeface="Estrangelo Edessa"/>
-        <a:font script="Orya" typeface="Kalinga"/>
-        <a:font script="Mlym" typeface="Kartika"/>
-        <a:font script="Laoo" typeface="DokChampa"/>
-        <a:font script="Sinh" typeface="Iskoola Pota"/>
-        <a:font script="Mong" typeface="Mongolian Baiti"/>
-        <a:font script="Viet" typeface="Times New Roman"/>
-        <a:font script="Uigh" typeface="Microsoft Uighur"/>
-        <a:font script="Geor" typeface="Sylfaen"/>
+        <a:font script="Jpan" typeface="ＭＳ ゴシック"/>
       </a:majorFont>
       <a:minorFont>
         <a:latin typeface="Cambria"/>
         <a:ea typeface=""/>
         <a:cs typeface=""/>
-        <a:font script="Jpan" typeface="ＭＳ 明朝"/>
+        <a:font script="Arab" typeface="Arial"/>
+        <a:font script="Beng" typeface="Vrinda"/>
+        <a:font script="Cher" typeface="Plantagenet Cherokee"/>
+        <a:font script="Deva" typeface="Mangal"/>
+        <a:font script="Ethi" typeface="Nyala"/>
+        <a:font script="Geor" typeface="Sylfaen"/>
+        <a:font script="Gujr" typeface="Shruti"/>
+        <a:font script="Guru" typeface="Raavi"/>
         <a:font script="Hang" typeface="맑은 고딕"/>
+        <a:font script="Hebr" typeface="Arial"/>
+        <a:font script="Knda" typeface="Tunga"/>
+        <a:font script="Khmr" typeface="DaunPenh"/>
+        <a:font script="Laoo" typeface="DokChampa"/>
+        <a:font script="Mlym" typeface="Kartika"/>
+        <a:font script="Mong" typeface="Mongolian Baiti"/>
+        <a:font script="Orya" typeface="Kalinga"/>
+        <a:font script="Sinh" typeface="Iskoola Pota"/>
+        <a:font script="Syrc" typeface="Estrangelo Edessa"/>
+        <a:font script="Taml" typeface="Latha"/>
+        <a:font script="Telu" typeface="Gautami"/>
+        <a:font script="Thaa" typeface="MV Boli"/>
+        <a:font script="Thai" typeface="Cordia New"/>
+        <a:font script="Tibt" typeface="Microsoft Himalaya"/>
+        <a:font script="Cans" typeface="Euphemia"/>
+        <a:font script="Yiii" typeface="Microsoft Yi Baiti"/>
         <a:font script="Hans" typeface="宋体"/>
         <a:font script="Hant" typeface="新細明體"/>
-        <a:font script="Arab" typeface="Arial"/>
-        <a:font script="Hebr" typeface="Arial"/>
-        <a:font script="Thai" typeface="Cordia New"/>
-        <a:font script="Ethi" typeface="Nyala"/>
-        <a:font script="Beng" typeface="Vrinda"/>
-        <a:font script="Gujr" typeface="Shruti"/>
-        <a:font script="Khmr" typeface="DaunPenh"/>
-        <a:font script="Knda" typeface="Tunga"/>
-        <a:font script="Guru" typeface="Raavi"/>
-        <a:font script="Cans" typeface="Euphemia"/>
-        <a:font script="Cher" typeface="Plantagenet Cherokee"/>
-        <a:font script="Yiii" typeface="Microsoft Yi Baiti"/>
-        <a:font script="Tibt" typeface="Microsoft Himalaya"/>
-        <a:font script="Thaa" typeface="MV Boli"/>
-        <a:font script="Deva" typeface="Mangal"/>
-        <a:font script="Telu" typeface="Gautami"/>
-        <a:font script="Taml" typeface="Latha"/>
-        <a:font script="Syrc" typeface="Estrangelo Edessa"/>
-        <a:font script="Orya" typeface="Kalinga"/>
-        <a:font script="Mlym" typeface="Kartika"/>
-        <a:font script="Laoo" typeface="DokChampa"/>
-        <a:font script="Sinh" typeface="Iskoola Pota"/>
-        <a:font script="Mong" typeface="Mongolian Baiti"/>
-        <a:font script="Viet" typeface="Arial"/>
-        <a:font script="Uigh" typeface="Microsoft Uighur"/>
-        <a:font script="Geor" typeface="Sylfaen"/>
+        <a:font script="Jpan" typeface="ＭＳ 明朝"/>
       </a:minorFont>
     </a:fontScheme>
     <a:fmtScheme name="Office">
@@ -3275,46 +5524,7 @@
       </a:bgFillStyleLst>
     </a:fmtScheme>
   </a:themeElements>
-  <a:objectDefaults>
-    <a:spDef>
-      <a:spPr/>
-      <a:bodyPr/>
-      <a:lstStyle/>
-      <a:style>
-        <a:lnRef idx="1">
-          <a:schemeClr val="accent1"/>
-        </a:lnRef>
-        <a:fillRef idx="3">
-          <a:schemeClr val="accent1"/>
-        </a:fillRef>
-        <a:effectRef idx="2">
-          <a:schemeClr val="accent1"/>
-        </a:effectRef>
-        <a:fontRef idx="minor">
-          <a:schemeClr val="lt1"/>
-        </a:fontRef>
-      </a:style>
-    </a:spDef>
-    <a:lnDef>
-      <a:spPr/>
-      <a:bodyPr/>
-      <a:lstStyle/>
-      <a:style>
-        <a:lnRef idx="2">
-          <a:schemeClr val="accent1"/>
-        </a:lnRef>
-        <a:fillRef idx="0">
-          <a:schemeClr val="accent1"/>
-        </a:fillRef>
-        <a:effectRef idx="1">
-          <a:schemeClr val="accent1"/>
-        </a:effectRef>
-        <a:fontRef idx="minor">
-          <a:schemeClr val="tx1"/>
-        </a:fontRef>
-      </a:style>
-    </a:lnDef>
-  </a:objectDefaults>
+  <a:objectDefaults/>
   <a:extraClrSchemeLst/>
 </a:theme>
 </file>